--- a/CLAUDE.MD.docx
+++ b/CLAUDE.MD.docx
@@ -3,130 +3,5985 @@
 <w:document xmlns:wpc="http://schemas.microsoft.com/office/word/2010/wordprocessingCanvas" xmlns:cx="http://schemas.microsoft.com/office/drawing/2014/chartex" xmlns:cx1="http://schemas.microsoft.com/office/drawing/2015/9/8/chartex" xmlns:cx2="http://schemas.microsoft.com/office/drawing/2015/10/21/chartex" xmlns:cx3="http://schemas.microsoft.com/office/drawing/2016/5/9/chartex" xmlns:cx4="http://schemas.microsoft.com/office/drawing/2016/5/10/chartex" xmlns:cx5="http://schemas.microsoft.com/office/drawing/2016/5/11/chartex" xmlns:cx6="http://schemas.microsoft.com/office/drawing/2016/5/12/chartex" xmlns:cx7="http://schemas.microsoft.com/office/drawing/2016/5/13/chartex" xmlns:cx8="http://schemas.microsoft.com/office/drawing/2016/5/14/chartex" xmlns:mc="http://schemas.openxmlformats.org/markup-compatibility/2006" xmlns:aink="http://schemas.microsoft.com/office/drawing/2016/ink" xmlns:am3d="http://schemas.microsoft.com/office/drawing/2017/model3d" xmlns:o="urn:schemas-microsoft-com:office:office" xmlns:r="http://schemas.openxmlformats.org/officeDocument/2006/relationships" xmlns:m="http://schemas.openxmlformats.org/officeDocument/2006/math" xmlns:v="urn:schemas-microsoft-com:vml" xmlns:wp14="http://schemas.microsoft.com/office/word/2010/wordprocessingDrawing" xmlns:wp="http://schemas.openxmlformats.org/drawingml/2006/wordprocessingDrawing" xmlns:w10="urn:schemas-microsoft-com:office:word" xmlns:w="http://schemas.openxmlformats.org/wordprocessingml/2006/main" xmlns:w14="http://schemas.microsoft.com/office/word/2010/wordml" xmlns:w15="http://schemas.microsoft.com/office/word/2012/wordml" xmlns:w16cex="http://schemas.microsoft.com/office/word/2018/wordml/cex" xmlns:w16cid="http://schemas.microsoft.com/office/word/2016/wordml/cid" xmlns:w16="http://schemas.microsoft.com/office/word/2018/wordml" xmlns:w16sdtdh="http://schemas.microsoft.com/office/word/2020/wordml/sdtdatahash" xmlns:w16se="http://schemas.microsoft.com/office/word/2015/wordml/symex" xmlns:wpg="http://schemas.microsoft.com/office/word/2010/wordprocessingGroup" xmlns:wpi="http://schemas.microsoft.com/office/word/2010/wordprocessingInk" xmlns:wne="http://schemas.microsoft.com/office/word/2006/wordml" xmlns:wps="http://schemas.microsoft.com/office/word/2010/wordprocessingShape" mc:Ignorable="w14 w15 w16se w16cid w16 w16cex w16sdtdh wp14">
   <w:body>
     <w:p>
-      <w:r>
-        <w:t>CLAUDE.md</w:t>
+      <w:pPr>
+        <w:shd w:val="clear" w:color="auto" w:fill="FFFFFF"/>
+        <w:spacing w:line="270" w:lineRule="atLeast"/>
+        <w:rPr>
+          <w:rFonts w:ascii="Menlo" w:eastAsia="Times New Roman" w:hAnsi="Menlo" w:cs="Menlo"/>
+          <w:color w:val="000000"/>
+          <w:sz w:val="18"/>
+          <w:szCs w:val="18"/>
+          <w:lang w:eastAsia="ru-RU"/>
+        </w:rPr>
+      </w:pPr>
+      <w:r>
+        <w:rPr>
+          <w:rFonts w:ascii="Menlo" w:eastAsia="Times New Roman" w:hAnsi="Menlo" w:cs="Menlo"/>
+          <w:b/>
+          <w:bCs/>
+          <w:color w:val="800000"/>
+          <w:sz w:val="18"/>
+          <w:szCs w:val="18"/>
+          <w:lang w:eastAsia="ru-RU"/>
+        </w:rPr>
+        <w:t># Karpathy Guidelines — правила написания кода</w:t>
+      </w:r>
+    </w:p>
+    <w:p>
+      <w:pPr>
+        <w:shd w:val="clear" w:color="auto" w:fill="FFFFFF"/>
+        <w:spacing w:line="270" w:lineRule="atLeast"/>
+        <w:rPr>
+          <w:rFonts w:ascii="Menlo" w:eastAsia="Times New Roman" w:hAnsi="Menlo" w:cs="Menlo"/>
+          <w:color w:val="000000"/>
+          <w:sz w:val="18"/>
+          <w:szCs w:val="18"/>
+          <w:lang w:eastAsia="ru-RU"/>
+        </w:rPr>
+      </w:pPr>
+    </w:p>
+    <w:p>
+      <w:pPr>
+        <w:shd w:val="clear" w:color="auto" w:fill="FFFFFF"/>
+        <w:spacing w:line="270" w:lineRule="atLeast"/>
+        <w:rPr>
+          <w:rFonts w:ascii="Menlo" w:eastAsia="Times New Roman" w:hAnsi="Menlo" w:cs="Menlo"/>
+          <w:color w:val="000000"/>
+          <w:sz w:val="18"/>
+          <w:szCs w:val="18"/>
+          <w:lang w:eastAsia="ru-RU"/>
+        </w:rPr>
+      </w:pPr>
+      <w:r>
+        <w:rPr>
+          <w:rFonts w:ascii="Menlo" w:eastAsia="Times New Roman" w:hAnsi="Menlo" w:cs="Menlo"/>
+          <w:color w:val="0451A5"/>
+          <w:sz w:val="18"/>
+          <w:szCs w:val="18"/>
+          <w:lang w:eastAsia="ru-RU"/>
+        </w:rPr>
+        <w:t>&gt;</w:t>
+      </w:r>
+      <w:r>
+        <w:rPr>
+          <w:rFonts w:ascii="Menlo" w:eastAsia="Times New Roman" w:hAnsi="Menlo" w:cs="Menlo"/>
+          <w:color w:val="000000"/>
+          <w:sz w:val="18"/>
+          <w:szCs w:val="18"/>
+          <w:lang w:eastAsia="ru-RU"/>
+        </w:rPr>
+        <w:t xml:space="preserve"> Источник: [</w:t>
+      </w:r>
+      <w:r>
+        <w:rPr>
+          <w:rFonts w:ascii="Menlo" w:eastAsia="Times New Roman" w:hAnsi="Menlo" w:cs="Menlo"/>
+          <w:color w:val="A31515"/>
+          <w:sz w:val="18"/>
+          <w:szCs w:val="18"/>
+          <w:lang w:eastAsia="ru-RU"/>
+        </w:rPr>
+        <w:t>multica-ai/andrej-karpathy-skills</w:t>
+      </w:r>
+      <w:r>
+        <w:rPr>
+          <w:rFonts w:ascii="Menlo" w:eastAsia="Times New Roman" w:hAnsi="Menlo" w:cs="Menlo"/>
+          <w:color w:val="000000"/>
+          <w:sz w:val="18"/>
+          <w:szCs w:val="18"/>
+          <w:lang w:eastAsia="ru-RU"/>
+        </w:rPr>
+        <w:t>](</w:t>
+      </w:r>
+      <w:r>
+        <w:rPr>
+          <w:rFonts w:ascii="Menlo" w:eastAsia="Times New Roman" w:hAnsi="Menlo" w:cs="Menlo"/>
+          <w:color w:val="000000"/>
+          <w:sz w:val="18"/>
+          <w:szCs w:val="18"/>
+          <w:u w:val="single"/>
+          <w:lang w:eastAsia="ru-RU"/>
+        </w:rPr>
+        <w:t>https://github.com/multica-ai/andrej-karpathy-skills/blob/main/skills/karpathy-guidelines/SKILL.md</w:t>
+      </w:r>
+      <w:r>
+        <w:rPr>
+          <w:rFonts w:ascii="Menlo" w:eastAsia="Times New Roman" w:hAnsi="Menlo" w:cs="Menlo"/>
+          <w:color w:val="000000"/>
+          <w:sz w:val="18"/>
+          <w:szCs w:val="18"/>
+          <w:lang w:eastAsia="ru-RU"/>
+        </w:rPr>
+        <w:t>)</w:t>
+      </w:r>
+    </w:p>
+    <w:p>
+      <w:pPr>
+        <w:shd w:val="clear" w:color="auto" w:fill="FFFFFF"/>
+        <w:spacing w:line="270" w:lineRule="atLeast"/>
+        <w:rPr>
+          <w:rFonts w:ascii="Menlo" w:eastAsia="Times New Roman" w:hAnsi="Menlo" w:cs="Menlo"/>
+          <w:color w:val="000000"/>
+          <w:sz w:val="18"/>
+          <w:szCs w:val="18"/>
+          <w:lang w:eastAsia="ru-RU"/>
+        </w:rPr>
+      </w:pPr>
+      <w:r>
+        <w:rPr>
+          <w:rFonts w:ascii="Menlo" w:eastAsia="Times New Roman" w:hAnsi="Menlo" w:cs="Menlo"/>
+          <w:color w:val="0451A5"/>
+          <w:sz w:val="18"/>
+          <w:szCs w:val="18"/>
+          <w:lang w:eastAsia="ru-RU"/>
+        </w:rPr>
+        <w:t>&gt;</w:t>
+      </w:r>
+      <w:r>
+        <w:rPr>
+          <w:rFonts w:ascii="Menlo" w:eastAsia="Times New Roman" w:hAnsi="Menlo" w:cs="Menlo"/>
+          <w:color w:val="000000"/>
+          <w:sz w:val="18"/>
+          <w:szCs w:val="18"/>
+          <w:lang w:eastAsia="ru-RU"/>
+        </w:rPr>
+        <w:t xml:space="preserve"> Эти правила применяются ко всему коду в репозитории. При конфликте с другими инструкциями — эти правила в приоритете.</w:t>
+      </w:r>
+    </w:p>
+    <w:p>
+      <w:pPr>
+        <w:shd w:val="clear" w:color="auto" w:fill="FFFFFF"/>
+        <w:spacing w:line="270" w:lineRule="atLeast"/>
+        <w:rPr>
+          <w:rFonts w:ascii="Menlo" w:eastAsia="Times New Roman" w:hAnsi="Menlo" w:cs="Menlo"/>
+          <w:color w:val="000000"/>
+          <w:sz w:val="18"/>
+          <w:szCs w:val="18"/>
+          <w:lang w:eastAsia="ru-RU"/>
+        </w:rPr>
+      </w:pPr>
+    </w:p>
+    <w:p>
+      <w:pPr>
+        <w:shd w:val="clear" w:color="auto" w:fill="FFFFFF"/>
+        <w:spacing w:line="270" w:lineRule="atLeast"/>
+        <w:rPr>
+          <w:rFonts w:ascii="Menlo" w:eastAsia="Times New Roman" w:hAnsi="Menlo" w:cs="Menlo"/>
+          <w:color w:val="000000"/>
+          <w:sz w:val="18"/>
+          <w:szCs w:val="18"/>
+          <w:lang w:eastAsia="ru-RU"/>
+        </w:rPr>
+      </w:pPr>
+      <w:r>
+        <w:rPr>
+          <w:rFonts w:ascii="Menlo" w:eastAsia="Times New Roman" w:hAnsi="Menlo" w:cs="Menlo"/>
+          <w:b/>
+          <w:bCs/>
+          <w:color w:val="800000"/>
+          <w:sz w:val="18"/>
+          <w:szCs w:val="18"/>
+          <w:lang w:eastAsia="ru-RU"/>
+        </w:rPr>
+        <w:t>## 1. Think Before Coding</w:t>
+      </w:r>
+    </w:p>
+    <w:p>
+      <w:pPr>
+        <w:shd w:val="clear" w:color="auto" w:fill="FFFFFF"/>
+        <w:spacing w:line="270" w:lineRule="atLeast"/>
+        <w:rPr>
+          <w:rFonts w:ascii="Menlo" w:eastAsia="Times New Roman" w:hAnsi="Menlo" w:cs="Menlo"/>
+          <w:color w:val="000000"/>
+          <w:sz w:val="18"/>
+          <w:szCs w:val="18"/>
+          <w:lang w:eastAsia="ru-RU"/>
+        </w:rPr>
+      </w:pPr>
+      <w:r>
+        <w:rPr>
+          <w:rFonts w:ascii="Menlo" w:eastAsia="Times New Roman" w:hAnsi="Menlo" w:cs="Menlo"/>
+          <w:b/>
+          <w:bCs/>
+          <w:color w:val="000080"/>
+          <w:sz w:val="18"/>
+          <w:szCs w:val="18"/>
+          <w:lang w:eastAsia="ru-RU"/>
+        </w:rPr>
+        <w:t>**Не предполагай. Не скрывай замешательство. Выноси допущения на поверхность.**</w:t>
+      </w:r>
+    </w:p>
+    <w:p>
+      <w:pPr>
+        <w:shd w:val="clear" w:color="auto" w:fill="FFFFFF"/>
+        <w:spacing w:line="270" w:lineRule="atLeast"/>
+        <w:rPr>
+          <w:rFonts w:ascii="Menlo" w:eastAsia="Times New Roman" w:hAnsi="Menlo" w:cs="Menlo"/>
+          <w:color w:val="000000"/>
+          <w:sz w:val="18"/>
+          <w:szCs w:val="18"/>
+          <w:lang w:eastAsia="ru-RU"/>
+        </w:rPr>
+      </w:pPr>
+      <w:r>
+        <w:rPr>
+          <w:rFonts w:ascii="Menlo" w:eastAsia="Times New Roman" w:hAnsi="Menlo" w:cs="Menlo"/>
+          <w:color w:val="0451A5"/>
+          <w:sz w:val="18"/>
+          <w:szCs w:val="18"/>
+          <w:lang w:eastAsia="ru-RU"/>
+        </w:rPr>
+        <w:t>-</w:t>
+      </w:r>
+      <w:r>
+        <w:rPr>
+          <w:rFonts w:ascii="Menlo" w:eastAsia="Times New Roman" w:hAnsi="Menlo" w:cs="Menlo"/>
+          <w:color w:val="000000"/>
+          <w:sz w:val="18"/>
+          <w:szCs w:val="18"/>
+          <w:lang w:eastAsia="ru-RU"/>
+        </w:rPr>
+        <w:t xml:space="preserve"> Явно называй допущения. При неуверенности — спрашивай.</w:t>
+      </w:r>
+    </w:p>
+    <w:p>
+      <w:pPr>
+        <w:shd w:val="clear" w:color="auto" w:fill="FFFFFF"/>
+        <w:spacing w:line="270" w:lineRule="atLeast"/>
+        <w:rPr>
+          <w:rFonts w:ascii="Menlo" w:eastAsia="Times New Roman" w:hAnsi="Menlo" w:cs="Menlo"/>
+          <w:color w:val="000000"/>
+          <w:sz w:val="18"/>
+          <w:szCs w:val="18"/>
+          <w:lang w:eastAsia="ru-RU"/>
+        </w:rPr>
+      </w:pPr>
+      <w:r>
+        <w:rPr>
+          <w:rFonts w:ascii="Menlo" w:eastAsia="Times New Roman" w:hAnsi="Menlo" w:cs="Menlo"/>
+          <w:color w:val="0451A5"/>
+          <w:sz w:val="18"/>
+          <w:szCs w:val="18"/>
+          <w:lang w:eastAsia="ru-RU"/>
+        </w:rPr>
+        <w:t>-</w:t>
+      </w:r>
+      <w:r>
+        <w:rPr>
+          <w:rFonts w:ascii="Menlo" w:eastAsia="Times New Roman" w:hAnsi="Menlo" w:cs="Menlo"/>
+          <w:color w:val="000000"/>
+          <w:sz w:val="18"/>
+          <w:szCs w:val="18"/>
+          <w:lang w:eastAsia="ru-RU"/>
+        </w:rPr>
+        <w:t xml:space="preserve"> При нескольких интерпретациях — перечисли их, не выбирай молча.</w:t>
+      </w:r>
+    </w:p>
+    <w:p>
+      <w:pPr>
+        <w:shd w:val="clear" w:color="auto" w:fill="FFFFFF"/>
+        <w:spacing w:line="270" w:lineRule="atLeast"/>
+        <w:rPr>
+          <w:rFonts w:ascii="Menlo" w:eastAsia="Times New Roman" w:hAnsi="Menlo" w:cs="Menlo"/>
+          <w:color w:val="000000"/>
+          <w:sz w:val="18"/>
+          <w:szCs w:val="18"/>
+          <w:lang w:eastAsia="ru-RU"/>
+        </w:rPr>
+      </w:pPr>
+      <w:r>
+        <w:rPr>
+          <w:rFonts w:ascii="Menlo" w:eastAsia="Times New Roman" w:hAnsi="Menlo" w:cs="Menlo"/>
+          <w:color w:val="0451A5"/>
+          <w:sz w:val="18"/>
+          <w:szCs w:val="18"/>
+          <w:lang w:eastAsia="ru-RU"/>
+        </w:rPr>
+        <w:t>-</w:t>
+      </w:r>
+      <w:r>
+        <w:rPr>
+          <w:rFonts w:ascii="Menlo" w:eastAsia="Times New Roman" w:hAnsi="Menlo" w:cs="Menlo"/>
+          <w:color w:val="000000"/>
+          <w:sz w:val="18"/>
+          <w:szCs w:val="18"/>
+          <w:lang w:eastAsia="ru-RU"/>
+        </w:rPr>
+        <w:t xml:space="preserve"> Если есть более простой подход — скажи об этом. Возражай, если нужно.</w:t>
+      </w:r>
+    </w:p>
+    <w:p>
+      <w:pPr>
+        <w:shd w:val="clear" w:color="auto" w:fill="FFFFFF"/>
+        <w:spacing w:line="270" w:lineRule="atLeast"/>
+        <w:rPr>
+          <w:rFonts w:ascii="Menlo" w:eastAsia="Times New Roman" w:hAnsi="Menlo" w:cs="Menlo"/>
+          <w:color w:val="000000"/>
+          <w:sz w:val="18"/>
+          <w:szCs w:val="18"/>
+          <w:lang w:eastAsia="ru-RU"/>
+        </w:rPr>
+      </w:pPr>
+      <w:r>
+        <w:rPr>
+          <w:rFonts w:ascii="Menlo" w:eastAsia="Times New Roman" w:hAnsi="Menlo" w:cs="Menlo"/>
+          <w:color w:val="0451A5"/>
+          <w:sz w:val="18"/>
+          <w:szCs w:val="18"/>
+          <w:lang w:eastAsia="ru-RU"/>
+        </w:rPr>
+        <w:t>-</w:t>
+      </w:r>
+      <w:r>
+        <w:rPr>
+          <w:rFonts w:ascii="Menlo" w:eastAsia="Times New Roman" w:hAnsi="Menlo" w:cs="Menlo"/>
+          <w:color w:val="000000"/>
+          <w:sz w:val="18"/>
+          <w:szCs w:val="18"/>
+          <w:lang w:eastAsia="ru-RU"/>
+        </w:rPr>
+        <w:t xml:space="preserve"> Если что-то неясно — остановись, назови что именно, спроси.</w:t>
+      </w:r>
+    </w:p>
+    <w:p>
+      <w:pPr>
+        <w:shd w:val="clear" w:color="auto" w:fill="FFFFFF"/>
+        <w:spacing w:line="270" w:lineRule="atLeast"/>
+        <w:rPr>
+          <w:rFonts w:ascii="Menlo" w:eastAsia="Times New Roman" w:hAnsi="Menlo" w:cs="Menlo"/>
+          <w:color w:val="000000"/>
+          <w:sz w:val="18"/>
+          <w:szCs w:val="18"/>
+          <w:lang w:eastAsia="ru-RU"/>
+        </w:rPr>
+      </w:pPr>
+    </w:p>
+    <w:p>
+      <w:pPr>
+        <w:shd w:val="clear" w:color="auto" w:fill="FFFFFF"/>
+        <w:spacing w:line="270" w:lineRule="atLeast"/>
+        <w:rPr>
+          <w:rFonts w:ascii="Menlo" w:eastAsia="Times New Roman" w:hAnsi="Menlo" w:cs="Menlo"/>
+          <w:color w:val="000000"/>
+          <w:sz w:val="18"/>
+          <w:szCs w:val="18"/>
+          <w:lang w:eastAsia="ru-RU"/>
+        </w:rPr>
+      </w:pPr>
+      <w:r>
+        <w:rPr>
+          <w:rFonts w:ascii="Menlo" w:eastAsia="Times New Roman" w:hAnsi="Menlo" w:cs="Menlo"/>
+          <w:b/>
+          <w:bCs/>
+          <w:color w:val="800000"/>
+          <w:sz w:val="18"/>
+          <w:szCs w:val="18"/>
+          <w:lang w:eastAsia="ru-RU"/>
+        </w:rPr>
+        <w:t>## 2. Simplicity First</w:t>
+      </w:r>
+    </w:p>
+    <w:p>
+      <w:pPr>
+        <w:shd w:val="clear" w:color="auto" w:fill="FFFFFF"/>
+        <w:spacing w:line="270" w:lineRule="atLeast"/>
+        <w:rPr>
+          <w:rFonts w:ascii="Menlo" w:eastAsia="Times New Roman" w:hAnsi="Menlo" w:cs="Menlo"/>
+          <w:color w:val="000000"/>
+          <w:sz w:val="18"/>
+          <w:szCs w:val="18"/>
+          <w:lang w:eastAsia="ru-RU"/>
+        </w:rPr>
+      </w:pPr>
+      <w:r>
+        <w:rPr>
+          <w:rFonts w:ascii="Menlo" w:eastAsia="Times New Roman" w:hAnsi="Menlo" w:cs="Menlo"/>
+          <w:b/>
+          <w:bCs/>
+          <w:color w:val="000080"/>
+          <w:sz w:val="18"/>
+          <w:szCs w:val="18"/>
+          <w:lang w:eastAsia="ru-RU"/>
+        </w:rPr>
+        <w:t>**Минимум кода, который решает задачу. Ничего спекулятивного.**</w:t>
+      </w:r>
+    </w:p>
+    <w:p>
+      <w:pPr>
+        <w:shd w:val="clear" w:color="auto" w:fill="FFFFFF"/>
+        <w:spacing w:line="270" w:lineRule="atLeast"/>
+        <w:rPr>
+          <w:rFonts w:ascii="Menlo" w:eastAsia="Times New Roman" w:hAnsi="Menlo" w:cs="Menlo"/>
+          <w:color w:val="000000"/>
+          <w:sz w:val="18"/>
+          <w:szCs w:val="18"/>
+          <w:lang w:eastAsia="ru-RU"/>
+        </w:rPr>
+      </w:pPr>
+      <w:r>
+        <w:rPr>
+          <w:rFonts w:ascii="Menlo" w:eastAsia="Times New Roman" w:hAnsi="Menlo" w:cs="Menlo"/>
+          <w:color w:val="0451A5"/>
+          <w:sz w:val="18"/>
+          <w:szCs w:val="18"/>
+          <w:lang w:eastAsia="ru-RU"/>
+        </w:rPr>
+        <w:t>-</w:t>
+      </w:r>
+      <w:r>
+        <w:rPr>
+          <w:rFonts w:ascii="Menlo" w:eastAsia="Times New Roman" w:hAnsi="Menlo" w:cs="Menlo"/>
+          <w:color w:val="000000"/>
+          <w:sz w:val="18"/>
+          <w:szCs w:val="18"/>
+          <w:lang w:eastAsia="ru-RU"/>
+        </w:rPr>
+        <w:t xml:space="preserve"> Никаких фич сверх запрошенного.</w:t>
+      </w:r>
+    </w:p>
+    <w:p>
+      <w:pPr>
+        <w:shd w:val="clear" w:color="auto" w:fill="FFFFFF"/>
+        <w:spacing w:line="270" w:lineRule="atLeast"/>
+        <w:rPr>
+          <w:rFonts w:ascii="Menlo" w:eastAsia="Times New Roman" w:hAnsi="Menlo" w:cs="Menlo"/>
+          <w:color w:val="000000"/>
+          <w:sz w:val="18"/>
+          <w:szCs w:val="18"/>
+          <w:lang w:eastAsia="ru-RU"/>
+        </w:rPr>
+      </w:pPr>
+      <w:r>
+        <w:rPr>
+          <w:rFonts w:ascii="Menlo" w:eastAsia="Times New Roman" w:hAnsi="Menlo" w:cs="Menlo"/>
+          <w:color w:val="0451A5"/>
+          <w:sz w:val="18"/>
+          <w:szCs w:val="18"/>
+          <w:lang w:eastAsia="ru-RU"/>
+        </w:rPr>
+        <w:t>-</w:t>
+      </w:r>
+      <w:r>
+        <w:rPr>
+          <w:rFonts w:ascii="Menlo" w:eastAsia="Times New Roman" w:hAnsi="Menlo" w:cs="Menlo"/>
+          <w:color w:val="000000"/>
+          <w:sz w:val="18"/>
+          <w:szCs w:val="18"/>
+          <w:lang w:eastAsia="ru-RU"/>
+        </w:rPr>
+        <w:t xml:space="preserve"> Никаких абстракций для одноразового кода.</w:t>
+      </w:r>
+    </w:p>
+    <w:p>
+      <w:pPr>
+        <w:shd w:val="clear" w:color="auto" w:fill="FFFFFF"/>
+        <w:spacing w:line="270" w:lineRule="atLeast"/>
+        <w:rPr>
+          <w:rFonts w:ascii="Menlo" w:eastAsia="Times New Roman" w:hAnsi="Menlo" w:cs="Menlo"/>
+          <w:color w:val="000000"/>
+          <w:sz w:val="18"/>
+          <w:szCs w:val="18"/>
+          <w:lang w:eastAsia="ru-RU"/>
+        </w:rPr>
+      </w:pPr>
+      <w:r>
+        <w:rPr>
+          <w:rFonts w:ascii="Menlo" w:eastAsia="Times New Roman" w:hAnsi="Menlo" w:cs="Menlo"/>
+          <w:color w:val="0451A5"/>
+          <w:sz w:val="18"/>
+          <w:szCs w:val="18"/>
+          <w:lang w:eastAsia="ru-RU"/>
+        </w:rPr>
+        <w:t>-</w:t>
+      </w:r>
+      <w:r>
+        <w:rPr>
+          <w:rFonts w:ascii="Menlo" w:eastAsia="Times New Roman" w:hAnsi="Menlo" w:cs="Menlo"/>
+          <w:color w:val="000000"/>
+          <w:sz w:val="18"/>
+          <w:szCs w:val="18"/>
+          <w:lang w:eastAsia="ru-RU"/>
+        </w:rPr>
+        <w:t xml:space="preserve"> Никакой «гибкости» и «конфигурируемости», которые не просили.</w:t>
+      </w:r>
+    </w:p>
+    <w:p>
+      <w:pPr>
+        <w:shd w:val="clear" w:color="auto" w:fill="FFFFFF"/>
+        <w:spacing w:line="270" w:lineRule="atLeast"/>
+        <w:rPr>
+          <w:rFonts w:ascii="Menlo" w:eastAsia="Times New Roman" w:hAnsi="Menlo" w:cs="Menlo"/>
+          <w:color w:val="000000"/>
+          <w:sz w:val="18"/>
+          <w:szCs w:val="18"/>
+          <w:lang w:eastAsia="ru-RU"/>
+        </w:rPr>
+      </w:pPr>
+      <w:r>
+        <w:rPr>
+          <w:rFonts w:ascii="Menlo" w:eastAsia="Times New Roman" w:hAnsi="Menlo" w:cs="Menlo"/>
+          <w:color w:val="0451A5"/>
+          <w:sz w:val="18"/>
+          <w:szCs w:val="18"/>
+          <w:lang w:eastAsia="ru-RU"/>
+        </w:rPr>
+        <w:t>-</w:t>
+      </w:r>
+      <w:r>
+        <w:rPr>
+          <w:rFonts w:ascii="Menlo" w:eastAsia="Times New Roman" w:hAnsi="Menlo" w:cs="Menlo"/>
+          <w:color w:val="000000"/>
+          <w:sz w:val="18"/>
+          <w:szCs w:val="18"/>
+          <w:lang w:eastAsia="ru-RU"/>
+        </w:rPr>
+        <w:t xml:space="preserve"> Никакой обработки невозможных сценариев.</w:t>
+      </w:r>
+    </w:p>
+    <w:p>
+      <w:pPr>
+        <w:shd w:val="clear" w:color="auto" w:fill="FFFFFF"/>
+        <w:spacing w:line="270" w:lineRule="atLeast"/>
+        <w:rPr>
+          <w:rFonts w:ascii="Menlo" w:eastAsia="Times New Roman" w:hAnsi="Menlo" w:cs="Menlo"/>
+          <w:color w:val="000000"/>
+          <w:sz w:val="18"/>
+          <w:szCs w:val="18"/>
+          <w:lang w:eastAsia="ru-RU"/>
+        </w:rPr>
+      </w:pPr>
+      <w:r>
+        <w:rPr>
+          <w:rFonts w:ascii="Menlo" w:eastAsia="Times New Roman" w:hAnsi="Menlo" w:cs="Menlo"/>
+          <w:color w:val="0451A5"/>
+          <w:sz w:val="18"/>
+          <w:szCs w:val="18"/>
+          <w:lang w:eastAsia="ru-RU"/>
+        </w:rPr>
+        <w:t>-</w:t>
+      </w:r>
+      <w:r>
+        <w:rPr>
+          <w:rFonts w:ascii="Menlo" w:eastAsia="Times New Roman" w:hAnsi="Menlo" w:cs="Menlo"/>
+          <w:color w:val="000000"/>
+          <w:sz w:val="18"/>
+          <w:szCs w:val="18"/>
+          <w:lang w:eastAsia="ru-RU"/>
+        </w:rPr>
+        <w:t xml:space="preserve"> Если написал 200 строк, а можно было 50 — перепиши.</w:t>
+      </w:r>
+    </w:p>
+    <w:p>
+      <w:pPr>
+        <w:shd w:val="clear" w:color="auto" w:fill="FFFFFF"/>
+        <w:spacing w:line="270" w:lineRule="atLeast"/>
+        <w:rPr>
+          <w:rFonts w:ascii="Menlo" w:eastAsia="Times New Roman" w:hAnsi="Menlo" w:cs="Menlo"/>
+          <w:color w:val="000000"/>
+          <w:sz w:val="18"/>
+          <w:szCs w:val="18"/>
+          <w:lang w:eastAsia="ru-RU"/>
+        </w:rPr>
+      </w:pPr>
+    </w:p>
+    <w:p>
+      <w:pPr>
+        <w:shd w:val="clear" w:color="auto" w:fill="FFFFFF"/>
+        <w:spacing w:line="270" w:lineRule="atLeast"/>
+        <w:rPr>
+          <w:rFonts w:ascii="Menlo" w:eastAsia="Times New Roman" w:hAnsi="Menlo" w:cs="Menlo"/>
+          <w:color w:val="000000"/>
+          <w:sz w:val="18"/>
+          <w:szCs w:val="18"/>
+          <w:lang w:eastAsia="ru-RU"/>
+        </w:rPr>
+      </w:pPr>
+      <w:r>
+        <w:rPr>
+          <w:rFonts w:ascii="Menlo" w:eastAsia="Times New Roman" w:hAnsi="Menlo" w:cs="Menlo"/>
+          <w:b/>
+          <w:bCs/>
+          <w:color w:val="800000"/>
+          <w:sz w:val="18"/>
+          <w:szCs w:val="18"/>
+          <w:lang w:eastAsia="ru-RU"/>
+        </w:rPr>
+        <w:t>## 3. Surgical Changes</w:t>
+      </w:r>
+    </w:p>
+    <w:p>
+      <w:pPr>
+        <w:shd w:val="clear" w:color="auto" w:fill="FFFFFF"/>
+        <w:spacing w:line="270" w:lineRule="atLeast"/>
+        <w:rPr>
+          <w:rFonts w:ascii="Menlo" w:eastAsia="Times New Roman" w:hAnsi="Menlo" w:cs="Menlo"/>
+          <w:color w:val="000000"/>
+          <w:sz w:val="18"/>
+          <w:szCs w:val="18"/>
+          <w:lang w:eastAsia="ru-RU"/>
+        </w:rPr>
+      </w:pPr>
+      <w:r>
+        <w:rPr>
+          <w:rFonts w:ascii="Menlo" w:eastAsia="Times New Roman" w:hAnsi="Menlo" w:cs="Menlo"/>
+          <w:b/>
+          <w:bCs/>
+          <w:color w:val="000080"/>
+          <w:sz w:val="18"/>
+          <w:szCs w:val="18"/>
+          <w:lang w:eastAsia="ru-RU"/>
+        </w:rPr>
+        <w:t>**Трогай только то, что необходимо. Убирай только свой мусор.**</w:t>
+      </w:r>
+    </w:p>
+    <w:p>
+      <w:pPr>
+        <w:shd w:val="clear" w:color="auto" w:fill="FFFFFF"/>
+        <w:spacing w:line="270" w:lineRule="atLeast"/>
+        <w:rPr>
+          <w:rFonts w:ascii="Menlo" w:eastAsia="Times New Roman" w:hAnsi="Menlo" w:cs="Menlo"/>
+          <w:color w:val="000000"/>
+          <w:sz w:val="18"/>
+          <w:szCs w:val="18"/>
+          <w:lang w:eastAsia="ru-RU"/>
+        </w:rPr>
+      </w:pPr>
+      <w:r>
+        <w:rPr>
+          <w:rFonts w:ascii="Menlo" w:eastAsia="Times New Roman" w:hAnsi="Menlo" w:cs="Menlo"/>
+          <w:color w:val="0451A5"/>
+          <w:sz w:val="18"/>
+          <w:szCs w:val="18"/>
+          <w:lang w:eastAsia="ru-RU"/>
+        </w:rPr>
+        <w:t>-</w:t>
+      </w:r>
+      <w:r>
+        <w:rPr>
+          <w:rFonts w:ascii="Menlo" w:eastAsia="Times New Roman" w:hAnsi="Menlo" w:cs="Menlo"/>
+          <w:color w:val="000000"/>
+          <w:sz w:val="18"/>
+          <w:szCs w:val="18"/>
+          <w:lang w:eastAsia="ru-RU"/>
+        </w:rPr>
+        <w:t xml:space="preserve"> Не «улучшай» соседний код, комментарии, форматирование.</w:t>
+      </w:r>
+    </w:p>
+    <w:p>
+      <w:pPr>
+        <w:shd w:val="clear" w:color="auto" w:fill="FFFFFF"/>
+        <w:spacing w:line="270" w:lineRule="atLeast"/>
+        <w:rPr>
+          <w:rFonts w:ascii="Menlo" w:eastAsia="Times New Roman" w:hAnsi="Menlo" w:cs="Menlo"/>
+          <w:color w:val="000000"/>
+          <w:sz w:val="18"/>
+          <w:szCs w:val="18"/>
+          <w:lang w:eastAsia="ru-RU"/>
+        </w:rPr>
+      </w:pPr>
+      <w:r>
+        <w:rPr>
+          <w:rFonts w:ascii="Menlo" w:eastAsia="Times New Roman" w:hAnsi="Menlo" w:cs="Menlo"/>
+          <w:color w:val="0451A5"/>
+          <w:sz w:val="18"/>
+          <w:szCs w:val="18"/>
+          <w:lang w:eastAsia="ru-RU"/>
+        </w:rPr>
+        <w:t>-</w:t>
+      </w:r>
+      <w:r>
+        <w:rPr>
+          <w:rFonts w:ascii="Menlo" w:eastAsia="Times New Roman" w:hAnsi="Menlo" w:cs="Menlo"/>
+          <w:color w:val="000000"/>
+          <w:sz w:val="18"/>
+          <w:szCs w:val="18"/>
+          <w:lang w:eastAsia="ru-RU"/>
+        </w:rPr>
+        <w:t xml:space="preserve"> Не рефактори то, что не сломано.</w:t>
+      </w:r>
+    </w:p>
+    <w:p>
+      <w:pPr>
+        <w:shd w:val="clear" w:color="auto" w:fill="FFFFFF"/>
+        <w:spacing w:line="270" w:lineRule="atLeast"/>
+        <w:rPr>
+          <w:rFonts w:ascii="Menlo" w:eastAsia="Times New Roman" w:hAnsi="Menlo" w:cs="Menlo"/>
+          <w:color w:val="000000"/>
+          <w:sz w:val="18"/>
+          <w:szCs w:val="18"/>
+          <w:lang w:eastAsia="ru-RU"/>
+        </w:rPr>
+      </w:pPr>
+      <w:r>
+        <w:rPr>
+          <w:rFonts w:ascii="Menlo" w:eastAsia="Times New Roman" w:hAnsi="Menlo" w:cs="Menlo"/>
+          <w:color w:val="0451A5"/>
+          <w:sz w:val="18"/>
+          <w:szCs w:val="18"/>
+          <w:lang w:eastAsia="ru-RU"/>
+        </w:rPr>
+        <w:t>-</w:t>
+      </w:r>
+      <w:r>
+        <w:rPr>
+          <w:rFonts w:ascii="Menlo" w:eastAsia="Times New Roman" w:hAnsi="Menlo" w:cs="Menlo"/>
+          <w:color w:val="000000"/>
+          <w:sz w:val="18"/>
+          <w:szCs w:val="18"/>
+          <w:lang w:eastAsia="ru-RU"/>
+        </w:rPr>
+        <w:t xml:space="preserve"> Соответствуй существующему стилю, даже если ты сделал бы иначе.</w:t>
+      </w:r>
+    </w:p>
+    <w:p>
+      <w:pPr>
+        <w:shd w:val="clear" w:color="auto" w:fill="FFFFFF"/>
+        <w:spacing w:line="270" w:lineRule="atLeast"/>
+        <w:rPr>
+          <w:rFonts w:ascii="Menlo" w:eastAsia="Times New Roman" w:hAnsi="Menlo" w:cs="Menlo"/>
+          <w:color w:val="000000"/>
+          <w:sz w:val="18"/>
+          <w:szCs w:val="18"/>
+          <w:lang w:eastAsia="ru-RU"/>
+        </w:rPr>
+      </w:pPr>
+      <w:r>
+        <w:rPr>
+          <w:rFonts w:ascii="Menlo" w:eastAsia="Times New Roman" w:hAnsi="Menlo" w:cs="Menlo"/>
+          <w:color w:val="0451A5"/>
+          <w:sz w:val="18"/>
+          <w:szCs w:val="18"/>
+          <w:lang w:eastAsia="ru-RU"/>
+        </w:rPr>
+        <w:t>-</w:t>
+      </w:r>
+      <w:r>
+        <w:rPr>
+          <w:rFonts w:ascii="Menlo" w:eastAsia="Times New Roman" w:hAnsi="Menlo" w:cs="Menlo"/>
+          <w:color w:val="000000"/>
+          <w:sz w:val="18"/>
+          <w:szCs w:val="18"/>
+          <w:lang w:eastAsia="ru-RU"/>
+        </w:rPr>
+        <w:t xml:space="preserve"> Если заметил мёртвый код — упомяни, но не удаляй.</w:t>
+      </w:r>
+    </w:p>
+    <w:p>
+      <w:pPr>
+        <w:shd w:val="clear" w:color="auto" w:fill="FFFFFF"/>
+        <w:spacing w:line="270" w:lineRule="atLeast"/>
+        <w:rPr>
+          <w:rFonts w:ascii="Menlo" w:eastAsia="Times New Roman" w:hAnsi="Menlo" w:cs="Menlo"/>
+          <w:color w:val="000000"/>
+          <w:sz w:val="18"/>
+          <w:szCs w:val="18"/>
+          <w:lang w:eastAsia="ru-RU"/>
+        </w:rPr>
+      </w:pPr>
+      <w:r>
+        <w:rPr>
+          <w:rFonts w:ascii="Menlo" w:eastAsia="Times New Roman" w:hAnsi="Menlo" w:cs="Menlo"/>
+          <w:color w:val="0451A5"/>
+          <w:sz w:val="18"/>
+          <w:szCs w:val="18"/>
+          <w:lang w:eastAsia="ru-RU"/>
+        </w:rPr>
+        <w:t>-</w:t>
+      </w:r>
+      <w:r>
+        <w:rPr>
+          <w:rFonts w:ascii="Menlo" w:eastAsia="Times New Roman" w:hAnsi="Menlo" w:cs="Menlo"/>
+          <w:color w:val="000000"/>
+          <w:sz w:val="18"/>
+          <w:szCs w:val="18"/>
+          <w:lang w:eastAsia="ru-RU"/>
+        </w:rPr>
+        <w:t xml:space="preserve"> Удаляй только импорты/переменные/функции, которые стали неиспользуемыми из-за ТВОИХ изменений.</w:t>
+      </w:r>
+    </w:p>
+    <w:p>
+      <w:pPr>
+        <w:shd w:val="clear" w:color="auto" w:fill="FFFFFF"/>
+        <w:spacing w:line="270" w:lineRule="atLeast"/>
+        <w:rPr>
+          <w:rFonts w:ascii="Menlo" w:eastAsia="Times New Roman" w:hAnsi="Menlo" w:cs="Menlo"/>
+          <w:color w:val="000000"/>
+          <w:sz w:val="18"/>
+          <w:szCs w:val="18"/>
+          <w:lang w:eastAsia="ru-RU"/>
+        </w:rPr>
+      </w:pPr>
+    </w:p>
+    <w:p>
+      <w:pPr>
+        <w:shd w:val="clear" w:color="auto" w:fill="FFFFFF"/>
+        <w:spacing w:line="270" w:lineRule="atLeast"/>
+        <w:rPr>
+          <w:rFonts w:ascii="Menlo" w:eastAsia="Times New Roman" w:hAnsi="Menlo" w:cs="Menlo"/>
+          <w:color w:val="000000"/>
+          <w:sz w:val="18"/>
+          <w:szCs w:val="18"/>
+          <w:lang w:eastAsia="ru-RU"/>
+        </w:rPr>
+      </w:pPr>
+      <w:r>
+        <w:rPr>
+          <w:rFonts w:ascii="Menlo" w:eastAsia="Times New Roman" w:hAnsi="Menlo" w:cs="Menlo"/>
+          <w:b/>
+          <w:bCs/>
+          <w:color w:val="800000"/>
+          <w:sz w:val="18"/>
+          <w:szCs w:val="18"/>
+          <w:lang w:eastAsia="ru-RU"/>
+        </w:rPr>
+        <w:t>## 4. Goal-Driven Execution</w:t>
+      </w:r>
+    </w:p>
+    <w:p>
+      <w:pPr>
+        <w:shd w:val="clear" w:color="auto" w:fill="FFFFFF"/>
+        <w:spacing w:line="270" w:lineRule="atLeast"/>
+        <w:rPr>
+          <w:rFonts w:ascii="Menlo" w:eastAsia="Times New Roman" w:hAnsi="Menlo" w:cs="Menlo"/>
+          <w:color w:val="000000"/>
+          <w:sz w:val="18"/>
+          <w:szCs w:val="18"/>
+          <w:lang w:eastAsia="ru-RU"/>
+        </w:rPr>
+      </w:pPr>
+      <w:r>
+        <w:rPr>
+          <w:rFonts w:ascii="Menlo" w:eastAsia="Times New Roman" w:hAnsi="Menlo" w:cs="Menlo"/>
+          <w:b/>
+          <w:bCs/>
+          <w:color w:val="000080"/>
+          <w:sz w:val="18"/>
+          <w:szCs w:val="18"/>
+          <w:lang w:eastAsia="ru-RU"/>
+        </w:rPr>
+        <w:t>**Определяй критерии успеха. Итерируй до проверки.**</w:t>
+      </w:r>
+    </w:p>
+    <w:p>
+      <w:pPr>
+        <w:shd w:val="clear" w:color="auto" w:fill="FFFFFF"/>
+        <w:spacing w:line="270" w:lineRule="atLeast"/>
+        <w:rPr>
+          <w:rFonts w:ascii="Menlo" w:eastAsia="Times New Roman" w:hAnsi="Menlo" w:cs="Menlo"/>
+          <w:color w:val="000000"/>
+          <w:sz w:val="18"/>
+          <w:szCs w:val="18"/>
+          <w:lang w:eastAsia="ru-RU"/>
+        </w:rPr>
+      </w:pPr>
+      <w:r>
+        <w:rPr>
+          <w:rFonts w:ascii="Menlo" w:eastAsia="Times New Roman" w:hAnsi="Menlo" w:cs="Menlo"/>
+          <w:color w:val="0451A5"/>
+          <w:sz w:val="18"/>
+          <w:szCs w:val="18"/>
+          <w:lang w:eastAsia="ru-RU"/>
+        </w:rPr>
+        <w:t>-</w:t>
+      </w:r>
+      <w:r>
+        <w:rPr>
+          <w:rFonts w:ascii="Menlo" w:eastAsia="Times New Roman" w:hAnsi="Menlo" w:cs="Menlo"/>
+          <w:color w:val="000000"/>
+          <w:sz w:val="18"/>
+          <w:szCs w:val="18"/>
+          <w:lang w:eastAsia="ru-RU"/>
+        </w:rPr>
+        <w:t xml:space="preserve"> Преобразуй задачу в верифицируемые цели: «добавь валидацию» → «напиши тесты на невалидный ввод, затем сделай так, чтобы они проходили».</w:t>
+      </w:r>
+    </w:p>
+    <w:p>
+      <w:pPr>
+        <w:shd w:val="clear" w:color="auto" w:fill="FFFFFF"/>
+        <w:spacing w:line="270" w:lineRule="atLeast"/>
+        <w:rPr>
+          <w:rFonts w:ascii="Menlo" w:eastAsia="Times New Roman" w:hAnsi="Menlo" w:cs="Menlo"/>
+          <w:color w:val="000000"/>
+          <w:sz w:val="18"/>
+          <w:szCs w:val="18"/>
+          <w:lang w:eastAsia="ru-RU"/>
+        </w:rPr>
+      </w:pPr>
+      <w:r>
+        <w:rPr>
+          <w:rFonts w:ascii="Menlo" w:eastAsia="Times New Roman" w:hAnsi="Menlo" w:cs="Menlo"/>
+          <w:color w:val="0451A5"/>
+          <w:sz w:val="18"/>
+          <w:szCs w:val="18"/>
+          <w:lang w:eastAsia="ru-RU"/>
+        </w:rPr>
+        <w:t>-</w:t>
+      </w:r>
+      <w:r>
+        <w:rPr>
+          <w:rFonts w:ascii="Menlo" w:eastAsia="Times New Roman" w:hAnsi="Menlo" w:cs="Menlo"/>
+          <w:color w:val="000000"/>
+          <w:sz w:val="18"/>
+          <w:szCs w:val="18"/>
+          <w:lang w:eastAsia="ru-RU"/>
+        </w:rPr>
+        <w:t xml:space="preserve"> Для многошаговых задач — кратко опиши план: шаг → проверка.</w:t>
+      </w:r>
+    </w:p>
+    <w:p>
+      <w:pPr>
+        <w:shd w:val="clear" w:color="auto" w:fill="FFFFFF"/>
+        <w:spacing w:line="270" w:lineRule="atLeast"/>
+        <w:rPr>
+          <w:rFonts w:ascii="Menlo" w:eastAsia="Times New Roman" w:hAnsi="Menlo" w:cs="Menlo"/>
+          <w:color w:val="000000"/>
+          <w:sz w:val="18"/>
+          <w:szCs w:val="18"/>
+          <w:lang w:eastAsia="ru-RU"/>
+        </w:rPr>
+      </w:pPr>
+      <w:r>
+        <w:rPr>
+          <w:rFonts w:ascii="Menlo" w:eastAsia="Times New Roman" w:hAnsi="Menlo" w:cs="Menlo"/>
+          <w:color w:val="0451A5"/>
+          <w:sz w:val="18"/>
+          <w:szCs w:val="18"/>
+          <w:lang w:eastAsia="ru-RU"/>
+        </w:rPr>
+        <w:t>-</w:t>
+      </w:r>
+      <w:r>
+        <w:rPr>
+          <w:rFonts w:ascii="Menlo" w:eastAsia="Times New Roman" w:hAnsi="Menlo" w:cs="Menlo"/>
+          <w:color w:val="000000"/>
+          <w:sz w:val="18"/>
+          <w:szCs w:val="18"/>
+          <w:lang w:eastAsia="ru-RU"/>
+        </w:rPr>
+        <w:t xml:space="preserve"> Слабые критерии («сделай так, чтобы работало») требуют постоянных уточнений — избегай их.</w:t>
+      </w:r>
+    </w:p>
+    <w:p>
+      <w:pPr>
+        <w:shd w:val="clear" w:color="auto" w:fill="FFFFFF"/>
+        <w:spacing w:line="270" w:lineRule="atLeast"/>
+        <w:rPr>
+          <w:rFonts w:ascii="Menlo" w:eastAsia="Times New Roman" w:hAnsi="Menlo" w:cs="Menlo"/>
+          <w:color w:val="000000"/>
+          <w:sz w:val="18"/>
+          <w:szCs w:val="18"/>
+          <w:lang w:eastAsia="ru-RU"/>
+        </w:rPr>
+      </w:pPr>
+    </w:p>
+    <w:p>
+      <w:pPr>
+        <w:shd w:val="clear" w:color="auto" w:fill="FFFFFF"/>
+        <w:spacing w:line="270" w:lineRule="atLeast"/>
+        <w:rPr>
+          <w:rFonts w:ascii="Menlo" w:eastAsia="Times New Roman" w:hAnsi="Menlo" w:cs="Menlo"/>
+          <w:color w:val="000000"/>
+          <w:sz w:val="18"/>
+          <w:szCs w:val="18"/>
+          <w:lang w:eastAsia="ru-RU"/>
+        </w:rPr>
+      </w:pPr>
+      <w:r>
+        <w:rPr>
+          <w:rFonts w:ascii="Menlo" w:eastAsia="Times New Roman" w:hAnsi="Menlo" w:cs="Menlo"/>
+          <w:color w:val="000000"/>
+          <w:sz w:val="18"/>
+          <w:szCs w:val="18"/>
+          <w:lang w:eastAsia="ru-RU"/>
+        </w:rPr>
+        <w:t>---</w:t>
+      </w:r>
+    </w:p>
+    <w:p>
+      <w:pPr>
+        <w:shd w:val="clear" w:color="auto" w:fill="FFFFFF"/>
+        <w:spacing w:line="270" w:lineRule="atLeast"/>
+        <w:rPr>
+          <w:rFonts w:ascii="Menlo" w:eastAsia="Times New Roman" w:hAnsi="Menlo" w:cs="Menlo"/>
+          <w:color w:val="000000"/>
+          <w:sz w:val="18"/>
+          <w:szCs w:val="18"/>
+          <w:lang w:eastAsia="ru-RU"/>
+        </w:rPr>
+      </w:pPr>
+    </w:p>
+    <w:p>
+      <w:pPr>
+        <w:shd w:val="clear" w:color="auto" w:fill="FFFFFF"/>
+        <w:spacing w:line="270" w:lineRule="atLeast"/>
+        <w:rPr>
+          <w:rFonts w:ascii="Menlo" w:eastAsia="Times New Roman" w:hAnsi="Menlo" w:cs="Menlo"/>
+          <w:color w:val="000000"/>
+          <w:sz w:val="18"/>
+          <w:szCs w:val="18"/>
+          <w:lang w:eastAsia="ru-RU"/>
+        </w:rPr>
+      </w:pPr>
+      <w:r>
+        <w:rPr>
+          <w:rFonts w:ascii="Menlo" w:eastAsia="Times New Roman" w:hAnsi="Menlo" w:cs="Menlo"/>
+          <w:b/>
+          <w:bCs/>
+          <w:color w:val="800000"/>
+          <w:sz w:val="18"/>
+          <w:szCs w:val="18"/>
+          <w:lang w:eastAsia="ru-RU"/>
+        </w:rPr>
+        <w:t># CLAUDE.md — Project Vibecoding (монорепо)</w:t>
+      </w:r>
+    </w:p>
+    <w:p>
+      <w:pPr>
+        <w:shd w:val="clear" w:color="auto" w:fill="FFFFFF"/>
+        <w:spacing w:line="270" w:lineRule="atLeast"/>
+        <w:rPr>
+          <w:rFonts w:ascii="Menlo" w:eastAsia="Times New Roman" w:hAnsi="Menlo" w:cs="Menlo"/>
+          <w:color w:val="000000"/>
+          <w:sz w:val="18"/>
+          <w:szCs w:val="18"/>
+          <w:lang w:eastAsia="ru-RU"/>
+        </w:rPr>
+      </w:pPr>
+    </w:p>
+    <w:p>
+      <w:pPr>
+        <w:shd w:val="clear" w:color="auto" w:fill="FFFFFF"/>
+        <w:spacing w:line="270" w:lineRule="atLeast"/>
+        <w:rPr>
+          <w:rFonts w:ascii="Menlo" w:eastAsia="Times New Roman" w:hAnsi="Menlo" w:cs="Menlo"/>
+          <w:color w:val="000000"/>
+          <w:sz w:val="18"/>
+          <w:szCs w:val="18"/>
+          <w:lang w:eastAsia="ru-RU"/>
+        </w:rPr>
+      </w:pPr>
+      <w:r>
+        <w:rPr>
+          <w:rFonts w:ascii="Menlo" w:eastAsia="Times New Roman" w:hAnsi="Menlo" w:cs="Menlo"/>
+          <w:color w:val="000000"/>
+          <w:sz w:val="18"/>
+          <w:szCs w:val="18"/>
+          <w:lang w:eastAsia="ru-RU"/>
+        </w:rPr>
+        <w:t>Загружается при любой работе в этом репозитории. Контекст по конкретному проекту — в его папке.</w:t>
+      </w:r>
+    </w:p>
+    <w:p>
+      <w:pPr>
+        <w:shd w:val="clear" w:color="auto" w:fill="FFFFFF"/>
+        <w:spacing w:line="270" w:lineRule="atLeast"/>
+        <w:rPr>
+          <w:rFonts w:ascii="Menlo" w:eastAsia="Times New Roman" w:hAnsi="Menlo" w:cs="Menlo"/>
+          <w:color w:val="000000"/>
+          <w:sz w:val="18"/>
+          <w:szCs w:val="18"/>
+          <w:lang w:eastAsia="ru-RU"/>
+        </w:rPr>
+      </w:pPr>
+    </w:p>
+    <w:p>
+      <w:pPr>
+        <w:shd w:val="clear" w:color="auto" w:fill="FFFFFF"/>
+        <w:spacing w:line="270" w:lineRule="atLeast"/>
+        <w:rPr>
+          <w:rFonts w:ascii="Menlo" w:eastAsia="Times New Roman" w:hAnsi="Menlo" w:cs="Menlo"/>
+          <w:color w:val="000000"/>
+          <w:sz w:val="18"/>
+          <w:szCs w:val="18"/>
+          <w:lang w:eastAsia="ru-RU"/>
+        </w:rPr>
+      </w:pPr>
+      <w:r>
+        <w:rPr>
+          <w:rFonts w:ascii="Menlo" w:eastAsia="Times New Roman" w:hAnsi="Menlo" w:cs="Menlo"/>
+          <w:color w:val="000000"/>
+          <w:sz w:val="18"/>
+          <w:szCs w:val="18"/>
+          <w:lang w:eastAsia="ru-RU"/>
+        </w:rPr>
+        <w:t>---</w:t>
+      </w:r>
+    </w:p>
+    <w:p>
+      <w:pPr>
+        <w:shd w:val="clear" w:color="auto" w:fill="FFFFFF"/>
+        <w:spacing w:line="270" w:lineRule="atLeast"/>
+        <w:rPr>
+          <w:rFonts w:ascii="Menlo" w:eastAsia="Times New Roman" w:hAnsi="Menlo" w:cs="Menlo"/>
+          <w:color w:val="000000"/>
+          <w:sz w:val="18"/>
+          <w:szCs w:val="18"/>
+          <w:lang w:eastAsia="ru-RU"/>
+        </w:rPr>
+      </w:pPr>
+    </w:p>
+    <w:p>
+      <w:pPr>
+        <w:shd w:val="clear" w:color="auto" w:fill="FFFFFF"/>
+        <w:spacing w:line="270" w:lineRule="atLeast"/>
+        <w:rPr>
+          <w:rFonts w:ascii="Menlo" w:eastAsia="Times New Roman" w:hAnsi="Menlo" w:cs="Menlo"/>
+          <w:color w:val="000000"/>
+          <w:sz w:val="18"/>
+          <w:szCs w:val="18"/>
+          <w:lang w:eastAsia="ru-RU"/>
+        </w:rPr>
+      </w:pPr>
+      <w:r>
+        <w:rPr>
+          <w:rFonts w:ascii="Menlo" w:eastAsia="Times New Roman" w:hAnsi="Menlo" w:cs="Menlo"/>
+          <w:b/>
+          <w:bCs/>
+          <w:color w:val="800000"/>
+          <w:sz w:val="18"/>
+          <w:szCs w:val="18"/>
+          <w:lang w:eastAsia="ru-RU"/>
+        </w:rPr>
+        <w:t>## Владелец</w:t>
+      </w:r>
+    </w:p>
+    <w:p>
+      <w:pPr>
+        <w:shd w:val="clear" w:color="auto" w:fill="FFFFFF"/>
+        <w:spacing w:line="270" w:lineRule="atLeast"/>
+        <w:rPr>
+          <w:rFonts w:ascii="Menlo" w:eastAsia="Times New Roman" w:hAnsi="Menlo" w:cs="Menlo"/>
+          <w:color w:val="000000"/>
+          <w:sz w:val="18"/>
+          <w:szCs w:val="18"/>
+          <w:lang w:eastAsia="ru-RU"/>
+        </w:rPr>
+      </w:pPr>
+    </w:p>
+    <w:p>
+      <w:pPr>
+        <w:shd w:val="clear" w:color="auto" w:fill="FFFFFF"/>
+        <w:spacing w:line="270" w:lineRule="atLeast"/>
+        <w:rPr>
+          <w:rFonts w:ascii="Menlo" w:eastAsia="Times New Roman" w:hAnsi="Menlo" w:cs="Menlo"/>
+          <w:color w:val="000000"/>
+          <w:sz w:val="18"/>
+          <w:szCs w:val="18"/>
+          <w:lang w:eastAsia="ru-RU"/>
+        </w:rPr>
+      </w:pPr>
+      <w:r>
+        <w:rPr>
+          <w:rFonts w:ascii="Menlo" w:eastAsia="Times New Roman" w:hAnsi="Menlo" w:cs="Menlo"/>
+          <w:b/>
+          <w:bCs/>
+          <w:color w:val="000080"/>
+          <w:sz w:val="18"/>
+          <w:szCs w:val="18"/>
+          <w:lang w:eastAsia="ru-RU"/>
+        </w:rPr>
+        <w:t>**Александр Бениаминов**</w:t>
+      </w:r>
+      <w:r>
+        <w:rPr>
+          <w:rFonts w:ascii="Menlo" w:eastAsia="Times New Roman" w:hAnsi="Menlo" w:cs="Menlo"/>
+          <w:color w:val="000000"/>
+          <w:sz w:val="18"/>
+          <w:szCs w:val="18"/>
+          <w:lang w:eastAsia="ru-RU"/>
+        </w:rPr>
+        <w:t xml:space="preserve"> — предприниматель, управляет объектами HoReCa и IT-проектами.</w:t>
+      </w:r>
+    </w:p>
+    <w:p>
+      <w:pPr>
+        <w:shd w:val="clear" w:color="auto" w:fill="FFFFFF"/>
+        <w:spacing w:line="270" w:lineRule="atLeast"/>
+        <w:rPr>
+          <w:rFonts w:ascii="Menlo" w:eastAsia="Times New Roman" w:hAnsi="Menlo" w:cs="Menlo"/>
+          <w:color w:val="000000"/>
+          <w:sz w:val="18"/>
+          <w:szCs w:val="18"/>
+          <w:lang w:eastAsia="ru-RU"/>
+        </w:rPr>
+      </w:pPr>
+      <w:r>
+        <w:rPr>
+          <w:rFonts w:ascii="Menlo" w:eastAsia="Times New Roman" w:hAnsi="Menlo" w:cs="Menlo"/>
+          <w:color w:val="0451A5"/>
+          <w:sz w:val="18"/>
+          <w:szCs w:val="18"/>
+          <w:lang w:eastAsia="ru-RU"/>
+        </w:rPr>
+        <w:t>-</w:t>
+      </w:r>
+      <w:r>
+        <w:rPr>
+          <w:rFonts w:ascii="Menlo" w:eastAsia="Times New Roman" w:hAnsi="Menlo" w:cs="Menlo"/>
+          <w:color w:val="000000"/>
+          <w:sz w:val="18"/>
+          <w:szCs w:val="18"/>
+          <w:lang w:eastAsia="ru-RU"/>
+        </w:rPr>
+        <w:t xml:space="preserve"> Telegram: 994743403</w:t>
+      </w:r>
+    </w:p>
+    <w:p>
+      <w:pPr>
+        <w:shd w:val="clear" w:color="auto" w:fill="FFFFFF"/>
+        <w:spacing w:line="270" w:lineRule="atLeast"/>
+        <w:rPr>
+          <w:rFonts w:ascii="Menlo" w:eastAsia="Times New Roman" w:hAnsi="Menlo" w:cs="Menlo"/>
+          <w:color w:val="000000"/>
+          <w:sz w:val="18"/>
+          <w:szCs w:val="18"/>
+          <w:lang w:eastAsia="ru-RU"/>
+        </w:rPr>
+      </w:pPr>
+      <w:r>
+        <w:rPr>
+          <w:rFonts w:ascii="Menlo" w:eastAsia="Times New Roman" w:hAnsi="Menlo" w:cs="Menlo"/>
+          <w:color w:val="0451A5"/>
+          <w:sz w:val="18"/>
+          <w:szCs w:val="18"/>
+          <w:lang w:eastAsia="ru-RU"/>
+        </w:rPr>
+        <w:t>-</w:t>
+      </w:r>
+      <w:r>
+        <w:rPr>
+          <w:rFonts w:ascii="Menlo" w:eastAsia="Times New Roman" w:hAnsi="Menlo" w:cs="Menlo"/>
+          <w:color w:val="000000"/>
+          <w:sz w:val="18"/>
+          <w:szCs w:val="18"/>
+          <w:lang w:eastAsia="ru-RU"/>
+        </w:rPr>
+        <w:t xml:space="preserve"> Google личный: a79037801122@gmail.com</w:t>
+      </w:r>
+    </w:p>
+    <w:p>
+      <w:pPr>
+        <w:shd w:val="clear" w:color="auto" w:fill="FFFFFF"/>
+        <w:spacing w:line="270" w:lineRule="atLeast"/>
+        <w:rPr>
+          <w:rFonts w:ascii="Menlo" w:eastAsia="Times New Roman" w:hAnsi="Menlo" w:cs="Menlo"/>
+          <w:color w:val="000000"/>
+          <w:sz w:val="18"/>
+          <w:szCs w:val="18"/>
+          <w:lang w:eastAsia="ru-RU"/>
+        </w:rPr>
+      </w:pPr>
+      <w:r>
+        <w:rPr>
+          <w:rFonts w:ascii="Menlo" w:eastAsia="Times New Roman" w:hAnsi="Menlo" w:cs="Menlo"/>
+          <w:color w:val="0451A5"/>
+          <w:sz w:val="18"/>
+          <w:szCs w:val="18"/>
+          <w:lang w:eastAsia="ru-RU"/>
+        </w:rPr>
+        <w:lastRenderedPageBreak/>
+        <w:t>-</w:t>
+      </w:r>
+      <w:r>
+        <w:rPr>
+          <w:rFonts w:ascii="Menlo" w:eastAsia="Times New Roman" w:hAnsi="Menlo" w:cs="Menlo"/>
+          <w:color w:val="000000"/>
+          <w:sz w:val="18"/>
+          <w:szCs w:val="18"/>
+          <w:lang w:eastAsia="ru-RU"/>
+        </w:rPr>
+        <w:t xml:space="preserve"> Google рабочий: olegstradivarius2604@gmail.com</w:t>
+      </w:r>
+    </w:p>
+    <w:p>
+      <w:pPr>
+        <w:shd w:val="clear" w:color="auto" w:fill="FFFFFF"/>
+        <w:spacing w:line="270" w:lineRule="atLeast"/>
+        <w:rPr>
+          <w:rFonts w:ascii="Menlo" w:eastAsia="Times New Roman" w:hAnsi="Menlo" w:cs="Menlo"/>
+          <w:color w:val="000000"/>
+          <w:sz w:val="18"/>
+          <w:szCs w:val="18"/>
+          <w:lang w:eastAsia="ru-RU"/>
+        </w:rPr>
+      </w:pPr>
+      <w:r>
+        <w:rPr>
+          <w:rFonts w:ascii="Menlo" w:eastAsia="Times New Roman" w:hAnsi="Menlo" w:cs="Menlo"/>
+          <w:color w:val="0451A5"/>
+          <w:sz w:val="18"/>
+          <w:szCs w:val="18"/>
+          <w:lang w:eastAsia="ru-RU"/>
+        </w:rPr>
+        <w:t>-</w:t>
+      </w:r>
+      <w:r>
+        <w:rPr>
+          <w:rFonts w:ascii="Menlo" w:eastAsia="Times New Roman" w:hAnsi="Menlo" w:cs="Menlo"/>
+          <w:color w:val="000000"/>
+          <w:sz w:val="18"/>
+          <w:szCs w:val="18"/>
+          <w:lang w:eastAsia="ru-RU"/>
+        </w:rPr>
+        <w:t xml:space="preserve"> Mac M2 локально + VPS Германия 185.184.122.158</w:t>
+      </w:r>
+    </w:p>
+    <w:p>
+      <w:pPr>
+        <w:shd w:val="clear" w:color="auto" w:fill="FFFFFF"/>
+        <w:spacing w:line="270" w:lineRule="atLeast"/>
+        <w:rPr>
+          <w:rFonts w:ascii="Menlo" w:eastAsia="Times New Roman" w:hAnsi="Menlo" w:cs="Menlo"/>
+          <w:color w:val="000000"/>
+          <w:sz w:val="18"/>
+          <w:szCs w:val="18"/>
+          <w:lang w:eastAsia="ru-RU"/>
+        </w:rPr>
+      </w:pPr>
+    </w:p>
+    <w:p>
+      <w:pPr>
+        <w:shd w:val="clear" w:color="auto" w:fill="FFFFFF"/>
+        <w:spacing w:line="270" w:lineRule="atLeast"/>
+        <w:rPr>
+          <w:rFonts w:ascii="Menlo" w:eastAsia="Times New Roman" w:hAnsi="Menlo" w:cs="Menlo"/>
+          <w:color w:val="000000"/>
+          <w:sz w:val="18"/>
+          <w:szCs w:val="18"/>
+          <w:lang w:eastAsia="ru-RU"/>
+        </w:rPr>
+      </w:pPr>
+      <w:r>
+        <w:rPr>
+          <w:rFonts w:ascii="Menlo" w:eastAsia="Times New Roman" w:hAnsi="Menlo" w:cs="Menlo"/>
+          <w:b/>
+          <w:bCs/>
+          <w:color w:val="000080"/>
+          <w:sz w:val="18"/>
+          <w:szCs w:val="18"/>
+          <w:lang w:eastAsia="ru-RU"/>
+        </w:rPr>
+        <w:t>**Стиль работы:**</w:t>
+      </w:r>
+      <w:r>
+        <w:rPr>
+          <w:rFonts w:ascii="Menlo" w:eastAsia="Times New Roman" w:hAnsi="Menlo" w:cs="Menlo"/>
+          <w:color w:val="000000"/>
+          <w:sz w:val="18"/>
+          <w:szCs w:val="18"/>
+          <w:lang w:eastAsia="ru-RU"/>
+        </w:rPr>
+        <w:t xml:space="preserve"> максимальная автономия. Делай сам всё что можешь — коммит, пуш, деплой, GitHub Secrets. Спрашивай только при необходимости подтверждения или отсутствии прав.</w:t>
+      </w:r>
+    </w:p>
+    <w:p>
+      <w:pPr>
+        <w:shd w:val="clear" w:color="auto" w:fill="FFFFFF"/>
+        <w:spacing w:line="270" w:lineRule="atLeast"/>
+        <w:rPr>
+          <w:rFonts w:ascii="Menlo" w:eastAsia="Times New Roman" w:hAnsi="Menlo" w:cs="Menlo"/>
+          <w:color w:val="000000"/>
+          <w:sz w:val="18"/>
+          <w:szCs w:val="18"/>
+          <w:lang w:eastAsia="ru-RU"/>
+        </w:rPr>
+      </w:pPr>
+    </w:p>
+    <w:p>
+      <w:pPr>
+        <w:shd w:val="clear" w:color="auto" w:fill="FFFFFF"/>
+        <w:spacing w:line="270" w:lineRule="atLeast"/>
+        <w:rPr>
+          <w:rFonts w:ascii="Menlo" w:eastAsia="Times New Roman" w:hAnsi="Menlo" w:cs="Menlo"/>
+          <w:color w:val="000000"/>
+          <w:sz w:val="18"/>
+          <w:szCs w:val="18"/>
+          <w:lang w:eastAsia="ru-RU"/>
+        </w:rPr>
+      </w:pPr>
+      <w:r>
+        <w:rPr>
+          <w:rFonts w:ascii="Menlo" w:eastAsia="Times New Roman" w:hAnsi="Menlo" w:cs="Menlo"/>
+          <w:color w:val="000000"/>
+          <w:sz w:val="18"/>
+          <w:szCs w:val="18"/>
+          <w:lang w:eastAsia="ru-RU"/>
+        </w:rPr>
+        <w:t>---</w:t>
+      </w:r>
+    </w:p>
+    <w:p>
+      <w:pPr>
+        <w:shd w:val="clear" w:color="auto" w:fill="FFFFFF"/>
+        <w:spacing w:line="270" w:lineRule="atLeast"/>
+        <w:rPr>
+          <w:rFonts w:ascii="Menlo" w:eastAsia="Times New Roman" w:hAnsi="Menlo" w:cs="Menlo"/>
+          <w:color w:val="000000"/>
+          <w:sz w:val="18"/>
+          <w:szCs w:val="18"/>
+          <w:lang w:eastAsia="ru-RU"/>
+        </w:rPr>
+      </w:pPr>
+    </w:p>
+    <w:p>
+      <w:pPr>
+        <w:shd w:val="clear" w:color="auto" w:fill="FFFFFF"/>
+        <w:spacing w:line="270" w:lineRule="atLeast"/>
+        <w:rPr>
+          <w:rFonts w:ascii="Menlo" w:eastAsia="Times New Roman" w:hAnsi="Menlo" w:cs="Menlo"/>
+          <w:color w:val="000000"/>
+          <w:sz w:val="18"/>
+          <w:szCs w:val="18"/>
+          <w:lang w:eastAsia="ru-RU"/>
+        </w:rPr>
+      </w:pPr>
+      <w:r>
+        <w:rPr>
+          <w:rFonts w:ascii="Menlo" w:eastAsia="Times New Roman" w:hAnsi="Menlo" w:cs="Menlo"/>
+          <w:b/>
+          <w:bCs/>
+          <w:color w:val="800000"/>
+          <w:sz w:val="18"/>
+          <w:szCs w:val="18"/>
+          <w:lang w:eastAsia="ru-RU"/>
+        </w:rPr>
+        <w:t>## Проекты</w:t>
+      </w:r>
+    </w:p>
+    <w:p>
+      <w:pPr>
+        <w:shd w:val="clear" w:color="auto" w:fill="FFFFFF"/>
+        <w:spacing w:line="270" w:lineRule="atLeast"/>
+        <w:rPr>
+          <w:rFonts w:ascii="Menlo" w:eastAsia="Times New Roman" w:hAnsi="Menlo" w:cs="Menlo"/>
+          <w:color w:val="000000"/>
+          <w:sz w:val="18"/>
+          <w:szCs w:val="18"/>
+          <w:lang w:eastAsia="ru-RU"/>
+        </w:rPr>
+      </w:pPr>
+    </w:p>
+    <w:p>
+      <w:pPr>
+        <w:shd w:val="clear" w:color="auto" w:fill="FFFFFF"/>
+        <w:spacing w:line="270" w:lineRule="atLeast"/>
+        <w:rPr>
+          <w:rFonts w:ascii="Menlo" w:eastAsia="Times New Roman" w:hAnsi="Menlo" w:cs="Menlo"/>
+          <w:color w:val="000000"/>
+          <w:sz w:val="18"/>
+          <w:szCs w:val="18"/>
+          <w:lang w:eastAsia="ru-RU"/>
+        </w:rPr>
+      </w:pPr>
+      <w:r>
+        <w:rPr>
+          <w:rFonts w:ascii="Menlo" w:eastAsia="Times New Roman" w:hAnsi="Menlo" w:cs="Menlo"/>
+          <w:b/>
+          <w:bCs/>
+          <w:color w:val="800000"/>
+          <w:sz w:val="18"/>
+          <w:szCs w:val="18"/>
+          <w:lang w:eastAsia="ru-RU"/>
+        </w:rPr>
+        <w:t>### `aihotel/` — AI-система управления ВК Губаха</w:t>
+      </w:r>
+    </w:p>
+    <w:p>
+      <w:pPr>
+        <w:shd w:val="clear" w:color="auto" w:fill="FFFFFF"/>
+        <w:spacing w:line="270" w:lineRule="atLeast"/>
+        <w:rPr>
+          <w:rFonts w:ascii="Menlo" w:eastAsia="Times New Roman" w:hAnsi="Menlo" w:cs="Menlo"/>
+          <w:color w:val="000000"/>
+          <w:sz w:val="18"/>
+          <w:szCs w:val="18"/>
+          <w:lang w:eastAsia="ru-RU"/>
+        </w:rPr>
+      </w:pPr>
+      <w:r>
+        <w:rPr>
+          <w:rFonts w:ascii="Menlo" w:eastAsia="Times New Roman" w:hAnsi="Menlo" w:cs="Menlo"/>
+          <w:color w:val="000000"/>
+          <w:sz w:val="18"/>
+          <w:szCs w:val="18"/>
+          <w:lang w:eastAsia="ru-RU"/>
+        </w:rPr>
+        <w:t>Два Python-агента (GitHub Actions, каждый понедельник):</w:t>
+      </w:r>
+    </w:p>
+    <w:p>
+      <w:pPr>
+        <w:shd w:val="clear" w:color="auto" w:fill="FFFFFF"/>
+        <w:spacing w:line="270" w:lineRule="atLeast"/>
+        <w:rPr>
+          <w:rFonts w:ascii="Menlo" w:eastAsia="Times New Roman" w:hAnsi="Menlo" w:cs="Menlo"/>
+          <w:color w:val="000000"/>
+          <w:sz w:val="18"/>
+          <w:szCs w:val="18"/>
+          <w:lang w:eastAsia="ru-RU"/>
+        </w:rPr>
+      </w:pPr>
+      <w:r>
+        <w:rPr>
+          <w:rFonts w:ascii="Menlo" w:eastAsia="Times New Roman" w:hAnsi="Menlo" w:cs="Menlo"/>
+          <w:color w:val="0451A5"/>
+          <w:sz w:val="18"/>
+          <w:szCs w:val="18"/>
+          <w:lang w:eastAsia="ru-RU"/>
+        </w:rPr>
+        <w:t>-</w:t>
+      </w:r>
+      <w:r>
+        <w:rPr>
+          <w:rFonts w:ascii="Menlo" w:eastAsia="Times New Roman" w:hAnsi="Menlo" w:cs="Menlo"/>
+          <w:color w:val="000000"/>
+          <w:sz w:val="18"/>
+          <w:szCs w:val="18"/>
+          <w:lang w:eastAsia="ru-RU"/>
+        </w:rPr>
+        <w:t xml:space="preserve"> </w:t>
+      </w:r>
+      <w:r>
+        <w:rPr>
+          <w:rFonts w:ascii="Menlo" w:eastAsia="Times New Roman" w:hAnsi="Menlo" w:cs="Menlo"/>
+          <w:b/>
+          <w:bCs/>
+          <w:color w:val="000080"/>
+          <w:sz w:val="18"/>
+          <w:szCs w:val="18"/>
+          <w:lang w:eastAsia="ru-RU"/>
+        </w:rPr>
+        <w:t>**Агент 1**</w:t>
+      </w:r>
+      <w:r>
+        <w:rPr>
+          <w:rFonts w:ascii="Menlo" w:eastAsia="Times New Roman" w:hAnsi="Menlo" w:cs="Menlo"/>
+          <w:color w:val="000000"/>
+          <w:sz w:val="18"/>
+          <w:szCs w:val="18"/>
+          <w:lang w:eastAsia="ru-RU"/>
+        </w:rPr>
+        <w:t xml:space="preserve"> — читает данные из Google Sheets "2026 старый" → анализирует → пишет дайджест</w:t>
+      </w:r>
+    </w:p>
+    <w:p>
+      <w:pPr>
+        <w:shd w:val="clear" w:color="auto" w:fill="FFFFFF"/>
+        <w:spacing w:line="270" w:lineRule="atLeast"/>
+        <w:rPr>
+          <w:rFonts w:ascii="Menlo" w:eastAsia="Times New Roman" w:hAnsi="Menlo" w:cs="Menlo"/>
+          <w:color w:val="000000"/>
+          <w:sz w:val="18"/>
+          <w:szCs w:val="18"/>
+          <w:lang w:eastAsia="ru-RU"/>
+        </w:rPr>
+      </w:pPr>
+      <w:r>
+        <w:rPr>
+          <w:rFonts w:ascii="Menlo" w:eastAsia="Times New Roman" w:hAnsi="Menlo" w:cs="Menlo"/>
+          <w:color w:val="0451A5"/>
+          <w:sz w:val="18"/>
+          <w:szCs w:val="18"/>
+          <w:lang w:eastAsia="ru-RU"/>
+        </w:rPr>
+        <w:t>-</w:t>
+      </w:r>
+      <w:r>
+        <w:rPr>
+          <w:rFonts w:ascii="Menlo" w:eastAsia="Times New Roman" w:hAnsi="Menlo" w:cs="Menlo"/>
+          <w:color w:val="000000"/>
+          <w:sz w:val="18"/>
+          <w:szCs w:val="18"/>
+          <w:lang w:eastAsia="ru-RU"/>
+        </w:rPr>
+        <w:t xml:space="preserve"> </w:t>
+      </w:r>
+      <w:r>
+        <w:rPr>
+          <w:rFonts w:ascii="Menlo" w:eastAsia="Times New Roman" w:hAnsi="Menlo" w:cs="Menlo"/>
+          <w:b/>
+          <w:bCs/>
+          <w:color w:val="000080"/>
+          <w:sz w:val="18"/>
+          <w:szCs w:val="18"/>
+          <w:lang w:eastAsia="ru-RU"/>
+        </w:rPr>
+        <w:t>**Агент 2**</w:t>
+      </w:r>
+      <w:r>
+        <w:rPr>
+          <w:rFonts w:ascii="Menlo" w:eastAsia="Times New Roman" w:hAnsi="Menlo" w:cs="Menlo"/>
+          <w:color w:val="000000"/>
+          <w:sz w:val="18"/>
+          <w:szCs w:val="18"/>
+          <w:lang w:eastAsia="ru-RU"/>
+        </w:rPr>
+        <w:t xml:space="preserve"> — дайджест + KPI-прогресс → DeepSeek V4 Pro (RouterAI) → задачи в "Задачи недели"</w:t>
+      </w:r>
+    </w:p>
+    <w:p>
+      <w:pPr>
+        <w:shd w:val="clear" w:color="auto" w:fill="FFFFFF"/>
+        <w:spacing w:line="270" w:lineRule="atLeast"/>
+        <w:rPr>
+          <w:rFonts w:ascii="Menlo" w:eastAsia="Times New Roman" w:hAnsi="Menlo" w:cs="Menlo"/>
+          <w:color w:val="000000"/>
+          <w:sz w:val="18"/>
+          <w:szCs w:val="18"/>
+          <w:lang w:eastAsia="ru-RU"/>
+        </w:rPr>
+      </w:pPr>
+      <w:r>
+        <w:rPr>
+          <w:rFonts w:ascii="Menlo" w:eastAsia="Times New Roman" w:hAnsi="Menlo" w:cs="Menlo"/>
+          <w:color w:val="0451A5"/>
+          <w:sz w:val="18"/>
+          <w:szCs w:val="18"/>
+          <w:lang w:eastAsia="ru-RU"/>
+        </w:rPr>
+        <w:t>-</w:t>
+      </w:r>
+      <w:r>
+        <w:rPr>
+          <w:rFonts w:ascii="Menlo" w:eastAsia="Times New Roman" w:hAnsi="Menlo" w:cs="Menlo"/>
+          <w:color w:val="000000"/>
+          <w:sz w:val="18"/>
+          <w:szCs w:val="18"/>
+          <w:lang w:eastAsia="ru-RU"/>
+        </w:rPr>
+        <w:t xml:space="preserve"> Команда ВК Губаха (роли критичны для постановки задач):</w:t>
+      </w:r>
+    </w:p>
+    <w:p>
+      <w:pPr>
+        <w:shd w:val="clear" w:color="auto" w:fill="FFFFFF"/>
+        <w:spacing w:line="270" w:lineRule="atLeast"/>
+        <w:rPr>
+          <w:rFonts w:ascii="Menlo" w:eastAsia="Times New Roman" w:hAnsi="Menlo" w:cs="Menlo"/>
+          <w:color w:val="000000"/>
+          <w:sz w:val="18"/>
+          <w:szCs w:val="18"/>
+          <w:lang w:eastAsia="ru-RU"/>
+        </w:rPr>
+      </w:pPr>
+      <w:r>
+        <w:rPr>
+          <w:rFonts w:ascii="Menlo" w:eastAsia="Times New Roman" w:hAnsi="Menlo" w:cs="Menlo"/>
+          <w:color w:val="000000"/>
+          <w:sz w:val="18"/>
+          <w:szCs w:val="18"/>
+          <w:lang w:eastAsia="ru-RU"/>
+        </w:rPr>
+        <w:t xml:space="preserve">  </w:t>
+      </w:r>
+      <w:r>
+        <w:rPr>
+          <w:rFonts w:ascii="Menlo" w:eastAsia="Times New Roman" w:hAnsi="Menlo" w:cs="Menlo"/>
+          <w:color w:val="0451A5"/>
+          <w:sz w:val="18"/>
+          <w:szCs w:val="18"/>
+          <w:lang w:eastAsia="ru-RU"/>
+        </w:rPr>
+        <w:t>-</w:t>
+      </w:r>
+      <w:r>
+        <w:rPr>
+          <w:rFonts w:ascii="Menlo" w:eastAsia="Times New Roman" w:hAnsi="Menlo" w:cs="Menlo"/>
+          <w:color w:val="000000"/>
+          <w:sz w:val="18"/>
+          <w:szCs w:val="18"/>
+          <w:lang w:eastAsia="ru-RU"/>
+        </w:rPr>
+        <w:t xml:space="preserve"> </w:t>
+      </w:r>
+      <w:r>
+        <w:rPr>
+          <w:rFonts w:ascii="Menlo" w:eastAsia="Times New Roman" w:hAnsi="Menlo" w:cs="Menlo"/>
+          <w:b/>
+          <w:bCs/>
+          <w:color w:val="000080"/>
+          <w:sz w:val="18"/>
+          <w:szCs w:val="18"/>
+          <w:lang w:eastAsia="ru-RU"/>
+        </w:rPr>
+        <w:t>**Виктор**</w:t>
+      </w:r>
+      <w:r>
+        <w:rPr>
+          <w:rFonts w:ascii="Menlo" w:eastAsia="Times New Roman" w:hAnsi="Menlo" w:cs="Menlo"/>
+          <w:color w:val="000000"/>
+          <w:sz w:val="18"/>
+          <w:szCs w:val="18"/>
+          <w:lang w:eastAsia="ru-RU"/>
+        </w:rPr>
+        <w:t xml:space="preserve"> — Руководитель проекта (операционное управление, координация команды). Удалённо.</w:t>
+      </w:r>
+    </w:p>
+    <w:p>
+      <w:pPr>
+        <w:shd w:val="clear" w:color="auto" w:fill="FFFFFF"/>
+        <w:spacing w:line="270" w:lineRule="atLeast"/>
+        <w:rPr>
+          <w:rFonts w:ascii="Menlo" w:eastAsia="Times New Roman" w:hAnsi="Menlo" w:cs="Menlo"/>
+          <w:color w:val="000000"/>
+          <w:sz w:val="18"/>
+          <w:szCs w:val="18"/>
+          <w:lang w:eastAsia="ru-RU"/>
+        </w:rPr>
+      </w:pPr>
+      <w:r>
+        <w:rPr>
+          <w:rFonts w:ascii="Menlo" w:eastAsia="Times New Roman" w:hAnsi="Menlo" w:cs="Menlo"/>
+          <w:color w:val="000000"/>
+          <w:sz w:val="18"/>
+          <w:szCs w:val="18"/>
+          <w:lang w:eastAsia="ru-RU"/>
+        </w:rPr>
+        <w:t xml:space="preserve">  </w:t>
+      </w:r>
+      <w:r>
+        <w:rPr>
+          <w:rFonts w:ascii="Menlo" w:eastAsia="Times New Roman" w:hAnsi="Menlo" w:cs="Menlo"/>
+          <w:color w:val="0451A5"/>
+          <w:sz w:val="18"/>
+          <w:szCs w:val="18"/>
+          <w:lang w:eastAsia="ru-RU"/>
+        </w:rPr>
+        <w:t>-</w:t>
+      </w:r>
+      <w:r>
+        <w:rPr>
+          <w:rFonts w:ascii="Menlo" w:eastAsia="Times New Roman" w:hAnsi="Menlo" w:cs="Menlo"/>
+          <w:color w:val="000000"/>
+          <w:sz w:val="18"/>
+          <w:szCs w:val="18"/>
+          <w:lang w:eastAsia="ru-RU"/>
+        </w:rPr>
+        <w:t xml:space="preserve"> </w:t>
+      </w:r>
+      <w:r>
+        <w:rPr>
+          <w:rFonts w:ascii="Menlo" w:eastAsia="Times New Roman" w:hAnsi="Menlo" w:cs="Menlo"/>
+          <w:b/>
+          <w:bCs/>
+          <w:color w:val="000080"/>
+          <w:sz w:val="18"/>
+          <w:szCs w:val="18"/>
+          <w:lang w:eastAsia="ru-RU"/>
+        </w:rPr>
+        <w:t>**Евгения**</w:t>
+      </w:r>
+      <w:r>
+        <w:rPr>
+          <w:rFonts w:ascii="Menlo" w:eastAsia="Times New Roman" w:hAnsi="Menlo" w:cs="Menlo"/>
+          <w:color w:val="000000"/>
+          <w:sz w:val="18"/>
+          <w:szCs w:val="18"/>
+          <w:lang w:eastAsia="ru-RU"/>
+        </w:rPr>
+        <w:t xml:space="preserve"> — Руководитель отдела бронирования и групповых продаж (TravelLine, Bitrix24, OTA, администраторы). Удалённо.</w:t>
+      </w:r>
+    </w:p>
+    <w:p>
+      <w:pPr>
+        <w:shd w:val="clear" w:color="auto" w:fill="FFFFFF"/>
+        <w:spacing w:line="270" w:lineRule="atLeast"/>
+        <w:rPr>
+          <w:rFonts w:ascii="Menlo" w:eastAsia="Times New Roman" w:hAnsi="Menlo" w:cs="Menlo"/>
+          <w:color w:val="000000"/>
+          <w:sz w:val="18"/>
+          <w:szCs w:val="18"/>
+          <w:lang w:eastAsia="ru-RU"/>
+        </w:rPr>
+      </w:pPr>
+      <w:r>
+        <w:rPr>
+          <w:rFonts w:ascii="Menlo" w:eastAsia="Times New Roman" w:hAnsi="Menlo" w:cs="Menlo"/>
+          <w:color w:val="000000"/>
+          <w:sz w:val="18"/>
+          <w:szCs w:val="18"/>
+          <w:lang w:eastAsia="ru-RU"/>
+        </w:rPr>
+        <w:t xml:space="preserve">  </w:t>
+      </w:r>
+      <w:r>
+        <w:rPr>
+          <w:rFonts w:ascii="Menlo" w:eastAsia="Times New Roman" w:hAnsi="Menlo" w:cs="Menlo"/>
+          <w:color w:val="0451A5"/>
+          <w:sz w:val="18"/>
+          <w:szCs w:val="18"/>
+          <w:lang w:eastAsia="ru-RU"/>
+        </w:rPr>
+        <w:t>-</w:t>
+      </w:r>
+      <w:r>
+        <w:rPr>
+          <w:rFonts w:ascii="Menlo" w:eastAsia="Times New Roman" w:hAnsi="Menlo" w:cs="Menlo"/>
+          <w:color w:val="000000"/>
+          <w:sz w:val="18"/>
+          <w:szCs w:val="18"/>
+          <w:lang w:eastAsia="ru-RU"/>
+        </w:rPr>
+        <w:t xml:space="preserve"> </w:t>
+      </w:r>
+      <w:r>
+        <w:rPr>
+          <w:rFonts w:ascii="Menlo" w:eastAsia="Times New Roman" w:hAnsi="Menlo" w:cs="Menlo"/>
+          <w:b/>
+          <w:bCs/>
+          <w:color w:val="000080"/>
+          <w:sz w:val="18"/>
+          <w:szCs w:val="18"/>
+          <w:lang w:eastAsia="ru-RU"/>
+        </w:rPr>
+        <w:t>**Надежда**</w:t>
+      </w:r>
+      <w:r>
+        <w:rPr>
+          <w:rFonts w:ascii="Menlo" w:eastAsia="Times New Roman" w:hAnsi="Menlo" w:cs="Menlo"/>
+          <w:color w:val="000000"/>
+          <w:sz w:val="18"/>
+          <w:szCs w:val="18"/>
+          <w:lang w:eastAsia="ru-RU"/>
+        </w:rPr>
+        <w:t xml:space="preserve"> — Маркетинг (акции, СММ, дизайн, лидогенерация, пакеты ДР, привлечение групп). Удалённо.</w:t>
+      </w:r>
+    </w:p>
+    <w:p>
+      <w:pPr>
+        <w:shd w:val="clear" w:color="auto" w:fill="FFFFFF"/>
+        <w:spacing w:line="270" w:lineRule="atLeast"/>
+        <w:rPr>
+          <w:rFonts w:ascii="Menlo" w:eastAsia="Times New Roman" w:hAnsi="Menlo" w:cs="Menlo"/>
+          <w:color w:val="000000"/>
+          <w:sz w:val="18"/>
+          <w:szCs w:val="18"/>
+          <w:lang w:eastAsia="ru-RU"/>
+        </w:rPr>
+      </w:pPr>
+      <w:r>
+        <w:rPr>
+          <w:rFonts w:ascii="Menlo" w:eastAsia="Times New Roman" w:hAnsi="Menlo" w:cs="Menlo"/>
+          <w:color w:val="000000"/>
+          <w:sz w:val="18"/>
+          <w:szCs w:val="18"/>
+          <w:lang w:eastAsia="ru-RU"/>
+        </w:rPr>
+        <w:t xml:space="preserve">  </w:t>
+      </w:r>
+      <w:r>
+        <w:rPr>
+          <w:rFonts w:ascii="Menlo" w:eastAsia="Times New Roman" w:hAnsi="Menlo" w:cs="Menlo"/>
+          <w:color w:val="0451A5"/>
+          <w:sz w:val="18"/>
+          <w:szCs w:val="18"/>
+          <w:lang w:eastAsia="ru-RU"/>
+        </w:rPr>
+        <w:t>-</w:t>
+      </w:r>
+      <w:r>
+        <w:rPr>
+          <w:rFonts w:ascii="Menlo" w:eastAsia="Times New Roman" w:hAnsi="Menlo" w:cs="Menlo"/>
+          <w:color w:val="000000"/>
+          <w:sz w:val="18"/>
+          <w:szCs w:val="18"/>
+          <w:lang w:eastAsia="ru-RU"/>
+        </w:rPr>
+        <w:t xml:space="preserve"> </w:t>
+      </w:r>
+      <w:r>
+        <w:rPr>
+          <w:rFonts w:ascii="Menlo" w:eastAsia="Times New Roman" w:hAnsi="Menlo" w:cs="Menlo"/>
+          <w:b/>
+          <w:bCs/>
+          <w:color w:val="000080"/>
+          <w:sz w:val="18"/>
+          <w:szCs w:val="18"/>
+          <w:lang w:eastAsia="ru-RU"/>
+        </w:rPr>
+        <w:t>**Управляющий**</w:t>
+      </w:r>
+      <w:r>
+        <w:rPr>
+          <w:rFonts w:ascii="Menlo" w:eastAsia="Times New Roman" w:hAnsi="Menlo" w:cs="Menlo"/>
+          <w:color w:val="000000"/>
+          <w:sz w:val="18"/>
+          <w:szCs w:val="18"/>
+          <w:lang w:eastAsia="ru-RU"/>
+        </w:rPr>
+        <w:t xml:space="preserve"> — Управляющий объектом (контроль выполнения задач на объекте, дисциплина, гостевой сервис). На объекте.</w:t>
+      </w:r>
+    </w:p>
+    <w:p>
+      <w:pPr>
+        <w:shd w:val="clear" w:color="auto" w:fill="FFFFFF"/>
+        <w:spacing w:line="270" w:lineRule="atLeast"/>
+        <w:rPr>
+          <w:rFonts w:ascii="Menlo" w:eastAsia="Times New Roman" w:hAnsi="Menlo" w:cs="Menlo"/>
+          <w:color w:val="000000"/>
+          <w:sz w:val="18"/>
+          <w:szCs w:val="18"/>
+          <w:lang w:eastAsia="ru-RU"/>
+        </w:rPr>
+      </w:pPr>
+      <w:r>
+        <w:rPr>
+          <w:rFonts w:ascii="Menlo" w:eastAsia="Times New Roman" w:hAnsi="Menlo" w:cs="Menlo"/>
+          <w:color w:val="000000"/>
+          <w:sz w:val="18"/>
+          <w:szCs w:val="18"/>
+          <w:lang w:eastAsia="ru-RU"/>
+        </w:rPr>
+        <w:t xml:space="preserve">  </w:t>
+      </w:r>
+      <w:r>
+        <w:rPr>
+          <w:rFonts w:ascii="Menlo" w:eastAsia="Times New Roman" w:hAnsi="Menlo" w:cs="Menlo"/>
+          <w:color w:val="0451A5"/>
+          <w:sz w:val="18"/>
+          <w:szCs w:val="18"/>
+          <w:lang w:eastAsia="ru-RU"/>
+        </w:rPr>
+        <w:t>-</w:t>
+      </w:r>
+      <w:r>
+        <w:rPr>
+          <w:rFonts w:ascii="Menlo" w:eastAsia="Times New Roman" w:hAnsi="Menlo" w:cs="Menlo"/>
+          <w:color w:val="000000"/>
+          <w:sz w:val="18"/>
+          <w:szCs w:val="18"/>
+          <w:lang w:eastAsia="ru-RU"/>
+        </w:rPr>
+        <w:t xml:space="preserve"> </w:t>
+      </w:r>
+      <w:r>
+        <w:rPr>
+          <w:rFonts w:ascii="Menlo" w:eastAsia="Times New Roman" w:hAnsi="Menlo" w:cs="Menlo"/>
+          <w:b/>
+          <w:bCs/>
+          <w:color w:val="000080"/>
+          <w:sz w:val="18"/>
+          <w:szCs w:val="18"/>
+          <w:lang w:eastAsia="ru-RU"/>
+        </w:rPr>
+        <w:t>**Тех.директор**</w:t>
+      </w:r>
+      <w:r>
+        <w:rPr>
+          <w:rFonts w:ascii="Menlo" w:eastAsia="Times New Roman" w:hAnsi="Menlo" w:cs="Menlo"/>
+          <w:color w:val="000000"/>
+          <w:sz w:val="18"/>
+          <w:szCs w:val="18"/>
+          <w:lang w:eastAsia="ru-RU"/>
+        </w:rPr>
+        <w:t xml:space="preserve"> — Главный инженер, временно ведёт 2 роли (техника + функции менеджера НФ). На объекте.</w:t>
+      </w:r>
+    </w:p>
+    <w:p>
+      <w:pPr>
+        <w:shd w:val="clear" w:color="auto" w:fill="FFFFFF"/>
+        <w:spacing w:line="270" w:lineRule="atLeast"/>
+        <w:rPr>
+          <w:rFonts w:ascii="Menlo" w:eastAsia="Times New Roman" w:hAnsi="Menlo" w:cs="Menlo"/>
+          <w:color w:val="000000"/>
+          <w:sz w:val="18"/>
+          <w:szCs w:val="18"/>
+          <w:lang w:eastAsia="ru-RU"/>
+        </w:rPr>
+      </w:pPr>
+      <w:r>
+        <w:rPr>
+          <w:rFonts w:ascii="Menlo" w:eastAsia="Times New Roman" w:hAnsi="Menlo" w:cs="Menlo"/>
+          <w:color w:val="0451A5"/>
+          <w:sz w:val="18"/>
+          <w:szCs w:val="18"/>
+          <w:lang w:eastAsia="ru-RU"/>
+        </w:rPr>
+        <w:t>-</w:t>
+      </w:r>
+      <w:r>
+        <w:rPr>
+          <w:rFonts w:ascii="Menlo" w:eastAsia="Times New Roman" w:hAnsi="Menlo" w:cs="Menlo"/>
+          <w:color w:val="000000"/>
+          <w:sz w:val="18"/>
+          <w:szCs w:val="18"/>
+          <w:lang w:eastAsia="ru-RU"/>
+        </w:rPr>
+        <w:t xml:space="preserve"> Стратегические KPI на апр–ноябрь 2026: загрузка 12%/19.8%, маржа 8%, выручка 15.4М, ДР 125, группы 6</w:t>
+      </w:r>
+    </w:p>
+    <w:p>
+      <w:pPr>
+        <w:shd w:val="clear" w:color="auto" w:fill="FFFFFF"/>
+        <w:spacing w:line="270" w:lineRule="atLeast"/>
+        <w:rPr>
+          <w:rFonts w:ascii="Menlo" w:eastAsia="Times New Roman" w:hAnsi="Menlo" w:cs="Menlo"/>
+          <w:color w:val="000000"/>
+          <w:sz w:val="18"/>
+          <w:szCs w:val="18"/>
+          <w:lang w:eastAsia="ru-RU"/>
+        </w:rPr>
+      </w:pPr>
+      <w:r>
+        <w:rPr>
+          <w:rFonts w:ascii="Menlo" w:eastAsia="Times New Roman" w:hAnsi="Menlo" w:cs="Menlo"/>
+          <w:color w:val="0451A5"/>
+          <w:sz w:val="18"/>
+          <w:szCs w:val="18"/>
+          <w:lang w:eastAsia="ru-RU"/>
+        </w:rPr>
+        <w:t>-</w:t>
+      </w:r>
+      <w:r>
+        <w:rPr>
+          <w:rFonts w:ascii="Menlo" w:eastAsia="Times New Roman" w:hAnsi="Menlo" w:cs="Menlo"/>
+          <w:color w:val="000000"/>
+          <w:sz w:val="18"/>
+          <w:szCs w:val="18"/>
+          <w:lang w:eastAsia="ru-RU"/>
+        </w:rPr>
+        <w:t xml:space="preserve"> → подробнее: </w:t>
+      </w:r>
+      <w:r>
+        <w:rPr>
+          <w:rFonts w:ascii="Menlo" w:eastAsia="Times New Roman" w:hAnsi="Menlo" w:cs="Menlo"/>
+          <w:color w:val="800000"/>
+          <w:sz w:val="18"/>
+          <w:szCs w:val="18"/>
+          <w:lang w:eastAsia="ru-RU"/>
+        </w:rPr>
+        <w:t>`aihotel/CLAUDE.md`</w:t>
+      </w:r>
+    </w:p>
+    <w:p>
+      <w:pPr>
+        <w:shd w:val="clear" w:color="auto" w:fill="FFFFFF"/>
+        <w:spacing w:line="270" w:lineRule="atLeast"/>
+        <w:rPr>
+          <w:rFonts w:ascii="Menlo" w:eastAsia="Times New Roman" w:hAnsi="Menlo" w:cs="Menlo"/>
+          <w:color w:val="000000"/>
+          <w:sz w:val="18"/>
+          <w:szCs w:val="18"/>
+          <w:lang w:eastAsia="ru-RU"/>
+        </w:rPr>
+      </w:pPr>
+    </w:p>
+    <w:p>
+      <w:pPr>
+        <w:shd w:val="clear" w:color="auto" w:fill="FFFFFF"/>
+        <w:spacing w:line="270" w:lineRule="atLeast"/>
+        <w:rPr>
+          <w:rFonts w:ascii="Menlo" w:eastAsia="Times New Roman" w:hAnsi="Menlo" w:cs="Menlo"/>
+          <w:color w:val="000000"/>
+          <w:sz w:val="18"/>
+          <w:szCs w:val="18"/>
+          <w:lang w:eastAsia="ru-RU"/>
+        </w:rPr>
+      </w:pPr>
+      <w:r>
+        <w:rPr>
+          <w:rFonts w:ascii="Menlo" w:eastAsia="Times New Roman" w:hAnsi="Menlo" w:cs="Menlo"/>
+          <w:b/>
+          <w:bCs/>
+          <w:color w:val="800000"/>
+          <w:sz w:val="18"/>
+          <w:szCs w:val="18"/>
+          <w:lang w:eastAsia="ru-RU"/>
+        </w:rPr>
+        <w:t>### `restaurant-monblan/` — Монблан трекинг</w:t>
+      </w:r>
+    </w:p>
+    <w:p>
+      <w:pPr>
+        <w:shd w:val="clear" w:color="auto" w:fill="FFFFFF"/>
+        <w:spacing w:line="270" w:lineRule="atLeast"/>
+        <w:rPr>
+          <w:rFonts w:ascii="Menlo" w:eastAsia="Times New Roman" w:hAnsi="Menlo" w:cs="Menlo"/>
+          <w:color w:val="000000"/>
+          <w:sz w:val="18"/>
+          <w:szCs w:val="18"/>
+          <w:lang w:eastAsia="ru-RU"/>
+        </w:rPr>
+      </w:pPr>
+      <w:r>
+        <w:rPr>
+          <w:rFonts w:ascii="Menlo" w:eastAsia="Times New Roman" w:hAnsi="Menlo" w:cs="Menlo"/>
+          <w:color w:val="000000"/>
+          <w:sz w:val="18"/>
+          <w:szCs w:val="18"/>
+          <w:lang w:eastAsia="ru-RU"/>
+        </w:rPr>
+        <w:t>iiko → Google Sheets. Три потока: ежедневный / еженедельный (GAS) / ежемесячный (Python).</w:t>
+      </w:r>
+    </w:p>
+    <w:p>
+      <w:pPr>
+        <w:shd w:val="clear" w:color="auto" w:fill="FFFFFF"/>
+        <w:spacing w:line="270" w:lineRule="atLeast"/>
+        <w:rPr>
+          <w:rFonts w:ascii="Menlo" w:eastAsia="Times New Roman" w:hAnsi="Menlo" w:cs="Menlo"/>
+          <w:color w:val="000000"/>
+          <w:sz w:val="18"/>
+          <w:szCs w:val="18"/>
+          <w:lang w:eastAsia="ru-RU"/>
+        </w:rPr>
+      </w:pPr>
+      <w:r>
+        <w:rPr>
+          <w:rFonts w:ascii="Menlo" w:eastAsia="Times New Roman" w:hAnsi="Menlo" w:cs="Menlo"/>
+          <w:color w:val="0451A5"/>
+          <w:sz w:val="18"/>
+          <w:szCs w:val="18"/>
+          <w:lang w:eastAsia="ru-RU"/>
+        </w:rPr>
+        <w:t>-</w:t>
+      </w:r>
+      <w:r>
+        <w:rPr>
+          <w:rFonts w:ascii="Menlo" w:eastAsia="Times New Roman" w:hAnsi="Menlo" w:cs="Menlo"/>
+          <w:color w:val="000000"/>
+          <w:sz w:val="18"/>
+          <w:szCs w:val="18"/>
+          <w:lang w:eastAsia="ru-RU"/>
+        </w:rPr>
+        <w:t xml:space="preserve"> Стек: Python, iiko OLAP API, Google Sheets, GAS, GitHub Actions</w:t>
+      </w:r>
+    </w:p>
+    <w:p>
+      <w:pPr>
+        <w:shd w:val="clear" w:color="auto" w:fill="FFFFFF"/>
+        <w:spacing w:line="270" w:lineRule="atLeast"/>
+        <w:rPr>
+          <w:rFonts w:ascii="Menlo" w:eastAsia="Times New Roman" w:hAnsi="Menlo" w:cs="Menlo"/>
+          <w:color w:val="000000"/>
+          <w:sz w:val="18"/>
+          <w:szCs w:val="18"/>
+          <w:lang w:eastAsia="ru-RU"/>
+        </w:rPr>
+      </w:pPr>
+      <w:r>
+        <w:rPr>
+          <w:rFonts w:ascii="Menlo" w:eastAsia="Times New Roman" w:hAnsi="Menlo" w:cs="Menlo"/>
+          <w:color w:val="0451A5"/>
+          <w:sz w:val="18"/>
+          <w:szCs w:val="18"/>
+          <w:lang w:eastAsia="ru-RU"/>
+        </w:rPr>
+        <w:t>-</w:t>
+      </w:r>
+      <w:r>
+        <w:rPr>
+          <w:rFonts w:ascii="Menlo" w:eastAsia="Times New Roman" w:hAnsi="Menlo" w:cs="Menlo"/>
+          <w:color w:val="000000"/>
+          <w:sz w:val="18"/>
+          <w:szCs w:val="18"/>
+          <w:lang w:eastAsia="ru-RU"/>
+        </w:rPr>
+        <w:t xml:space="preserve"> → подробнее: </w:t>
+      </w:r>
+      <w:r>
+        <w:rPr>
+          <w:rFonts w:ascii="Menlo" w:eastAsia="Times New Roman" w:hAnsi="Menlo" w:cs="Menlo"/>
+          <w:color w:val="800000"/>
+          <w:sz w:val="18"/>
+          <w:szCs w:val="18"/>
+          <w:lang w:eastAsia="ru-RU"/>
+        </w:rPr>
+        <w:t>`restaurant-monblan/CLAUDE.md`</w:t>
+      </w:r>
+    </w:p>
+    <w:p>
+      <w:pPr>
+        <w:shd w:val="clear" w:color="auto" w:fill="FFFFFF"/>
+        <w:spacing w:line="270" w:lineRule="atLeast"/>
+        <w:rPr>
+          <w:rFonts w:ascii="Menlo" w:eastAsia="Times New Roman" w:hAnsi="Menlo" w:cs="Menlo"/>
+          <w:color w:val="000000"/>
+          <w:sz w:val="18"/>
+          <w:szCs w:val="18"/>
+          <w:lang w:eastAsia="ru-RU"/>
+        </w:rPr>
+      </w:pPr>
+    </w:p>
+    <w:p>
+      <w:pPr>
+        <w:shd w:val="clear" w:color="auto" w:fill="FFFFFF"/>
+        <w:spacing w:line="270" w:lineRule="atLeast"/>
+        <w:rPr>
+          <w:rFonts w:ascii="Menlo" w:eastAsia="Times New Roman" w:hAnsi="Menlo" w:cs="Menlo"/>
+          <w:color w:val="000000"/>
+          <w:sz w:val="18"/>
+          <w:szCs w:val="18"/>
+          <w:lang w:eastAsia="ru-RU"/>
+        </w:rPr>
+      </w:pPr>
+      <w:r>
+        <w:rPr>
+          <w:rFonts w:ascii="Menlo" w:eastAsia="Times New Roman" w:hAnsi="Menlo" w:cs="Menlo"/>
+          <w:b/>
+          <w:bCs/>
+          <w:color w:val="800000"/>
+          <w:sz w:val="18"/>
+          <w:szCs w:val="18"/>
+          <w:lang w:eastAsia="ru-RU"/>
+        </w:rPr>
+        <w:t>### `telegram-assistant/` — Персональный AI-ассистент</w:t>
+      </w:r>
+    </w:p>
+    <w:p>
+      <w:pPr>
+        <w:shd w:val="clear" w:color="auto" w:fill="FFFFFF"/>
+        <w:spacing w:line="270" w:lineRule="atLeast"/>
+        <w:rPr>
+          <w:rFonts w:ascii="Menlo" w:eastAsia="Times New Roman" w:hAnsi="Menlo" w:cs="Menlo"/>
+          <w:color w:val="000000"/>
+          <w:sz w:val="18"/>
+          <w:szCs w:val="18"/>
+          <w:lang w:eastAsia="ru-RU"/>
+        </w:rPr>
+      </w:pPr>
+      <w:r>
+        <w:rPr>
+          <w:rFonts w:ascii="Menlo" w:eastAsia="Times New Roman" w:hAnsi="Menlo" w:cs="Menlo"/>
+          <w:color w:val="000000"/>
+          <w:sz w:val="18"/>
+          <w:szCs w:val="18"/>
+          <w:lang w:eastAsia="ru-RU"/>
+        </w:rPr>
+        <w:t>Telegram-бот на сервере. Голос, напоминания, заметки, Google Calendar, веб-поиск.</w:t>
+      </w:r>
+    </w:p>
+    <w:p>
+      <w:pPr>
+        <w:shd w:val="clear" w:color="auto" w:fill="FFFFFF"/>
+        <w:spacing w:line="270" w:lineRule="atLeast"/>
+        <w:rPr>
+          <w:rFonts w:ascii="Menlo" w:eastAsia="Times New Roman" w:hAnsi="Menlo" w:cs="Menlo"/>
+          <w:color w:val="000000"/>
+          <w:sz w:val="18"/>
+          <w:szCs w:val="18"/>
+          <w:lang w:eastAsia="ru-RU"/>
+        </w:rPr>
+      </w:pPr>
+      <w:r>
+        <w:rPr>
+          <w:rFonts w:ascii="Menlo" w:eastAsia="Times New Roman" w:hAnsi="Menlo" w:cs="Menlo"/>
+          <w:color w:val="0451A5"/>
+          <w:sz w:val="18"/>
+          <w:szCs w:val="18"/>
+          <w:lang w:eastAsia="ru-RU"/>
+        </w:rPr>
+        <w:t>-</w:t>
+      </w:r>
+      <w:r>
+        <w:rPr>
+          <w:rFonts w:ascii="Menlo" w:eastAsia="Times New Roman" w:hAnsi="Menlo" w:cs="Menlo"/>
+          <w:color w:val="000000"/>
+          <w:sz w:val="18"/>
+          <w:szCs w:val="18"/>
+          <w:lang w:eastAsia="ru-RU"/>
+        </w:rPr>
+        <w:t xml:space="preserve"> Стек: aiogram 3, DeepSeek V4 Pro (RouterAI), Groq Whisper, APScheduler, SQLite</w:t>
+      </w:r>
+    </w:p>
+    <w:p>
+      <w:pPr>
+        <w:shd w:val="clear" w:color="auto" w:fill="FFFFFF"/>
+        <w:spacing w:line="270" w:lineRule="atLeast"/>
+        <w:rPr>
+          <w:rFonts w:ascii="Menlo" w:eastAsia="Times New Roman" w:hAnsi="Menlo" w:cs="Menlo"/>
+          <w:color w:val="000000"/>
+          <w:sz w:val="18"/>
+          <w:szCs w:val="18"/>
+          <w:lang w:eastAsia="ru-RU"/>
+        </w:rPr>
+      </w:pPr>
+      <w:r>
+        <w:rPr>
+          <w:rFonts w:ascii="Menlo" w:eastAsia="Times New Roman" w:hAnsi="Menlo" w:cs="Menlo"/>
+          <w:color w:val="0451A5"/>
+          <w:sz w:val="18"/>
+          <w:szCs w:val="18"/>
+          <w:lang w:eastAsia="ru-RU"/>
+        </w:rPr>
+        <w:t>-</w:t>
+      </w:r>
+      <w:r>
+        <w:rPr>
+          <w:rFonts w:ascii="Menlo" w:eastAsia="Times New Roman" w:hAnsi="Menlo" w:cs="Menlo"/>
+          <w:color w:val="000000"/>
+          <w:sz w:val="18"/>
+          <w:szCs w:val="18"/>
+          <w:lang w:eastAsia="ru-RU"/>
+        </w:rPr>
+        <w:t xml:space="preserve"> Деплой: </w:t>
+      </w:r>
+      <w:r>
+        <w:rPr>
+          <w:rFonts w:ascii="Menlo" w:eastAsia="Times New Roman" w:hAnsi="Menlo" w:cs="Menlo"/>
+          <w:color w:val="800000"/>
+          <w:sz w:val="18"/>
+          <w:szCs w:val="18"/>
+          <w:lang w:eastAsia="ru-RU"/>
+        </w:rPr>
+        <w:t>`bash telegram-assistant/deploy.sh`</w:t>
+      </w:r>
+    </w:p>
+    <w:p>
+      <w:pPr>
+        <w:shd w:val="clear" w:color="auto" w:fill="FFFFFF"/>
+        <w:spacing w:line="270" w:lineRule="atLeast"/>
+        <w:rPr>
+          <w:rFonts w:ascii="Menlo" w:eastAsia="Times New Roman" w:hAnsi="Menlo" w:cs="Menlo"/>
+          <w:color w:val="000000"/>
+          <w:sz w:val="18"/>
+          <w:szCs w:val="18"/>
+          <w:lang w:eastAsia="ru-RU"/>
+        </w:rPr>
+      </w:pPr>
+      <w:r>
+        <w:rPr>
+          <w:rFonts w:ascii="Menlo" w:eastAsia="Times New Roman" w:hAnsi="Menlo" w:cs="Menlo"/>
+          <w:color w:val="0451A5"/>
+          <w:sz w:val="18"/>
+          <w:szCs w:val="18"/>
+          <w:lang w:eastAsia="ru-RU"/>
+        </w:rPr>
+        <w:t>-</w:t>
+      </w:r>
+      <w:r>
+        <w:rPr>
+          <w:rFonts w:ascii="Menlo" w:eastAsia="Times New Roman" w:hAnsi="Menlo" w:cs="Menlo"/>
+          <w:color w:val="000000"/>
+          <w:sz w:val="18"/>
+          <w:szCs w:val="18"/>
+          <w:lang w:eastAsia="ru-RU"/>
+        </w:rPr>
+        <w:t xml:space="preserve"> → подробнее: </w:t>
+      </w:r>
+      <w:r>
+        <w:rPr>
+          <w:rFonts w:ascii="Menlo" w:eastAsia="Times New Roman" w:hAnsi="Menlo" w:cs="Menlo"/>
+          <w:color w:val="800000"/>
+          <w:sz w:val="18"/>
+          <w:szCs w:val="18"/>
+          <w:lang w:eastAsia="ru-RU"/>
+        </w:rPr>
+        <w:t>`telegram-assistant/CLAUDE.md`</w:t>
+      </w:r>
+    </w:p>
+    <w:p>
+      <w:pPr>
+        <w:shd w:val="clear" w:color="auto" w:fill="FFFFFF"/>
+        <w:spacing w:line="270" w:lineRule="atLeast"/>
+        <w:rPr>
+          <w:rFonts w:ascii="Menlo" w:eastAsia="Times New Roman" w:hAnsi="Menlo" w:cs="Menlo"/>
+          <w:color w:val="000000"/>
+          <w:sz w:val="18"/>
+          <w:szCs w:val="18"/>
+          <w:lang w:eastAsia="ru-RU"/>
+        </w:rPr>
+      </w:pPr>
+    </w:p>
+    <w:p>
+      <w:pPr>
+        <w:shd w:val="clear" w:color="auto" w:fill="FFFFFF"/>
+        <w:spacing w:line="270" w:lineRule="atLeast"/>
+        <w:rPr>
+          <w:rFonts w:ascii="Menlo" w:eastAsia="Times New Roman" w:hAnsi="Menlo" w:cs="Menlo"/>
+          <w:color w:val="000000"/>
+          <w:sz w:val="18"/>
+          <w:szCs w:val="18"/>
+          <w:lang w:eastAsia="ru-RU"/>
+        </w:rPr>
+      </w:pPr>
+      <w:r>
+        <w:rPr>
+          <w:rFonts w:ascii="Menlo" w:eastAsia="Times New Roman" w:hAnsi="Menlo" w:cs="Menlo"/>
+          <w:b/>
+          <w:bCs/>
+          <w:color w:val="800000"/>
+          <w:sz w:val="18"/>
+          <w:szCs w:val="18"/>
+          <w:lang w:eastAsia="ru-RU"/>
+        </w:rPr>
+        <w:t>### `infrastructure/` — Сервер + VPN</w:t>
+      </w:r>
+    </w:p>
+    <w:p>
+      <w:pPr>
+        <w:shd w:val="clear" w:color="auto" w:fill="FFFFFF"/>
+        <w:spacing w:line="270" w:lineRule="atLeast"/>
+        <w:rPr>
+          <w:rFonts w:ascii="Menlo" w:eastAsia="Times New Roman" w:hAnsi="Menlo" w:cs="Menlo"/>
+          <w:color w:val="000000"/>
+          <w:sz w:val="18"/>
+          <w:szCs w:val="18"/>
+          <w:lang w:eastAsia="ru-RU"/>
+        </w:rPr>
+      </w:pPr>
+      <w:r>
+        <w:rPr>
+          <w:rFonts w:ascii="Menlo" w:eastAsia="Times New Roman" w:hAnsi="Menlo" w:cs="Menlo"/>
+          <w:color w:val="000000"/>
+          <w:sz w:val="18"/>
+          <w:szCs w:val="18"/>
+          <w:lang w:eastAsia="ru-RU"/>
+        </w:rPr>
+        <w:t>VPS u1host Германия, Ubuntu 24.04. VLESS+XTLS-Reality (3X-UI). Python venv на /home/parser/venv.</w:t>
+      </w:r>
+    </w:p>
+    <w:p>
+      <w:pPr>
+        <w:shd w:val="clear" w:color="auto" w:fill="FFFFFF"/>
+        <w:spacing w:line="270" w:lineRule="atLeast"/>
+        <w:rPr>
+          <w:rFonts w:ascii="Menlo" w:eastAsia="Times New Roman" w:hAnsi="Menlo" w:cs="Menlo"/>
+          <w:color w:val="000000"/>
+          <w:sz w:val="18"/>
+          <w:szCs w:val="18"/>
+          <w:lang w:eastAsia="ru-RU"/>
+        </w:rPr>
+      </w:pPr>
+      <w:r>
+        <w:rPr>
+          <w:rFonts w:ascii="Menlo" w:eastAsia="Times New Roman" w:hAnsi="Menlo" w:cs="Menlo"/>
+          <w:color w:val="0451A5"/>
+          <w:sz w:val="18"/>
+          <w:szCs w:val="18"/>
+          <w:lang w:eastAsia="ru-RU"/>
+        </w:rPr>
+        <w:t>-</w:t>
+      </w:r>
+      <w:r>
+        <w:rPr>
+          <w:rFonts w:ascii="Menlo" w:eastAsia="Times New Roman" w:hAnsi="Menlo" w:cs="Menlo"/>
+          <w:color w:val="000000"/>
+          <w:sz w:val="18"/>
+          <w:szCs w:val="18"/>
+          <w:lang w:eastAsia="ru-RU"/>
+        </w:rPr>
+        <w:t xml:space="preserve"> → подробнее: </w:t>
+      </w:r>
+      <w:r>
+        <w:rPr>
+          <w:rFonts w:ascii="Menlo" w:eastAsia="Times New Roman" w:hAnsi="Menlo" w:cs="Menlo"/>
+          <w:color w:val="800000"/>
+          <w:sz w:val="18"/>
+          <w:szCs w:val="18"/>
+          <w:lang w:eastAsia="ru-RU"/>
+        </w:rPr>
+        <w:t>`infrastructure/CLAUDE.md`</w:t>
+      </w:r>
+    </w:p>
+    <w:p>
+      <w:pPr>
+        <w:shd w:val="clear" w:color="auto" w:fill="FFFFFF"/>
+        <w:spacing w:line="270" w:lineRule="atLeast"/>
+        <w:rPr>
+          <w:rFonts w:ascii="Menlo" w:eastAsia="Times New Roman" w:hAnsi="Menlo" w:cs="Menlo"/>
+          <w:color w:val="000000"/>
+          <w:sz w:val="18"/>
+          <w:szCs w:val="18"/>
+          <w:lang w:eastAsia="ru-RU"/>
+        </w:rPr>
+      </w:pPr>
+    </w:p>
+    <w:p>
+      <w:pPr>
+        <w:shd w:val="clear" w:color="auto" w:fill="FFFFFF"/>
+        <w:spacing w:line="270" w:lineRule="atLeast"/>
+        <w:rPr>
+          <w:rFonts w:ascii="Menlo" w:eastAsia="Times New Roman" w:hAnsi="Menlo" w:cs="Menlo"/>
+          <w:color w:val="000000"/>
+          <w:sz w:val="18"/>
+          <w:szCs w:val="18"/>
+          <w:lang w:eastAsia="ru-RU"/>
+        </w:rPr>
+      </w:pPr>
+      <w:r>
+        <w:rPr>
+          <w:rFonts w:ascii="Menlo" w:eastAsia="Times New Roman" w:hAnsi="Menlo" w:cs="Menlo"/>
+          <w:b/>
+          <w:bCs/>
+          <w:color w:val="800000"/>
+          <w:sz w:val="18"/>
+          <w:szCs w:val="18"/>
+          <w:lang w:eastAsia="ru-RU"/>
+        </w:rPr>
+        <w:t>### `entens-group_website/` — Лендинг EntenS Group</w:t>
+      </w:r>
+    </w:p>
+    <w:p>
+      <w:pPr>
+        <w:shd w:val="clear" w:color="auto" w:fill="FFFFFF"/>
+        <w:spacing w:line="270" w:lineRule="atLeast"/>
+        <w:rPr>
+          <w:rFonts w:ascii="Menlo" w:eastAsia="Times New Roman" w:hAnsi="Menlo" w:cs="Menlo"/>
+          <w:color w:val="000000"/>
+          <w:sz w:val="18"/>
+          <w:szCs w:val="18"/>
+          <w:lang w:eastAsia="ru-RU"/>
+        </w:rPr>
+      </w:pPr>
+      <w:r>
+        <w:rPr>
+          <w:rFonts w:ascii="Menlo" w:eastAsia="Times New Roman" w:hAnsi="Menlo" w:cs="Menlo"/>
+          <w:color w:val="000000"/>
+          <w:sz w:val="18"/>
+          <w:szCs w:val="18"/>
+          <w:lang w:eastAsia="ru-RU"/>
+        </w:rPr>
+        <w:t xml:space="preserve">Одностраничный сайт, весь код в </w:t>
+      </w:r>
+      <w:r>
+        <w:rPr>
+          <w:rFonts w:ascii="Menlo" w:eastAsia="Times New Roman" w:hAnsi="Menlo" w:cs="Menlo"/>
+          <w:color w:val="800000"/>
+          <w:sz w:val="18"/>
+          <w:szCs w:val="18"/>
+          <w:lang w:eastAsia="ru-RU"/>
+        </w:rPr>
+        <w:t>`index.html`</w:t>
+      </w:r>
+      <w:r>
+        <w:rPr>
+          <w:rFonts w:ascii="Menlo" w:eastAsia="Times New Roman" w:hAnsi="Menlo" w:cs="Menlo"/>
+          <w:color w:val="000000"/>
+          <w:sz w:val="18"/>
+          <w:szCs w:val="18"/>
+          <w:lang w:eastAsia="ru-RU"/>
+        </w:rPr>
+        <w:t>.</w:t>
+      </w:r>
+    </w:p>
+    <w:p>
+      <w:pPr>
+        <w:shd w:val="clear" w:color="auto" w:fill="FFFFFF"/>
+        <w:spacing w:line="270" w:lineRule="atLeast"/>
+        <w:rPr>
+          <w:rFonts w:ascii="Menlo" w:eastAsia="Times New Roman" w:hAnsi="Menlo" w:cs="Menlo"/>
+          <w:color w:val="000000"/>
+          <w:sz w:val="18"/>
+          <w:szCs w:val="18"/>
+          <w:lang w:eastAsia="ru-RU"/>
+        </w:rPr>
+      </w:pPr>
+      <w:r>
+        <w:rPr>
+          <w:rFonts w:ascii="Menlo" w:eastAsia="Times New Roman" w:hAnsi="Menlo" w:cs="Menlo"/>
+          <w:color w:val="0451A5"/>
+          <w:sz w:val="18"/>
+          <w:szCs w:val="18"/>
+          <w:lang w:eastAsia="ru-RU"/>
+        </w:rPr>
+        <w:t>-</w:t>
+      </w:r>
+      <w:r>
+        <w:rPr>
+          <w:rFonts w:ascii="Menlo" w:eastAsia="Times New Roman" w:hAnsi="Menlo" w:cs="Menlo"/>
+          <w:color w:val="000000"/>
+          <w:sz w:val="18"/>
+          <w:szCs w:val="18"/>
+          <w:lang w:eastAsia="ru-RU"/>
+        </w:rPr>
+        <w:t xml:space="preserve"> → подробнее: </w:t>
+      </w:r>
+      <w:r>
+        <w:rPr>
+          <w:rFonts w:ascii="Menlo" w:eastAsia="Times New Roman" w:hAnsi="Menlo" w:cs="Menlo"/>
+          <w:color w:val="800000"/>
+          <w:sz w:val="18"/>
+          <w:szCs w:val="18"/>
+          <w:lang w:eastAsia="ru-RU"/>
+        </w:rPr>
+        <w:t>`entens-group_website/CLAUDE.md`</w:t>
+      </w:r>
+    </w:p>
+    <w:p>
+      <w:pPr>
+        <w:shd w:val="clear" w:color="auto" w:fill="FFFFFF"/>
+        <w:spacing w:line="270" w:lineRule="atLeast"/>
+        <w:rPr>
+          <w:rFonts w:ascii="Menlo" w:eastAsia="Times New Roman" w:hAnsi="Menlo" w:cs="Menlo"/>
+          <w:color w:val="000000"/>
+          <w:sz w:val="18"/>
+          <w:szCs w:val="18"/>
+          <w:lang w:eastAsia="ru-RU"/>
+        </w:rPr>
+      </w:pPr>
+    </w:p>
+    <w:p>
+      <w:pPr>
+        <w:shd w:val="clear" w:color="auto" w:fill="FFFFFF"/>
+        <w:spacing w:line="270" w:lineRule="atLeast"/>
+        <w:rPr>
+          <w:rFonts w:ascii="Menlo" w:eastAsia="Times New Roman" w:hAnsi="Menlo" w:cs="Menlo"/>
+          <w:color w:val="000000"/>
+          <w:sz w:val="18"/>
+          <w:szCs w:val="18"/>
+          <w:lang w:eastAsia="ru-RU"/>
+        </w:rPr>
+      </w:pPr>
+      <w:r>
+        <w:rPr>
+          <w:rFonts w:ascii="Menlo" w:eastAsia="Times New Roman" w:hAnsi="Menlo" w:cs="Menlo"/>
+          <w:b/>
+          <w:bCs/>
+          <w:color w:val="800000"/>
+          <w:sz w:val="18"/>
+          <w:szCs w:val="18"/>
+          <w:lang w:eastAsia="ru-RU"/>
+        </w:rPr>
+        <w:lastRenderedPageBreak/>
+        <w:t>### `otchety/` — Отчёты курорта Губаха</w:t>
+      </w:r>
+    </w:p>
+    <w:p>
+      <w:pPr>
+        <w:shd w:val="clear" w:color="auto" w:fill="FFFFFF"/>
+        <w:spacing w:line="270" w:lineRule="atLeast"/>
+        <w:rPr>
+          <w:rFonts w:ascii="Menlo" w:eastAsia="Times New Roman" w:hAnsi="Menlo" w:cs="Menlo"/>
+          <w:color w:val="000000"/>
+          <w:sz w:val="18"/>
+          <w:szCs w:val="18"/>
+          <w:lang w:eastAsia="ru-RU"/>
+        </w:rPr>
+      </w:pPr>
+      <w:r>
+        <w:rPr>
+          <w:rFonts w:ascii="Menlo" w:eastAsia="Times New Roman" w:hAnsi="Menlo" w:cs="Menlo"/>
+          <w:color w:val="000000"/>
+          <w:sz w:val="18"/>
+          <w:szCs w:val="18"/>
+          <w:lang w:eastAsia="ru-RU"/>
+        </w:rPr>
+        <w:t>Еженедельные отчёты для курорта. Отдельный проект, не пересекается с Монблан.</w:t>
+      </w:r>
+    </w:p>
+    <w:p>
+      <w:pPr>
+        <w:shd w:val="clear" w:color="auto" w:fill="FFFFFF"/>
+        <w:spacing w:line="270" w:lineRule="atLeast"/>
+        <w:rPr>
+          <w:rFonts w:ascii="Menlo" w:eastAsia="Times New Roman" w:hAnsi="Menlo" w:cs="Menlo"/>
+          <w:color w:val="000000"/>
+          <w:sz w:val="18"/>
+          <w:szCs w:val="18"/>
+          <w:lang w:eastAsia="ru-RU"/>
+        </w:rPr>
+      </w:pPr>
+      <w:r>
+        <w:rPr>
+          <w:rFonts w:ascii="Menlo" w:eastAsia="Times New Roman" w:hAnsi="Menlo" w:cs="Menlo"/>
+          <w:color w:val="0451A5"/>
+          <w:sz w:val="18"/>
+          <w:szCs w:val="18"/>
+          <w:lang w:eastAsia="ru-RU"/>
+        </w:rPr>
+        <w:t>-</w:t>
+      </w:r>
+      <w:r>
+        <w:rPr>
+          <w:rFonts w:ascii="Menlo" w:eastAsia="Times New Roman" w:hAnsi="Menlo" w:cs="Menlo"/>
+          <w:color w:val="000000"/>
+          <w:sz w:val="18"/>
+          <w:szCs w:val="18"/>
+          <w:lang w:eastAsia="ru-RU"/>
+        </w:rPr>
+        <w:t xml:space="preserve"> → подробнее: </w:t>
+      </w:r>
+      <w:r>
+        <w:rPr>
+          <w:rFonts w:ascii="Menlo" w:eastAsia="Times New Roman" w:hAnsi="Menlo" w:cs="Menlo"/>
+          <w:color w:val="800000"/>
+          <w:sz w:val="18"/>
+          <w:szCs w:val="18"/>
+          <w:lang w:eastAsia="ru-RU"/>
+        </w:rPr>
+        <w:t>`otchety/CLAUDE.md`</w:t>
+      </w:r>
+    </w:p>
+    <w:p>
+      <w:pPr>
+        <w:shd w:val="clear" w:color="auto" w:fill="FFFFFF"/>
+        <w:spacing w:line="270" w:lineRule="atLeast"/>
+        <w:rPr>
+          <w:rFonts w:ascii="Menlo" w:eastAsia="Times New Roman" w:hAnsi="Menlo" w:cs="Menlo"/>
+          <w:color w:val="000000"/>
+          <w:sz w:val="18"/>
+          <w:szCs w:val="18"/>
+          <w:lang w:eastAsia="ru-RU"/>
+        </w:rPr>
+      </w:pPr>
+    </w:p>
+    <w:p>
+      <w:pPr>
+        <w:shd w:val="clear" w:color="auto" w:fill="FFFFFF"/>
+        <w:spacing w:line="270" w:lineRule="atLeast"/>
+        <w:rPr>
+          <w:rFonts w:ascii="Menlo" w:eastAsia="Times New Roman" w:hAnsi="Menlo" w:cs="Menlo"/>
+          <w:color w:val="000000"/>
+          <w:sz w:val="18"/>
+          <w:szCs w:val="18"/>
+          <w:lang w:eastAsia="ru-RU"/>
+        </w:rPr>
+      </w:pPr>
+      <w:r>
+        <w:rPr>
+          <w:rFonts w:ascii="Menlo" w:eastAsia="Times New Roman" w:hAnsi="Menlo" w:cs="Menlo"/>
+          <w:b/>
+          <w:bCs/>
+          <w:color w:val="800000"/>
+          <w:sz w:val="18"/>
+          <w:szCs w:val="18"/>
+          <w:lang w:eastAsia="ru-RU"/>
+        </w:rPr>
+        <w:t>### `content-plan/` — Контент-план</w:t>
+      </w:r>
+    </w:p>
+    <w:p>
+      <w:pPr>
+        <w:shd w:val="clear" w:color="auto" w:fill="FFFFFF"/>
+        <w:spacing w:line="270" w:lineRule="atLeast"/>
+        <w:rPr>
+          <w:rFonts w:ascii="Menlo" w:eastAsia="Times New Roman" w:hAnsi="Menlo" w:cs="Menlo"/>
+          <w:color w:val="000000"/>
+          <w:sz w:val="18"/>
+          <w:szCs w:val="18"/>
+          <w:lang w:eastAsia="ru-RU"/>
+        </w:rPr>
+      </w:pPr>
+      <w:r>
+        <w:rPr>
+          <w:rFonts w:ascii="Menlo" w:eastAsia="Times New Roman" w:hAnsi="Menlo" w:cs="Menlo"/>
+          <w:color w:val="000000"/>
+          <w:sz w:val="18"/>
+          <w:szCs w:val="18"/>
+          <w:lang w:eastAsia="ru-RU"/>
+        </w:rPr>
+        <w:t>Посты, аудитория, tone-of-voice для соцсетей Александра.</w:t>
+      </w:r>
+    </w:p>
+    <w:p>
+      <w:pPr>
+        <w:shd w:val="clear" w:color="auto" w:fill="FFFFFF"/>
+        <w:spacing w:line="270" w:lineRule="atLeast"/>
+        <w:rPr>
+          <w:rFonts w:ascii="Menlo" w:eastAsia="Times New Roman" w:hAnsi="Menlo" w:cs="Menlo"/>
+          <w:color w:val="000000"/>
+          <w:sz w:val="18"/>
+          <w:szCs w:val="18"/>
+          <w:lang w:eastAsia="ru-RU"/>
+        </w:rPr>
+      </w:pPr>
+    </w:p>
+    <w:p>
+      <w:pPr>
+        <w:shd w:val="clear" w:color="auto" w:fill="FFFFFF"/>
+        <w:spacing w:line="270" w:lineRule="atLeast"/>
+        <w:rPr>
+          <w:rFonts w:ascii="Menlo" w:eastAsia="Times New Roman" w:hAnsi="Menlo" w:cs="Menlo"/>
+          <w:color w:val="000000"/>
+          <w:sz w:val="18"/>
+          <w:szCs w:val="18"/>
+          <w:lang w:eastAsia="ru-RU"/>
+        </w:rPr>
+      </w:pPr>
+      <w:r>
+        <w:rPr>
+          <w:rFonts w:ascii="Menlo" w:eastAsia="Times New Roman" w:hAnsi="Menlo" w:cs="Menlo"/>
+          <w:color w:val="000000"/>
+          <w:sz w:val="18"/>
+          <w:szCs w:val="18"/>
+          <w:lang w:eastAsia="ru-RU"/>
+        </w:rPr>
+        <w:t>---</w:t>
+      </w:r>
+    </w:p>
+    <w:p>
+      <w:pPr>
+        <w:shd w:val="clear" w:color="auto" w:fill="FFFFFF"/>
+        <w:spacing w:line="270" w:lineRule="atLeast"/>
+        <w:rPr>
+          <w:rFonts w:ascii="Menlo" w:eastAsia="Times New Roman" w:hAnsi="Menlo" w:cs="Menlo"/>
+          <w:color w:val="000000"/>
+          <w:sz w:val="18"/>
+          <w:szCs w:val="18"/>
+          <w:lang w:eastAsia="ru-RU"/>
+        </w:rPr>
+      </w:pPr>
+    </w:p>
+    <w:p>
+      <w:pPr>
+        <w:shd w:val="clear" w:color="auto" w:fill="FFFFFF"/>
+        <w:spacing w:line="270" w:lineRule="atLeast"/>
+        <w:rPr>
+          <w:rFonts w:ascii="Menlo" w:eastAsia="Times New Roman" w:hAnsi="Menlo" w:cs="Menlo"/>
+          <w:color w:val="000000"/>
+          <w:sz w:val="18"/>
+          <w:szCs w:val="18"/>
+          <w:lang w:eastAsia="ru-RU"/>
+        </w:rPr>
+      </w:pPr>
+      <w:r>
+        <w:rPr>
+          <w:rFonts w:ascii="Menlo" w:eastAsia="Times New Roman" w:hAnsi="Menlo" w:cs="Menlo"/>
+          <w:b/>
+          <w:bCs/>
+          <w:color w:val="800000"/>
+          <w:sz w:val="18"/>
+          <w:szCs w:val="18"/>
+          <w:lang w:eastAsia="ru-RU"/>
+        </w:rPr>
+        <w:t>## Общая инфраструктура</w:t>
+      </w:r>
+    </w:p>
+    <w:p>
+      <w:pPr>
+        <w:shd w:val="clear" w:color="auto" w:fill="FFFFFF"/>
+        <w:spacing w:line="270" w:lineRule="atLeast"/>
+        <w:rPr>
+          <w:rFonts w:ascii="Menlo" w:eastAsia="Times New Roman" w:hAnsi="Menlo" w:cs="Menlo"/>
+          <w:color w:val="000000"/>
+          <w:sz w:val="18"/>
+          <w:szCs w:val="18"/>
+          <w:lang w:eastAsia="ru-RU"/>
+        </w:rPr>
+      </w:pPr>
+    </w:p>
+    <w:p>
+      <w:pPr>
+        <w:shd w:val="clear" w:color="auto" w:fill="FFFFFF"/>
+        <w:spacing w:line="270" w:lineRule="atLeast"/>
+        <w:rPr>
+          <w:rFonts w:ascii="Menlo" w:eastAsia="Times New Roman" w:hAnsi="Menlo" w:cs="Menlo"/>
+          <w:color w:val="000000"/>
+          <w:sz w:val="18"/>
+          <w:szCs w:val="18"/>
+          <w:lang w:eastAsia="ru-RU"/>
+        </w:rPr>
+      </w:pPr>
+      <w:r>
+        <w:rPr>
+          <w:rFonts w:ascii="Menlo" w:eastAsia="Times New Roman" w:hAnsi="Menlo" w:cs="Menlo"/>
+          <w:color w:val="000000"/>
+          <w:sz w:val="18"/>
+          <w:szCs w:val="18"/>
+          <w:lang w:eastAsia="ru-RU"/>
+        </w:rPr>
+        <w:t>| Ресурс | Значение |</w:t>
+      </w:r>
+    </w:p>
+    <w:p>
+      <w:pPr>
+        <w:shd w:val="clear" w:color="auto" w:fill="FFFFFF"/>
+        <w:spacing w:line="270" w:lineRule="atLeast"/>
+        <w:rPr>
+          <w:rFonts w:ascii="Menlo" w:eastAsia="Times New Roman" w:hAnsi="Menlo" w:cs="Menlo"/>
+          <w:color w:val="000000"/>
+          <w:sz w:val="18"/>
+          <w:szCs w:val="18"/>
+          <w:lang w:eastAsia="ru-RU"/>
+        </w:rPr>
+      </w:pPr>
+      <w:r>
+        <w:rPr>
+          <w:rFonts w:ascii="Menlo" w:eastAsia="Times New Roman" w:hAnsi="Menlo" w:cs="Menlo"/>
+          <w:color w:val="000000"/>
+          <w:sz w:val="18"/>
+          <w:szCs w:val="18"/>
+          <w:lang w:eastAsia="ru-RU"/>
+        </w:rPr>
+        <w:t>|--------|----------|</w:t>
+      </w:r>
+    </w:p>
+    <w:p>
+      <w:pPr>
+        <w:shd w:val="clear" w:color="auto" w:fill="FFFFFF"/>
+        <w:spacing w:line="270" w:lineRule="atLeast"/>
+        <w:rPr>
+          <w:rFonts w:ascii="Menlo" w:eastAsia="Times New Roman" w:hAnsi="Menlo" w:cs="Menlo"/>
+          <w:color w:val="000000"/>
+          <w:sz w:val="18"/>
+          <w:szCs w:val="18"/>
+          <w:lang w:eastAsia="ru-RU"/>
+        </w:rPr>
+      </w:pPr>
+      <w:r>
+        <w:rPr>
+          <w:rFonts w:ascii="Menlo" w:eastAsia="Times New Roman" w:hAnsi="Menlo" w:cs="Menlo"/>
+          <w:color w:val="000000"/>
+          <w:sz w:val="18"/>
+          <w:szCs w:val="18"/>
+          <w:lang w:eastAsia="ru-RU"/>
+        </w:rPr>
+        <w:t xml:space="preserve">| VPS | 185.184.122.158, SSH алиас </w:t>
+      </w:r>
+      <w:r>
+        <w:rPr>
+          <w:rFonts w:ascii="Menlo" w:eastAsia="Times New Roman" w:hAnsi="Menlo" w:cs="Menlo"/>
+          <w:color w:val="800000"/>
+          <w:sz w:val="18"/>
+          <w:szCs w:val="18"/>
+          <w:lang w:eastAsia="ru-RU"/>
+        </w:rPr>
+        <w:t>`ssh server`</w:t>
+      </w:r>
+      <w:r>
+        <w:rPr>
+          <w:rFonts w:ascii="Menlo" w:eastAsia="Times New Roman" w:hAnsi="Menlo" w:cs="Menlo"/>
+          <w:color w:val="000000"/>
+          <w:sz w:val="18"/>
+          <w:szCs w:val="18"/>
+          <w:lang w:eastAsia="ru-RU"/>
+        </w:rPr>
+        <w:t xml:space="preserve"> |</w:t>
+      </w:r>
+    </w:p>
+    <w:p>
+      <w:pPr>
+        <w:shd w:val="clear" w:color="auto" w:fill="FFFFFF"/>
+        <w:spacing w:line="270" w:lineRule="atLeast"/>
+        <w:rPr>
+          <w:rFonts w:ascii="Menlo" w:eastAsia="Times New Roman" w:hAnsi="Menlo" w:cs="Menlo"/>
+          <w:color w:val="000000"/>
+          <w:sz w:val="18"/>
+          <w:szCs w:val="18"/>
+          <w:lang w:eastAsia="ru-RU"/>
+        </w:rPr>
+      </w:pPr>
+      <w:r>
+        <w:rPr>
+          <w:rFonts w:ascii="Menlo" w:eastAsia="Times New Roman" w:hAnsi="Menlo" w:cs="Menlo"/>
+          <w:color w:val="000000"/>
+          <w:sz w:val="18"/>
+          <w:szCs w:val="18"/>
+          <w:lang w:eastAsia="ru-RU"/>
+        </w:rPr>
+        <w:t xml:space="preserve">| Python venv | </w:t>
+      </w:r>
+      <w:r>
+        <w:rPr>
+          <w:rFonts w:ascii="Menlo" w:eastAsia="Times New Roman" w:hAnsi="Menlo" w:cs="Menlo"/>
+          <w:color w:val="800000"/>
+          <w:sz w:val="18"/>
+          <w:szCs w:val="18"/>
+          <w:lang w:eastAsia="ru-RU"/>
+        </w:rPr>
+        <w:t>`/home/parser/venv`</w:t>
+      </w:r>
+      <w:r>
+        <w:rPr>
+          <w:rFonts w:ascii="Menlo" w:eastAsia="Times New Roman" w:hAnsi="Menlo" w:cs="Menlo"/>
+          <w:color w:val="000000"/>
+          <w:sz w:val="18"/>
+          <w:szCs w:val="18"/>
+          <w:lang w:eastAsia="ru-RU"/>
+        </w:rPr>
+        <w:t xml:space="preserve"> (Python 3.12) |</w:t>
+      </w:r>
+    </w:p>
+    <w:p>
+      <w:pPr>
+        <w:shd w:val="clear" w:color="auto" w:fill="FFFFFF"/>
+        <w:spacing w:line="270" w:lineRule="atLeast"/>
+        <w:rPr>
+          <w:rFonts w:ascii="Menlo" w:eastAsia="Times New Roman" w:hAnsi="Menlo" w:cs="Menlo"/>
+          <w:color w:val="000000"/>
+          <w:sz w:val="18"/>
+          <w:szCs w:val="18"/>
+          <w:lang w:eastAsia="ru-RU"/>
+        </w:rPr>
+      </w:pPr>
+      <w:r>
+        <w:rPr>
+          <w:rFonts w:ascii="Menlo" w:eastAsia="Times New Roman" w:hAnsi="Menlo" w:cs="Menlo"/>
+          <w:color w:val="000000"/>
+          <w:sz w:val="18"/>
+          <w:szCs w:val="18"/>
+          <w:lang w:eastAsia="ru-RU"/>
+        </w:rPr>
+        <w:t xml:space="preserve">| Боты на сервере | </w:t>
+      </w:r>
+      <w:r>
+        <w:rPr>
+          <w:rFonts w:ascii="Menlo" w:eastAsia="Times New Roman" w:hAnsi="Menlo" w:cs="Menlo"/>
+          <w:color w:val="800000"/>
+          <w:sz w:val="18"/>
+          <w:szCs w:val="18"/>
+          <w:lang w:eastAsia="ru-RU"/>
+        </w:rPr>
+        <w:t>`/home/parser/bots/`</w:t>
+      </w:r>
+      <w:r>
+        <w:rPr>
+          <w:rFonts w:ascii="Menlo" w:eastAsia="Times New Roman" w:hAnsi="Menlo" w:cs="Menlo"/>
+          <w:color w:val="000000"/>
+          <w:sz w:val="18"/>
+          <w:szCs w:val="18"/>
+          <w:lang w:eastAsia="ru-RU"/>
+        </w:rPr>
+        <w:t xml:space="preserve"> |</w:t>
+      </w:r>
+    </w:p>
+    <w:p>
+      <w:pPr>
+        <w:shd w:val="clear" w:color="auto" w:fill="FFFFFF"/>
+        <w:spacing w:line="270" w:lineRule="atLeast"/>
+        <w:rPr>
+          <w:rFonts w:ascii="Menlo" w:eastAsia="Times New Roman" w:hAnsi="Menlo" w:cs="Menlo"/>
+          <w:color w:val="000000"/>
+          <w:sz w:val="18"/>
+          <w:szCs w:val="18"/>
+          <w:lang w:eastAsia="ru-RU"/>
+        </w:rPr>
+      </w:pPr>
+      <w:r>
+        <w:rPr>
+          <w:rFonts w:ascii="Menlo" w:eastAsia="Times New Roman" w:hAnsi="Menlo" w:cs="Menlo"/>
+          <w:color w:val="000000"/>
+          <w:sz w:val="18"/>
+          <w:szCs w:val="18"/>
+          <w:lang w:eastAsia="ru-RU"/>
+        </w:rPr>
+        <w:t>| GCP личный | alex-personal-496919 |</w:t>
+      </w:r>
+    </w:p>
+    <w:p>
+      <w:pPr>
+        <w:shd w:val="clear" w:color="auto" w:fill="FFFFFF"/>
+        <w:spacing w:line="270" w:lineRule="atLeast"/>
+        <w:rPr>
+          <w:rFonts w:ascii="Menlo" w:eastAsia="Times New Roman" w:hAnsi="Menlo" w:cs="Menlo"/>
+          <w:color w:val="000000"/>
+          <w:sz w:val="18"/>
+          <w:szCs w:val="18"/>
+          <w:lang w:eastAsia="ru-RU"/>
+        </w:rPr>
+      </w:pPr>
+      <w:r>
+        <w:rPr>
+          <w:rFonts w:ascii="Menlo" w:eastAsia="Times New Roman" w:hAnsi="Menlo" w:cs="Menlo"/>
+          <w:color w:val="000000"/>
+          <w:sz w:val="18"/>
+          <w:szCs w:val="18"/>
+          <w:lang w:eastAsia="ru-RU"/>
+        </w:rPr>
+        <w:t>| GCP aihotel | aihotel-gubaha |</w:t>
+      </w:r>
+    </w:p>
+    <w:p>
+      <w:pPr>
+        <w:shd w:val="clear" w:color="auto" w:fill="FFFFFF"/>
+        <w:spacing w:line="270" w:lineRule="atLeast"/>
+        <w:rPr>
+          <w:rFonts w:ascii="Menlo" w:eastAsia="Times New Roman" w:hAnsi="Menlo" w:cs="Menlo"/>
+          <w:color w:val="000000"/>
+          <w:sz w:val="18"/>
+          <w:szCs w:val="18"/>
+          <w:lang w:eastAsia="ru-RU"/>
+        </w:rPr>
+      </w:pPr>
+      <w:r>
+        <w:rPr>
+          <w:rFonts w:ascii="Menlo" w:eastAsia="Times New Roman" w:hAnsi="Menlo" w:cs="Menlo"/>
+          <w:color w:val="000000"/>
+          <w:sz w:val="18"/>
+          <w:szCs w:val="18"/>
+          <w:lang w:eastAsia="ru-RU"/>
+        </w:rPr>
+        <w:t xml:space="preserve">| RouterAI | </w:t>
+      </w:r>
+      <w:r>
+        <w:rPr>
+          <w:rFonts w:ascii="Menlo" w:eastAsia="Times New Roman" w:hAnsi="Menlo" w:cs="Menlo"/>
+          <w:color w:val="800000"/>
+          <w:sz w:val="18"/>
+          <w:szCs w:val="18"/>
+          <w:lang w:eastAsia="ru-RU"/>
+        </w:rPr>
+        <w:t>`https://routerai.ru/api/v1`</w:t>
+      </w:r>
+      <w:r>
+        <w:rPr>
+          <w:rFonts w:ascii="Menlo" w:eastAsia="Times New Roman" w:hAnsi="Menlo" w:cs="Menlo"/>
+          <w:color w:val="000000"/>
+          <w:sz w:val="18"/>
+          <w:szCs w:val="18"/>
+          <w:lang w:eastAsia="ru-RU"/>
+        </w:rPr>
+        <w:t xml:space="preserve">, модель </w:t>
+      </w:r>
+      <w:r>
+        <w:rPr>
+          <w:rFonts w:ascii="Menlo" w:eastAsia="Times New Roman" w:hAnsi="Menlo" w:cs="Menlo"/>
+          <w:color w:val="800000"/>
+          <w:sz w:val="18"/>
+          <w:szCs w:val="18"/>
+          <w:lang w:eastAsia="ru-RU"/>
+        </w:rPr>
+        <w:t>`deepseek/deepseek-v4-pro`</w:t>
+      </w:r>
+      <w:r>
+        <w:rPr>
+          <w:rFonts w:ascii="Menlo" w:eastAsia="Times New Roman" w:hAnsi="Menlo" w:cs="Menlo"/>
+          <w:color w:val="000000"/>
+          <w:sz w:val="18"/>
+          <w:szCs w:val="18"/>
+          <w:lang w:eastAsia="ru-RU"/>
+        </w:rPr>
+        <w:t xml:space="preserve"> |</w:t>
+      </w:r>
+    </w:p>
+    <w:p>
+      <w:pPr>
+        <w:shd w:val="clear" w:color="auto" w:fill="FFFFFF"/>
+        <w:spacing w:line="270" w:lineRule="atLeast"/>
+        <w:rPr>
+          <w:rFonts w:ascii="Menlo" w:eastAsia="Times New Roman" w:hAnsi="Menlo" w:cs="Menlo"/>
+          <w:color w:val="000000"/>
+          <w:sz w:val="18"/>
+          <w:szCs w:val="18"/>
+          <w:lang w:eastAsia="ru-RU"/>
+        </w:rPr>
+      </w:pPr>
+      <w:r>
+        <w:rPr>
+          <w:rFonts w:ascii="Menlo" w:eastAsia="Times New Roman" w:hAnsi="Menlo" w:cs="Menlo"/>
+          <w:color w:val="000000"/>
+          <w:sz w:val="18"/>
+          <w:szCs w:val="18"/>
+          <w:lang w:eastAsia="ru-RU"/>
+        </w:rPr>
+        <w:t>| GitHub репо | AlexanderBeniaminov/project-vibecoding |</w:t>
+      </w:r>
+    </w:p>
+    <w:p>
+      <w:pPr>
+        <w:shd w:val="clear" w:color="auto" w:fill="FFFFFF"/>
+        <w:spacing w:line="270" w:lineRule="atLeast"/>
+        <w:rPr>
+          <w:rFonts w:ascii="Menlo" w:eastAsia="Times New Roman" w:hAnsi="Menlo" w:cs="Menlo"/>
+          <w:color w:val="000000"/>
+          <w:sz w:val="18"/>
+          <w:szCs w:val="18"/>
+          <w:lang w:eastAsia="ru-RU"/>
+        </w:rPr>
+      </w:pPr>
+    </w:p>
+    <w:p>
+      <w:pPr>
+        <w:shd w:val="clear" w:color="auto" w:fill="FFFFFF"/>
+        <w:spacing w:line="270" w:lineRule="atLeast"/>
+        <w:rPr>
+          <w:rFonts w:ascii="Menlo" w:eastAsia="Times New Roman" w:hAnsi="Menlo" w:cs="Menlo"/>
+          <w:color w:val="000000"/>
+          <w:sz w:val="18"/>
+          <w:szCs w:val="18"/>
+          <w:lang w:eastAsia="ru-RU"/>
+        </w:rPr>
+      </w:pPr>
+      <w:r>
+        <w:rPr>
+          <w:rFonts w:ascii="Menlo" w:eastAsia="Times New Roman" w:hAnsi="Menlo" w:cs="Menlo"/>
+          <w:b/>
+          <w:bCs/>
+          <w:color w:val="800000"/>
+          <w:sz w:val="18"/>
+          <w:szCs w:val="18"/>
+          <w:lang w:eastAsia="ru-RU"/>
+        </w:rPr>
+        <w:t>## Git</w:t>
+      </w:r>
+    </w:p>
+    <w:p>
+      <w:pPr>
+        <w:shd w:val="clear" w:color="auto" w:fill="FFFFFF"/>
+        <w:spacing w:line="270" w:lineRule="atLeast"/>
+        <w:rPr>
+          <w:rFonts w:ascii="Menlo" w:eastAsia="Times New Roman" w:hAnsi="Menlo" w:cs="Menlo"/>
+          <w:color w:val="000000"/>
+          <w:sz w:val="18"/>
+          <w:szCs w:val="18"/>
+          <w:lang w:eastAsia="ru-RU"/>
+        </w:rPr>
+      </w:pPr>
+    </w:p>
+    <w:p>
+      <w:pPr>
+        <w:shd w:val="clear" w:color="auto" w:fill="FFFFFF"/>
+        <w:spacing w:line="270" w:lineRule="atLeast"/>
+        <w:rPr>
+          <w:rFonts w:ascii="Menlo" w:eastAsia="Times New Roman" w:hAnsi="Menlo" w:cs="Menlo"/>
+          <w:color w:val="000000"/>
+          <w:sz w:val="18"/>
+          <w:szCs w:val="18"/>
+          <w:lang w:eastAsia="ru-RU"/>
+        </w:rPr>
+      </w:pPr>
+      <w:r>
+        <w:rPr>
+          <w:rFonts w:ascii="Menlo" w:eastAsia="Times New Roman" w:hAnsi="Menlo" w:cs="Menlo"/>
+          <w:color w:val="000000"/>
+          <w:sz w:val="18"/>
+          <w:szCs w:val="18"/>
+          <w:lang w:eastAsia="ru-RU"/>
+        </w:rPr>
+        <w:t>```bash</w:t>
+      </w:r>
+    </w:p>
+    <w:p>
+      <w:pPr>
+        <w:shd w:val="clear" w:color="auto" w:fill="FFFFFF"/>
+        <w:spacing w:line="270" w:lineRule="atLeast"/>
+        <w:rPr>
+          <w:rFonts w:ascii="Menlo" w:eastAsia="Times New Roman" w:hAnsi="Menlo" w:cs="Menlo"/>
+          <w:color w:val="000000"/>
+          <w:sz w:val="18"/>
+          <w:szCs w:val="18"/>
+          <w:lang w:eastAsia="ru-RU"/>
+        </w:rPr>
+      </w:pPr>
+      <w:r>
+        <w:rPr>
+          <w:rFonts w:ascii="Menlo" w:eastAsia="Times New Roman" w:hAnsi="Menlo" w:cs="Menlo"/>
+          <w:color w:val="008000"/>
+          <w:sz w:val="18"/>
+          <w:szCs w:val="18"/>
+          <w:lang w:eastAsia="ru-RU"/>
+        </w:rPr>
+        <w:t># Remote уже содержит токен — push работает напрямую</w:t>
+      </w:r>
+    </w:p>
+    <w:p>
+      <w:pPr>
+        <w:shd w:val="clear" w:color="auto" w:fill="FFFFFF"/>
+        <w:spacing w:line="270" w:lineRule="atLeast"/>
+        <w:rPr>
+          <w:rFonts w:ascii="Menlo" w:eastAsia="Times New Roman" w:hAnsi="Menlo" w:cs="Menlo"/>
+          <w:color w:val="000000"/>
+          <w:sz w:val="18"/>
+          <w:szCs w:val="18"/>
+          <w:lang w:eastAsia="ru-RU"/>
+        </w:rPr>
+      </w:pPr>
+      <w:r>
+        <w:rPr>
+          <w:rFonts w:ascii="Menlo" w:eastAsia="Times New Roman" w:hAnsi="Menlo" w:cs="Menlo"/>
+          <w:color w:val="000000"/>
+          <w:sz w:val="18"/>
+          <w:szCs w:val="18"/>
+          <w:lang w:eastAsia="ru-RU"/>
+        </w:rPr>
+        <w:t xml:space="preserve">git </w:t>
+      </w:r>
+      <w:r>
+        <w:rPr>
+          <w:rFonts w:ascii="Menlo" w:eastAsia="Times New Roman" w:hAnsi="Menlo" w:cs="Menlo"/>
+          <w:color w:val="A31515"/>
+          <w:sz w:val="18"/>
+          <w:szCs w:val="18"/>
+          <w:lang w:eastAsia="ru-RU"/>
+        </w:rPr>
+        <w:t>add</w:t>
+      </w:r>
+      <w:r>
+        <w:rPr>
+          <w:rFonts w:ascii="Menlo" w:eastAsia="Times New Roman" w:hAnsi="Menlo" w:cs="Menlo"/>
+          <w:color w:val="000000"/>
+          <w:sz w:val="18"/>
+          <w:szCs w:val="18"/>
+          <w:lang w:eastAsia="ru-RU"/>
+        </w:rPr>
+        <w:t xml:space="preserve"> &lt;</w:t>
+      </w:r>
+      <w:r>
+        <w:rPr>
+          <w:rFonts w:ascii="Menlo" w:eastAsia="Times New Roman" w:hAnsi="Menlo" w:cs="Menlo"/>
+          <w:color w:val="A31515"/>
+          <w:sz w:val="18"/>
+          <w:szCs w:val="18"/>
+          <w:lang w:eastAsia="ru-RU"/>
+        </w:rPr>
+        <w:t>file</w:t>
+      </w:r>
+      <w:r>
+        <w:rPr>
+          <w:rFonts w:ascii="Menlo" w:eastAsia="Times New Roman" w:hAnsi="Menlo" w:cs="Menlo"/>
+          <w:color w:val="000000"/>
+          <w:sz w:val="18"/>
+          <w:szCs w:val="18"/>
+          <w:lang w:eastAsia="ru-RU"/>
+        </w:rPr>
+        <w:t xml:space="preserve">s&gt; &amp;&amp; git </w:t>
+      </w:r>
+      <w:r>
+        <w:rPr>
+          <w:rFonts w:ascii="Menlo" w:eastAsia="Times New Roman" w:hAnsi="Menlo" w:cs="Menlo"/>
+          <w:color w:val="A31515"/>
+          <w:sz w:val="18"/>
+          <w:szCs w:val="18"/>
+          <w:lang w:eastAsia="ru-RU"/>
+        </w:rPr>
+        <w:t>commit</w:t>
+      </w:r>
+      <w:r>
+        <w:rPr>
+          <w:rFonts w:ascii="Menlo" w:eastAsia="Times New Roman" w:hAnsi="Menlo" w:cs="Menlo"/>
+          <w:color w:val="000000"/>
+          <w:sz w:val="18"/>
+          <w:szCs w:val="18"/>
+          <w:lang w:eastAsia="ru-RU"/>
+        </w:rPr>
+        <w:t xml:space="preserve"> </w:t>
+      </w:r>
+      <w:r>
+        <w:rPr>
+          <w:rFonts w:ascii="Menlo" w:eastAsia="Times New Roman" w:hAnsi="Menlo" w:cs="Menlo"/>
+          <w:color w:val="A31515"/>
+          <w:sz w:val="18"/>
+          <w:szCs w:val="18"/>
+          <w:lang w:eastAsia="ru-RU"/>
+        </w:rPr>
+        <w:t>-m</w:t>
+      </w:r>
+      <w:r>
+        <w:rPr>
+          <w:rFonts w:ascii="Menlo" w:eastAsia="Times New Roman" w:hAnsi="Menlo" w:cs="Menlo"/>
+          <w:color w:val="000000"/>
+          <w:sz w:val="18"/>
+          <w:szCs w:val="18"/>
+          <w:lang w:eastAsia="ru-RU"/>
+        </w:rPr>
+        <w:t xml:space="preserve"> </w:t>
+      </w:r>
+      <w:r>
+        <w:rPr>
+          <w:rFonts w:ascii="Menlo" w:eastAsia="Times New Roman" w:hAnsi="Menlo" w:cs="Menlo"/>
+          <w:color w:val="A31515"/>
+          <w:sz w:val="18"/>
+          <w:szCs w:val="18"/>
+          <w:lang w:eastAsia="ru-RU"/>
+        </w:rPr>
+        <w:t>"..."</w:t>
+      </w:r>
+      <w:r>
+        <w:rPr>
+          <w:rFonts w:ascii="Menlo" w:eastAsia="Times New Roman" w:hAnsi="Menlo" w:cs="Menlo"/>
+          <w:color w:val="000000"/>
+          <w:sz w:val="18"/>
+          <w:szCs w:val="18"/>
+          <w:lang w:eastAsia="ru-RU"/>
+        </w:rPr>
+        <w:t xml:space="preserve"> &amp;&amp; git </w:t>
+      </w:r>
+      <w:r>
+        <w:rPr>
+          <w:rFonts w:ascii="Menlo" w:eastAsia="Times New Roman" w:hAnsi="Menlo" w:cs="Menlo"/>
+          <w:color w:val="A31515"/>
+          <w:sz w:val="18"/>
+          <w:szCs w:val="18"/>
+          <w:lang w:eastAsia="ru-RU"/>
+        </w:rPr>
+        <w:t>push</w:t>
+      </w:r>
+    </w:p>
+    <w:p>
+      <w:pPr>
+        <w:shd w:val="clear" w:color="auto" w:fill="FFFFFF"/>
+        <w:spacing w:line="270" w:lineRule="atLeast"/>
+        <w:rPr>
+          <w:rFonts w:ascii="Menlo" w:eastAsia="Times New Roman" w:hAnsi="Menlo" w:cs="Menlo"/>
+          <w:color w:val="000000"/>
+          <w:sz w:val="18"/>
+          <w:szCs w:val="18"/>
+          <w:lang w:eastAsia="ru-RU"/>
+        </w:rPr>
+      </w:pPr>
+      <w:r>
+        <w:rPr>
+          <w:rFonts w:ascii="Menlo" w:eastAsia="Times New Roman" w:hAnsi="Menlo" w:cs="Menlo"/>
+          <w:color w:val="000000"/>
+          <w:sz w:val="18"/>
+          <w:szCs w:val="18"/>
+          <w:lang w:eastAsia="ru-RU"/>
+        </w:rPr>
+        <w:t>```</w:t>
+      </w:r>
+    </w:p>
+    <w:p>
+      <w:pPr>
+        <w:shd w:val="clear" w:color="auto" w:fill="FFFFFF"/>
+        <w:spacing w:line="270" w:lineRule="atLeast"/>
+        <w:rPr>
+          <w:rFonts w:ascii="Menlo" w:eastAsia="Times New Roman" w:hAnsi="Menlo" w:cs="Menlo"/>
+          <w:color w:val="000000"/>
+          <w:sz w:val="18"/>
+          <w:szCs w:val="18"/>
+          <w:lang w:eastAsia="ru-RU"/>
+        </w:rPr>
+      </w:pPr>
+    </w:p>
+    <w:p>
+      <w:pPr>
+        <w:shd w:val="clear" w:color="auto" w:fill="FFFFFF"/>
+        <w:spacing w:line="270" w:lineRule="atLeast"/>
+        <w:rPr>
+          <w:rFonts w:ascii="Menlo" w:eastAsia="Times New Roman" w:hAnsi="Menlo" w:cs="Menlo"/>
+          <w:color w:val="000000"/>
+          <w:sz w:val="18"/>
+          <w:szCs w:val="18"/>
+          <w:lang w:eastAsia="ru-RU"/>
+        </w:rPr>
+      </w:pPr>
+      <w:r>
+        <w:rPr>
+          <w:rFonts w:ascii="Menlo" w:eastAsia="Times New Roman" w:hAnsi="Menlo" w:cs="Menlo"/>
+          <w:color w:val="000000"/>
+          <w:sz w:val="18"/>
+          <w:szCs w:val="18"/>
+          <w:lang w:eastAsia="ru-RU"/>
+        </w:rPr>
+        <w:t>---</w:t>
+      </w:r>
+    </w:p>
+    <w:p>
+      <w:pPr>
+        <w:shd w:val="clear" w:color="auto" w:fill="FFFFFF"/>
+        <w:spacing w:line="270" w:lineRule="atLeast"/>
+        <w:rPr>
+          <w:rFonts w:ascii="Menlo" w:eastAsia="Times New Roman" w:hAnsi="Menlo" w:cs="Menlo"/>
+          <w:color w:val="000000"/>
+          <w:sz w:val="18"/>
+          <w:szCs w:val="18"/>
+          <w:lang w:eastAsia="ru-RU"/>
+        </w:rPr>
+      </w:pPr>
+    </w:p>
+    <w:p>
+      <w:pPr>
+        <w:shd w:val="clear" w:color="auto" w:fill="FFFFFF"/>
+        <w:spacing w:line="270" w:lineRule="atLeast"/>
+        <w:rPr>
+          <w:rFonts w:ascii="Menlo" w:eastAsia="Times New Roman" w:hAnsi="Menlo" w:cs="Menlo"/>
+          <w:color w:val="000000"/>
+          <w:sz w:val="18"/>
+          <w:szCs w:val="18"/>
+          <w:lang w:eastAsia="ru-RU"/>
+        </w:rPr>
+      </w:pPr>
+      <w:r>
+        <w:rPr>
+          <w:rFonts w:ascii="Menlo" w:eastAsia="Times New Roman" w:hAnsi="Menlo" w:cs="Menlo"/>
+          <w:b/>
+          <w:bCs/>
+          <w:color w:val="800000"/>
+          <w:sz w:val="18"/>
+          <w:szCs w:val="18"/>
+          <w:lang w:eastAsia="ru-RU"/>
+        </w:rPr>
+        <w:t>## Правила работы</w:t>
+      </w:r>
+    </w:p>
+    <w:p>
+      <w:pPr>
+        <w:shd w:val="clear" w:color="auto" w:fill="FFFFFF"/>
+        <w:spacing w:line="270" w:lineRule="atLeast"/>
+        <w:rPr>
+          <w:rFonts w:ascii="Menlo" w:eastAsia="Times New Roman" w:hAnsi="Menlo" w:cs="Menlo"/>
+          <w:color w:val="000000"/>
+          <w:sz w:val="18"/>
+          <w:szCs w:val="18"/>
+          <w:lang w:eastAsia="ru-RU"/>
+        </w:rPr>
+      </w:pPr>
+    </w:p>
+    <w:p>
+      <w:pPr>
+        <w:shd w:val="clear" w:color="auto" w:fill="FFFFFF"/>
+        <w:spacing w:line="270" w:lineRule="atLeast"/>
+        <w:rPr>
+          <w:rFonts w:ascii="Menlo" w:eastAsia="Times New Roman" w:hAnsi="Menlo" w:cs="Menlo"/>
+          <w:color w:val="000000"/>
+          <w:sz w:val="18"/>
+          <w:szCs w:val="18"/>
+          <w:lang w:eastAsia="ru-RU"/>
+        </w:rPr>
+      </w:pPr>
+      <w:r>
+        <w:rPr>
+          <w:rFonts w:ascii="Menlo" w:eastAsia="Times New Roman" w:hAnsi="Menlo" w:cs="Menlo"/>
+          <w:color w:val="0451A5"/>
+          <w:sz w:val="18"/>
+          <w:szCs w:val="18"/>
+          <w:lang w:eastAsia="ru-RU"/>
+        </w:rPr>
+        <w:t>-</w:t>
+      </w:r>
+      <w:r>
+        <w:rPr>
+          <w:rFonts w:ascii="Menlo" w:eastAsia="Times New Roman" w:hAnsi="Menlo" w:cs="Menlo"/>
+          <w:color w:val="000000"/>
+          <w:sz w:val="18"/>
+          <w:szCs w:val="18"/>
+          <w:lang w:eastAsia="ru-RU"/>
+        </w:rPr>
+        <w:t xml:space="preserve"> Делай автономно: коммит, пуш, деплой, GitHub Secrets — без запроса</w:t>
+      </w:r>
+    </w:p>
+    <w:p>
+      <w:pPr>
+        <w:shd w:val="clear" w:color="auto" w:fill="FFFFFF"/>
+        <w:spacing w:line="270" w:lineRule="atLeast"/>
+        <w:rPr>
+          <w:rFonts w:ascii="Menlo" w:eastAsia="Times New Roman" w:hAnsi="Menlo" w:cs="Menlo"/>
+          <w:color w:val="000000"/>
+          <w:sz w:val="18"/>
+          <w:szCs w:val="18"/>
+          <w:lang w:eastAsia="ru-RU"/>
+        </w:rPr>
+      </w:pPr>
+      <w:r>
+        <w:rPr>
+          <w:rFonts w:ascii="Menlo" w:eastAsia="Times New Roman" w:hAnsi="Menlo" w:cs="Menlo"/>
+          <w:color w:val="0451A5"/>
+          <w:sz w:val="18"/>
+          <w:szCs w:val="18"/>
+          <w:lang w:eastAsia="ru-RU"/>
+        </w:rPr>
+        <w:t>-</w:t>
+      </w:r>
+      <w:r>
+        <w:rPr>
+          <w:rFonts w:ascii="Menlo" w:eastAsia="Times New Roman" w:hAnsi="Menlo" w:cs="Menlo"/>
+          <w:color w:val="000000"/>
+          <w:sz w:val="18"/>
+          <w:szCs w:val="18"/>
+          <w:lang w:eastAsia="ru-RU"/>
+        </w:rPr>
+        <w:t xml:space="preserve"> Спрашивай только при: удалении данных, внешних API с последствиями, </w:t>
+      </w:r>
+      <w:r>
+        <w:rPr>
+          <w:rFonts w:ascii="Menlo" w:eastAsia="Times New Roman" w:hAnsi="Menlo" w:cs="Menlo"/>
+          <w:color w:val="800000"/>
+          <w:sz w:val="18"/>
+          <w:szCs w:val="18"/>
+          <w:lang w:eastAsia="ru-RU"/>
+        </w:rPr>
+        <w:t>`git push --force`</w:t>
+      </w:r>
+    </w:p>
+    <w:p>
+      <w:pPr>
+        <w:shd w:val="clear" w:color="auto" w:fill="FFFFFF"/>
+        <w:spacing w:line="270" w:lineRule="atLeast"/>
+        <w:rPr>
+          <w:rFonts w:ascii="Menlo" w:eastAsia="Times New Roman" w:hAnsi="Menlo" w:cs="Menlo"/>
+          <w:color w:val="000000"/>
+          <w:sz w:val="18"/>
+          <w:szCs w:val="18"/>
+          <w:lang w:eastAsia="ru-RU"/>
+        </w:rPr>
+      </w:pPr>
+      <w:r>
+        <w:rPr>
+          <w:rFonts w:ascii="Menlo" w:eastAsia="Times New Roman" w:hAnsi="Menlo" w:cs="Menlo"/>
+          <w:color w:val="0451A5"/>
+          <w:sz w:val="18"/>
+          <w:szCs w:val="18"/>
+          <w:lang w:eastAsia="ru-RU"/>
+        </w:rPr>
+        <w:t>-</w:t>
+      </w:r>
+      <w:r>
+        <w:rPr>
+          <w:rFonts w:ascii="Menlo" w:eastAsia="Times New Roman" w:hAnsi="Menlo" w:cs="Menlo"/>
+          <w:color w:val="000000"/>
+          <w:sz w:val="18"/>
+          <w:szCs w:val="18"/>
+          <w:lang w:eastAsia="ru-RU"/>
+        </w:rPr>
+        <w:t xml:space="preserve"> Комментарии в коде — на русском</w:t>
+      </w:r>
+    </w:p>
+    <w:p>
+      <w:pPr>
+        <w:shd w:val="clear" w:color="auto" w:fill="FFFFFF"/>
+        <w:spacing w:line="270" w:lineRule="atLeast"/>
+        <w:rPr>
+          <w:rFonts w:ascii="Menlo" w:eastAsia="Times New Roman" w:hAnsi="Menlo" w:cs="Menlo"/>
+          <w:color w:val="000000"/>
+          <w:sz w:val="18"/>
+          <w:szCs w:val="18"/>
+          <w:lang w:eastAsia="ru-RU"/>
+        </w:rPr>
+      </w:pPr>
+      <w:r>
+        <w:rPr>
+          <w:rFonts w:ascii="Menlo" w:eastAsia="Times New Roman" w:hAnsi="Menlo" w:cs="Menlo"/>
+          <w:color w:val="0451A5"/>
+          <w:sz w:val="18"/>
+          <w:szCs w:val="18"/>
+          <w:lang w:eastAsia="ru-RU"/>
+        </w:rPr>
+        <w:t>-</w:t>
+      </w:r>
+      <w:r>
+        <w:rPr>
+          <w:rFonts w:ascii="Menlo" w:eastAsia="Times New Roman" w:hAnsi="Menlo" w:cs="Menlo"/>
+          <w:color w:val="000000"/>
+          <w:sz w:val="18"/>
+          <w:szCs w:val="18"/>
+          <w:lang w:eastAsia="ru-RU"/>
+        </w:rPr>
+        <w:t xml:space="preserve"> Ответы — короткие и конкретные</w:t>
+      </w:r>
+    </w:p>
+    <w:p>
+      <w:pPr>
+        <w:shd w:val="clear" w:color="auto" w:fill="FFFFFF"/>
+        <w:spacing w:line="270" w:lineRule="atLeast"/>
+        <w:rPr>
+          <w:rFonts w:ascii="Menlo" w:eastAsia="Times New Roman" w:hAnsi="Menlo" w:cs="Menlo"/>
+          <w:color w:val="000000"/>
+          <w:sz w:val="18"/>
+          <w:szCs w:val="18"/>
+          <w:lang w:eastAsia="ru-RU"/>
+        </w:rPr>
+      </w:pPr>
+    </w:p>
+    <w:p>
+      <w:pPr>
+        <w:shd w:val="clear" w:color="auto" w:fill="FFFFFF"/>
+        <w:spacing w:line="270" w:lineRule="atLeast"/>
+        <w:rPr>
+          <w:rFonts w:ascii="Menlo" w:eastAsia="Times New Roman" w:hAnsi="Menlo" w:cs="Menlo"/>
+          <w:color w:val="000000"/>
+          <w:sz w:val="18"/>
+          <w:szCs w:val="18"/>
+          <w:lang w:eastAsia="ru-RU"/>
+        </w:rPr>
+      </w:pPr>
+      <w:r>
+        <w:rPr>
+          <w:rFonts w:ascii="Menlo" w:eastAsia="Times New Roman" w:hAnsi="Menlo" w:cs="Menlo"/>
+          <w:color w:val="000000"/>
+          <w:sz w:val="18"/>
+          <w:szCs w:val="18"/>
+          <w:lang w:eastAsia="ru-RU"/>
+        </w:rPr>
+        <w:t>---</w:t>
+      </w:r>
+    </w:p>
+    <w:p>
+      <w:pPr>
+        <w:shd w:val="clear" w:color="auto" w:fill="FFFFFF"/>
+        <w:spacing w:line="270" w:lineRule="atLeast"/>
+        <w:rPr>
+          <w:rFonts w:ascii="Menlo" w:eastAsia="Times New Roman" w:hAnsi="Menlo" w:cs="Menlo"/>
+          <w:color w:val="000000"/>
+          <w:sz w:val="18"/>
+          <w:szCs w:val="18"/>
+          <w:lang w:eastAsia="ru-RU"/>
+        </w:rPr>
+      </w:pPr>
+    </w:p>
+    <w:p>
+      <w:pPr>
+        <w:shd w:val="clear" w:color="auto" w:fill="FFFFFF"/>
+        <w:spacing w:line="270" w:lineRule="atLeast"/>
+        <w:rPr>
+          <w:rFonts w:ascii="Menlo" w:eastAsia="Times New Roman" w:hAnsi="Menlo" w:cs="Menlo"/>
+          <w:color w:val="000000"/>
+          <w:sz w:val="18"/>
+          <w:szCs w:val="18"/>
+          <w:lang w:eastAsia="ru-RU"/>
+        </w:rPr>
+      </w:pPr>
+      <w:r>
+        <w:rPr>
+          <w:rFonts w:ascii="Menlo" w:eastAsia="Times New Roman" w:hAnsi="Menlo" w:cs="Menlo"/>
+          <w:b/>
+          <w:bCs/>
+          <w:color w:val="800000"/>
+          <w:sz w:val="18"/>
+          <w:szCs w:val="18"/>
+          <w:lang w:eastAsia="ru-RU"/>
+        </w:rPr>
+        <w:t>## Предлагай улучшения</w:t>
+      </w:r>
+    </w:p>
+    <w:p>
+      <w:pPr>
+        <w:shd w:val="clear" w:color="auto" w:fill="FFFFFF"/>
+        <w:spacing w:line="270" w:lineRule="atLeast"/>
+        <w:rPr>
+          <w:rFonts w:ascii="Menlo" w:eastAsia="Times New Roman" w:hAnsi="Menlo" w:cs="Menlo"/>
+          <w:color w:val="000000"/>
+          <w:sz w:val="18"/>
+          <w:szCs w:val="18"/>
+          <w:lang w:eastAsia="ru-RU"/>
+        </w:rPr>
+      </w:pPr>
+      <w:r>
+        <w:rPr>
+          <w:rFonts w:ascii="Menlo" w:eastAsia="Times New Roman" w:hAnsi="Menlo" w:cs="Menlo"/>
+          <w:color w:val="000000"/>
+          <w:sz w:val="18"/>
+          <w:szCs w:val="18"/>
+          <w:lang w:eastAsia="ru-RU"/>
+        </w:rPr>
+        <w:t>После каждой выполненной задачи — одним предложением скажи что ещё можно автоматизировать или оптимизировать.</w:t>
+      </w:r>
+    </w:p>
+    <w:p>
+      <w:pPr>
+        <w:shd w:val="clear" w:color="auto" w:fill="FFFFFF"/>
+        <w:spacing w:line="270" w:lineRule="atLeast"/>
+        <w:rPr>
+          <w:rFonts w:ascii="Menlo" w:eastAsia="Times New Roman" w:hAnsi="Menlo" w:cs="Menlo"/>
+          <w:color w:val="000000"/>
+          <w:sz w:val="18"/>
+          <w:szCs w:val="18"/>
+          <w:lang w:eastAsia="ru-RU"/>
+        </w:rPr>
+      </w:pPr>
+      <w:r>
+        <w:rPr>
+          <w:rFonts w:ascii="Menlo" w:eastAsia="Times New Roman" w:hAnsi="Menlo" w:cs="Menlo"/>
+          <w:color w:val="000000"/>
+          <w:sz w:val="18"/>
+          <w:szCs w:val="18"/>
+          <w:lang w:eastAsia="ru-RU"/>
+        </w:rPr>
+        <w:t>Не обязательно реализовывать, но замечай возможности: рутина которая повторяется, потенциал для скилла, дубли в коде.</w:t>
+      </w:r>
+    </w:p>
+    <w:p>
+      <w:pPr>
+        <w:shd w:val="clear" w:color="auto" w:fill="FFFFFF"/>
+        <w:spacing w:line="270" w:lineRule="atLeast"/>
+        <w:rPr>
+          <w:rFonts w:ascii="Menlo" w:eastAsia="Times New Roman" w:hAnsi="Menlo" w:cs="Menlo"/>
+          <w:color w:val="000000"/>
+          <w:sz w:val="18"/>
+          <w:szCs w:val="18"/>
+          <w:lang w:eastAsia="ru-RU"/>
+        </w:rPr>
+      </w:pPr>
+    </w:p>
+    <w:p>
+      <w:pPr>
+        <w:shd w:val="clear" w:color="auto" w:fill="FFFFFF"/>
+        <w:spacing w:line="270" w:lineRule="atLeast"/>
+        <w:rPr>
+          <w:rFonts w:ascii="Menlo" w:eastAsia="Times New Roman" w:hAnsi="Menlo" w:cs="Menlo"/>
+          <w:color w:val="000000"/>
+          <w:sz w:val="18"/>
+          <w:szCs w:val="18"/>
+          <w:lang w:eastAsia="ru-RU"/>
+        </w:rPr>
+      </w:pPr>
+      <w:r>
+        <w:rPr>
+          <w:rFonts w:ascii="Menlo" w:eastAsia="Times New Roman" w:hAnsi="Menlo" w:cs="Menlo"/>
+          <w:b/>
+          <w:bCs/>
+          <w:color w:val="800000"/>
+          <w:sz w:val="18"/>
+          <w:szCs w:val="18"/>
+          <w:lang w:eastAsia="ru-RU"/>
+        </w:rPr>
+        <w:t>## Возьми на себя все задачи</w:t>
+      </w:r>
+    </w:p>
+    <w:p>
+      <w:pPr>
+        <w:shd w:val="clear" w:color="auto" w:fill="FFFFFF"/>
+        <w:spacing w:line="270" w:lineRule="atLeast"/>
+        <w:rPr>
+          <w:rFonts w:ascii="Menlo" w:eastAsia="Times New Roman" w:hAnsi="Menlo" w:cs="Menlo"/>
+          <w:color w:val="000000"/>
+          <w:sz w:val="18"/>
+          <w:szCs w:val="18"/>
+          <w:lang w:eastAsia="ru-RU"/>
+        </w:rPr>
+      </w:pPr>
+      <w:r>
+        <w:rPr>
+          <w:rFonts w:ascii="Menlo" w:eastAsia="Times New Roman" w:hAnsi="Menlo" w:cs="Menlo"/>
+          <w:color w:val="000000"/>
+          <w:sz w:val="18"/>
+          <w:szCs w:val="18"/>
+          <w:lang w:eastAsia="ru-RU"/>
+        </w:rPr>
+        <w:t>Твоя ключевая задача — освободить моё время.</w:t>
+      </w:r>
+    </w:p>
+    <w:p>
+      <w:pPr>
+        <w:shd w:val="clear" w:color="auto" w:fill="FFFFFF"/>
+        <w:spacing w:line="270" w:lineRule="atLeast"/>
+        <w:rPr>
+          <w:rFonts w:ascii="Menlo" w:eastAsia="Times New Roman" w:hAnsi="Menlo" w:cs="Menlo"/>
+          <w:color w:val="000000"/>
+          <w:sz w:val="18"/>
+          <w:szCs w:val="18"/>
+          <w:lang w:eastAsia="ru-RU"/>
+        </w:rPr>
+      </w:pPr>
+      <w:r>
+        <w:rPr>
+          <w:rFonts w:ascii="Menlo" w:eastAsia="Times New Roman" w:hAnsi="Menlo" w:cs="Menlo"/>
+          <w:color w:val="000000"/>
+          <w:sz w:val="18"/>
+          <w:szCs w:val="18"/>
+          <w:lang w:eastAsia="ru-RU"/>
+        </w:rPr>
+        <w:t>Всё что можешь сделать ты — делай ты. Не спрашивай меня про очевидное.</w:t>
+      </w:r>
+    </w:p>
+    <w:p>
+      <w:pPr>
+        <w:shd w:val="clear" w:color="auto" w:fill="FFFFFF"/>
+        <w:spacing w:line="270" w:lineRule="atLeast"/>
+        <w:rPr>
+          <w:rFonts w:ascii="Menlo" w:eastAsia="Times New Roman" w:hAnsi="Menlo" w:cs="Menlo"/>
+          <w:color w:val="000000"/>
+          <w:sz w:val="18"/>
+          <w:szCs w:val="18"/>
+          <w:lang w:eastAsia="ru-RU"/>
+        </w:rPr>
+      </w:pPr>
+      <w:r>
+        <w:rPr>
+          <w:rFonts w:ascii="Menlo" w:eastAsia="Times New Roman" w:hAnsi="Menlo" w:cs="Menlo"/>
+          <w:color w:val="000000"/>
+          <w:sz w:val="18"/>
+          <w:szCs w:val="18"/>
+          <w:lang w:eastAsia="ru-RU"/>
+        </w:rPr>
+        <w:t>Если решение есть у тебя — принимай его сам и отчитайся. Не перекидывай мне выбор, который ты можешь сделать лучше.</w:t>
+      </w:r>
+    </w:p>
+    <w:p>
+      <w:pPr>
+        <w:shd w:val="clear" w:color="auto" w:fill="FFFFFF"/>
+        <w:spacing w:line="270" w:lineRule="atLeast"/>
+        <w:rPr>
+          <w:rFonts w:ascii="Menlo" w:eastAsia="Times New Roman" w:hAnsi="Menlo" w:cs="Menlo"/>
+          <w:color w:val="000000"/>
+          <w:sz w:val="18"/>
+          <w:szCs w:val="18"/>
+          <w:lang w:eastAsia="ru-RU"/>
+        </w:rPr>
+      </w:pPr>
+    </w:p>
+    <w:p>
+      <w:pPr>
+        <w:shd w:val="clear" w:color="auto" w:fill="FFFFFF"/>
+        <w:spacing w:line="270" w:lineRule="atLeast"/>
+        <w:rPr>
+          <w:rFonts w:ascii="Menlo" w:eastAsia="Times New Roman" w:hAnsi="Menlo" w:cs="Menlo"/>
+          <w:color w:val="000000"/>
+          <w:sz w:val="18"/>
+          <w:szCs w:val="18"/>
+          <w:lang w:eastAsia="ru-RU"/>
+        </w:rPr>
+      </w:pPr>
+      <w:r>
+        <w:rPr>
+          <w:rFonts w:ascii="Menlo" w:eastAsia="Times New Roman" w:hAnsi="Menlo" w:cs="Menlo"/>
+          <w:b/>
+          <w:bCs/>
+          <w:color w:val="800000"/>
+          <w:sz w:val="18"/>
+          <w:szCs w:val="18"/>
+          <w:lang w:eastAsia="ru-RU"/>
+        </w:rPr>
+        <w:t>## Инструкции для Claude Code</w:t>
+      </w:r>
+    </w:p>
+    <w:p>
+      <w:pPr>
+        <w:shd w:val="clear" w:color="auto" w:fill="FFFFFF"/>
+        <w:spacing w:line="270" w:lineRule="atLeast"/>
+        <w:rPr>
+          <w:rFonts w:ascii="Menlo" w:eastAsia="Times New Roman" w:hAnsi="Menlo" w:cs="Menlo"/>
+          <w:color w:val="000000"/>
+          <w:sz w:val="18"/>
+          <w:szCs w:val="18"/>
+          <w:lang w:eastAsia="ru-RU"/>
+        </w:rPr>
+      </w:pPr>
+      <w:r>
+        <w:rPr>
+          <w:rFonts w:ascii="Menlo" w:eastAsia="Times New Roman" w:hAnsi="Menlo" w:cs="Menlo"/>
+          <w:color w:val="000000"/>
+          <w:sz w:val="18"/>
+          <w:szCs w:val="18"/>
+          <w:lang w:eastAsia="ru-RU"/>
+        </w:rPr>
+        <w:lastRenderedPageBreak/>
+        <w:t>Прежде чем начать работу, скажи, как ты будешь её проверять.</w:t>
+      </w:r>
+    </w:p>
+    <w:p>
+      <w:pPr>
+        <w:shd w:val="clear" w:color="auto" w:fill="FFFFFF"/>
+        <w:spacing w:line="270" w:lineRule="atLeast"/>
+        <w:rPr>
+          <w:rFonts w:ascii="Menlo" w:eastAsia="Times New Roman" w:hAnsi="Menlo" w:cs="Menlo"/>
+          <w:color w:val="000000"/>
+          <w:sz w:val="18"/>
+          <w:szCs w:val="18"/>
+          <w:lang w:eastAsia="ru-RU"/>
+        </w:rPr>
+      </w:pPr>
+      <w:r>
+        <w:rPr>
+          <w:rFonts w:ascii="Menlo" w:eastAsia="Times New Roman" w:hAnsi="Menlo" w:cs="Menlo"/>
+          <w:color w:val="000000"/>
+          <w:sz w:val="18"/>
+          <w:szCs w:val="18"/>
+          <w:lang w:eastAsia="ru-RU"/>
+        </w:rPr>
+        <w:t>Если не можешь придумать способ проверить результат — скажи об этом и попроси уточнить задачу.</w:t>
+      </w:r>
+    </w:p>
+    <w:p>
+      <w:pPr>
+        <w:shd w:val="clear" w:color="auto" w:fill="FFFFFF"/>
+        <w:spacing w:line="270" w:lineRule="atLeast"/>
+        <w:rPr>
+          <w:rFonts w:ascii="Menlo" w:eastAsia="Times New Roman" w:hAnsi="Menlo" w:cs="Menlo"/>
+          <w:color w:val="000000"/>
+          <w:sz w:val="18"/>
+          <w:szCs w:val="18"/>
+          <w:lang w:eastAsia="ru-RU"/>
+        </w:rPr>
+      </w:pPr>
+    </w:p>
+    <w:p>
+      <w:pPr>
+        <w:shd w:val="clear" w:color="auto" w:fill="FFFFFF"/>
+        <w:spacing w:line="270" w:lineRule="atLeast"/>
+        <w:rPr>
+          <w:rFonts w:ascii="Menlo" w:eastAsia="Times New Roman" w:hAnsi="Menlo" w:cs="Menlo"/>
+          <w:color w:val="000000"/>
+          <w:sz w:val="18"/>
+          <w:szCs w:val="18"/>
+          <w:lang w:eastAsia="ru-RU"/>
+        </w:rPr>
+      </w:pPr>
+      <w:r>
+        <w:rPr>
+          <w:rFonts w:ascii="Menlo" w:eastAsia="Times New Roman" w:hAnsi="Menlo" w:cs="Menlo"/>
+          <w:color w:val="000000"/>
+          <w:sz w:val="18"/>
+          <w:szCs w:val="18"/>
+          <w:lang w:eastAsia="ru-RU"/>
+        </w:rPr>
+        <w:t>---</w:t>
+      </w:r>
+    </w:p>
+    <w:p>
+      <w:pPr>
+        <w:shd w:val="clear" w:color="auto" w:fill="FFFFFF"/>
+        <w:spacing w:line="270" w:lineRule="atLeast"/>
+        <w:rPr>
+          <w:rFonts w:ascii="Menlo" w:eastAsia="Times New Roman" w:hAnsi="Menlo" w:cs="Menlo"/>
+          <w:color w:val="000000"/>
+          <w:sz w:val="18"/>
+          <w:szCs w:val="18"/>
+          <w:lang w:eastAsia="ru-RU"/>
+        </w:rPr>
+      </w:pPr>
+    </w:p>
+    <w:p>
+      <w:pPr>
+        <w:shd w:val="clear" w:color="auto" w:fill="FFFFFF"/>
+        <w:spacing w:line="270" w:lineRule="atLeast"/>
+        <w:rPr>
+          <w:rFonts w:ascii="Menlo" w:eastAsia="Times New Roman" w:hAnsi="Menlo" w:cs="Menlo"/>
+          <w:color w:val="000000"/>
+          <w:sz w:val="18"/>
+          <w:szCs w:val="18"/>
+          <w:lang w:eastAsia="ru-RU"/>
+        </w:rPr>
+      </w:pPr>
+      <w:r>
+        <w:rPr>
+          <w:rFonts w:ascii="Menlo" w:eastAsia="Times New Roman" w:hAnsi="Menlo" w:cs="Menlo"/>
+          <w:b/>
+          <w:bCs/>
+          <w:color w:val="800000"/>
+          <w:sz w:val="18"/>
+          <w:szCs w:val="18"/>
+          <w:lang w:eastAsia="ru-RU"/>
+        </w:rPr>
+        <w:t>## gstack</w:t>
+      </w:r>
+    </w:p>
+    <w:p>
+      <w:pPr>
+        <w:shd w:val="clear" w:color="auto" w:fill="FFFFFF"/>
+        <w:spacing w:line="270" w:lineRule="atLeast"/>
+        <w:rPr>
+          <w:rFonts w:ascii="Menlo" w:eastAsia="Times New Roman" w:hAnsi="Menlo" w:cs="Menlo"/>
+          <w:color w:val="000000"/>
+          <w:sz w:val="18"/>
+          <w:szCs w:val="18"/>
+          <w:lang w:eastAsia="ru-RU"/>
+        </w:rPr>
+      </w:pPr>
+    </w:p>
+    <w:p>
+      <w:pPr>
+        <w:shd w:val="clear" w:color="auto" w:fill="FFFFFF"/>
+        <w:spacing w:line="270" w:lineRule="atLeast"/>
+        <w:rPr>
+          <w:rFonts w:ascii="Menlo" w:eastAsia="Times New Roman" w:hAnsi="Menlo" w:cs="Menlo"/>
+          <w:color w:val="000000"/>
+          <w:sz w:val="18"/>
+          <w:szCs w:val="18"/>
+          <w:lang w:eastAsia="ru-RU"/>
+        </w:rPr>
+      </w:pPr>
+      <w:r>
+        <w:rPr>
+          <w:rFonts w:ascii="Menlo" w:eastAsia="Times New Roman" w:hAnsi="Menlo" w:cs="Menlo"/>
+          <w:color w:val="000000"/>
+          <w:sz w:val="18"/>
+          <w:szCs w:val="18"/>
+          <w:lang w:eastAsia="ru-RU"/>
+        </w:rPr>
+        <w:t>Use /browse from gstack for all web browsing. Never use mcp__claude-in-chrome__* tools.</w:t>
+      </w:r>
+    </w:p>
+    <w:p>
+      <w:pPr>
+        <w:shd w:val="clear" w:color="auto" w:fill="FFFFFF"/>
+        <w:spacing w:line="270" w:lineRule="atLeast"/>
+        <w:rPr>
+          <w:rFonts w:ascii="Menlo" w:eastAsia="Times New Roman" w:hAnsi="Menlo" w:cs="Menlo"/>
+          <w:color w:val="000000"/>
+          <w:sz w:val="18"/>
+          <w:szCs w:val="18"/>
+          <w:lang w:eastAsia="ru-RU"/>
+        </w:rPr>
+      </w:pPr>
+    </w:p>
+    <w:p>
+      <w:pPr>
+        <w:shd w:val="clear" w:color="auto" w:fill="FFFFFF"/>
+        <w:spacing w:line="270" w:lineRule="atLeast"/>
+        <w:rPr>
+          <w:rFonts w:ascii="Menlo" w:eastAsia="Times New Roman" w:hAnsi="Menlo" w:cs="Menlo"/>
+          <w:color w:val="000000"/>
+          <w:sz w:val="18"/>
+          <w:szCs w:val="18"/>
+          <w:lang w:eastAsia="ru-RU"/>
+        </w:rPr>
+      </w:pPr>
+      <w:r>
+        <w:rPr>
+          <w:rFonts w:ascii="Menlo" w:eastAsia="Times New Roman" w:hAnsi="Menlo" w:cs="Menlo"/>
+          <w:color w:val="000000"/>
+          <w:sz w:val="18"/>
+          <w:szCs w:val="18"/>
+          <w:lang w:eastAsia="ru-RU"/>
+        </w:rPr>
+        <w:t>---</w:t>
+      </w:r>
+    </w:p>
+    <w:p>
+      <w:pPr>
+        <w:shd w:val="clear" w:color="auto" w:fill="FFFFFF"/>
+        <w:spacing w:line="270" w:lineRule="atLeast"/>
+        <w:rPr>
+          <w:rFonts w:ascii="Menlo" w:eastAsia="Times New Roman" w:hAnsi="Menlo" w:cs="Menlo"/>
+          <w:color w:val="000000"/>
+          <w:sz w:val="18"/>
+          <w:szCs w:val="18"/>
+          <w:lang w:eastAsia="ru-RU"/>
+        </w:rPr>
+      </w:pPr>
+    </w:p>
+    <w:p>
+      <w:pPr>
+        <w:shd w:val="clear" w:color="auto" w:fill="FFFFFF"/>
+        <w:spacing w:line="270" w:lineRule="atLeast"/>
+        <w:rPr>
+          <w:rFonts w:ascii="Menlo" w:eastAsia="Times New Roman" w:hAnsi="Menlo" w:cs="Menlo"/>
+          <w:color w:val="000000"/>
+          <w:sz w:val="18"/>
+          <w:szCs w:val="18"/>
+          <w:lang w:eastAsia="ru-RU"/>
+        </w:rPr>
+      </w:pPr>
+      <w:r>
+        <w:rPr>
+          <w:rFonts w:ascii="Menlo" w:eastAsia="Times New Roman" w:hAnsi="Menlo" w:cs="Menlo"/>
+          <w:b/>
+          <w:bCs/>
+          <w:color w:val="800000"/>
+          <w:sz w:val="18"/>
+          <w:szCs w:val="18"/>
+          <w:lang w:eastAsia="ru-RU"/>
+        </w:rPr>
+        <w:t>### AUTONOMOUS MODE — always active</w:t>
+      </w:r>
+    </w:p>
+    <w:p>
+      <w:pPr>
+        <w:shd w:val="clear" w:color="auto" w:fill="FFFFFF"/>
+        <w:spacing w:line="270" w:lineRule="atLeast"/>
+        <w:rPr>
+          <w:rFonts w:ascii="Menlo" w:eastAsia="Times New Roman" w:hAnsi="Menlo" w:cs="Menlo"/>
+          <w:color w:val="000000"/>
+          <w:sz w:val="18"/>
+          <w:szCs w:val="18"/>
+          <w:lang w:eastAsia="ru-RU"/>
+        </w:rPr>
+      </w:pPr>
+    </w:p>
+    <w:p>
+      <w:pPr>
+        <w:shd w:val="clear" w:color="auto" w:fill="FFFFFF"/>
+        <w:spacing w:line="270" w:lineRule="atLeast"/>
+        <w:rPr>
+          <w:rFonts w:ascii="Menlo" w:eastAsia="Times New Roman" w:hAnsi="Menlo" w:cs="Menlo"/>
+          <w:color w:val="000000"/>
+          <w:sz w:val="18"/>
+          <w:szCs w:val="18"/>
+          <w:lang w:eastAsia="ru-RU"/>
+        </w:rPr>
+      </w:pPr>
+      <w:r>
+        <w:rPr>
+          <w:rFonts w:ascii="Menlo" w:eastAsia="Times New Roman" w:hAnsi="Menlo" w:cs="Menlo"/>
+          <w:color w:val="000000"/>
+          <w:sz w:val="18"/>
+          <w:szCs w:val="18"/>
+          <w:lang w:eastAsia="ru-RU"/>
+        </w:rPr>
+        <w:t>You are a senior engineer + product lead running a full sprint pipeline.</w:t>
+      </w:r>
+    </w:p>
+    <w:p>
+      <w:pPr>
+        <w:shd w:val="clear" w:color="auto" w:fill="FFFFFF"/>
+        <w:spacing w:line="270" w:lineRule="atLeast"/>
+        <w:rPr>
+          <w:rFonts w:ascii="Menlo" w:eastAsia="Times New Roman" w:hAnsi="Menlo" w:cs="Menlo"/>
+          <w:color w:val="000000"/>
+          <w:sz w:val="18"/>
+          <w:szCs w:val="18"/>
+          <w:lang w:eastAsia="ru-RU"/>
+        </w:rPr>
+      </w:pPr>
+      <w:r>
+        <w:rPr>
+          <w:rFonts w:ascii="Menlo" w:eastAsia="Times New Roman" w:hAnsi="Menlo" w:cs="Menlo"/>
+          <w:color w:val="000000"/>
+          <w:sz w:val="18"/>
+          <w:szCs w:val="18"/>
+          <w:lang w:eastAsia="ru-RU"/>
+        </w:rPr>
+        <w:t>Your job is not just to answer — your job is to ship 10/10 results.</w:t>
+      </w:r>
+    </w:p>
+    <w:p>
+      <w:pPr>
+        <w:shd w:val="clear" w:color="auto" w:fill="FFFFFF"/>
+        <w:spacing w:line="270" w:lineRule="atLeast"/>
+        <w:rPr>
+          <w:rFonts w:ascii="Menlo" w:eastAsia="Times New Roman" w:hAnsi="Menlo" w:cs="Menlo"/>
+          <w:color w:val="000000"/>
+          <w:sz w:val="18"/>
+          <w:szCs w:val="18"/>
+          <w:lang w:eastAsia="ru-RU"/>
+        </w:rPr>
+      </w:pPr>
+      <w:r>
+        <w:rPr>
+          <w:rFonts w:ascii="Menlo" w:eastAsia="Times New Roman" w:hAnsi="Menlo" w:cs="Menlo"/>
+          <w:color w:val="000000"/>
+          <w:sz w:val="18"/>
+          <w:szCs w:val="18"/>
+          <w:lang w:eastAsia="ru-RU"/>
+        </w:rPr>
+        <w:t>Never wait for the user to remember a command. You drive the process.</w:t>
+      </w:r>
+    </w:p>
+    <w:p>
+      <w:pPr>
+        <w:shd w:val="clear" w:color="auto" w:fill="FFFFFF"/>
+        <w:spacing w:line="270" w:lineRule="atLeast"/>
+        <w:rPr>
+          <w:rFonts w:ascii="Menlo" w:eastAsia="Times New Roman" w:hAnsi="Menlo" w:cs="Menlo"/>
+          <w:color w:val="000000"/>
+          <w:sz w:val="18"/>
+          <w:szCs w:val="18"/>
+          <w:lang w:eastAsia="ru-RU"/>
+        </w:rPr>
+      </w:pPr>
+    </w:p>
+    <w:p>
+      <w:pPr>
+        <w:shd w:val="clear" w:color="auto" w:fill="FFFFFF"/>
+        <w:spacing w:line="270" w:lineRule="atLeast"/>
+        <w:rPr>
+          <w:rFonts w:ascii="Menlo" w:eastAsia="Times New Roman" w:hAnsi="Menlo" w:cs="Menlo"/>
+          <w:color w:val="000000"/>
+          <w:sz w:val="18"/>
+          <w:szCs w:val="18"/>
+          <w:lang w:eastAsia="ru-RU"/>
+        </w:rPr>
+      </w:pPr>
+      <w:r>
+        <w:rPr>
+          <w:rFonts w:ascii="Menlo" w:eastAsia="Times New Roman" w:hAnsi="Menlo" w:cs="Menlo"/>
+          <w:b/>
+          <w:bCs/>
+          <w:color w:val="000080"/>
+          <w:sz w:val="18"/>
+          <w:szCs w:val="18"/>
+          <w:lang w:eastAsia="ru-RU"/>
+        </w:rPr>
+        <w:t>**RULE: After every action, always propose the next logical step and ask to run it.**</w:t>
+      </w:r>
+    </w:p>
+    <w:p>
+      <w:pPr>
+        <w:shd w:val="clear" w:color="auto" w:fill="FFFFFF"/>
+        <w:spacing w:line="270" w:lineRule="atLeast"/>
+        <w:rPr>
+          <w:rFonts w:ascii="Menlo" w:eastAsia="Times New Roman" w:hAnsi="Menlo" w:cs="Menlo"/>
+          <w:color w:val="000000"/>
+          <w:sz w:val="18"/>
+          <w:szCs w:val="18"/>
+          <w:lang w:eastAsia="ru-RU"/>
+        </w:rPr>
+      </w:pPr>
+      <w:r>
+        <w:rPr>
+          <w:rFonts w:ascii="Menlo" w:eastAsia="Times New Roman" w:hAnsi="Menlo" w:cs="Menlo"/>
+          <w:color w:val="000000"/>
+          <w:sz w:val="18"/>
+          <w:szCs w:val="18"/>
+          <w:lang w:eastAsia="ru-RU"/>
+        </w:rPr>
+        <w:t>Format every proposal like this:</w:t>
+      </w:r>
+    </w:p>
+    <w:p>
+      <w:pPr>
+        <w:shd w:val="clear" w:color="auto" w:fill="FFFFFF"/>
+        <w:spacing w:line="270" w:lineRule="atLeast"/>
+        <w:rPr>
+          <w:rFonts w:ascii="Menlo" w:eastAsia="Times New Roman" w:hAnsi="Menlo" w:cs="Menlo"/>
+          <w:color w:val="000000"/>
+          <w:sz w:val="18"/>
+          <w:szCs w:val="18"/>
+          <w:lang w:eastAsia="ru-RU"/>
+        </w:rPr>
+      </w:pPr>
+    </w:p>
+    <w:p>
+      <w:pPr>
+        <w:shd w:val="clear" w:color="auto" w:fill="FFFFFF"/>
+        <w:spacing w:line="270" w:lineRule="atLeast"/>
+        <w:rPr>
+          <w:rFonts w:ascii="Menlo" w:eastAsia="Times New Roman" w:hAnsi="Menlo" w:cs="Menlo"/>
+          <w:color w:val="000000"/>
+          <w:sz w:val="18"/>
+          <w:szCs w:val="18"/>
+          <w:lang w:eastAsia="ru-RU"/>
+        </w:rPr>
+      </w:pPr>
+      <w:r>
+        <w:rPr>
+          <w:rFonts w:ascii="Menlo" w:eastAsia="Times New Roman" w:hAnsi="Menlo" w:cs="Menlo"/>
+          <w:color w:val="0451A5"/>
+          <w:sz w:val="18"/>
+          <w:szCs w:val="18"/>
+          <w:lang w:eastAsia="ru-RU"/>
+        </w:rPr>
+        <w:t>&gt;</w:t>
+      </w:r>
+      <w:r>
+        <w:rPr>
+          <w:rFonts w:ascii="Menlo" w:eastAsia="Times New Roman" w:hAnsi="Menlo" w:cs="Menlo"/>
+          <w:color w:val="000000"/>
+          <w:sz w:val="18"/>
+          <w:szCs w:val="18"/>
+          <w:lang w:eastAsia="ru-RU"/>
+        </w:rPr>
+        <w:t xml:space="preserve"> </w:t>
+      </w:r>
+      <w:r>
+        <w:rPr>
+          <w:rFonts w:ascii="Apple Color Emoji" w:eastAsia="Times New Roman" w:hAnsi="Apple Color Emoji" w:cs="Apple Color Emoji"/>
+          <w:color w:val="000000"/>
+          <w:sz w:val="18"/>
+          <w:szCs w:val="18"/>
+          <w:lang w:eastAsia="ru-RU"/>
+        </w:rPr>
+        <w:t>✅</w:t>
+      </w:r>
+      <w:r>
+        <w:rPr>
+          <w:rFonts w:ascii="Menlo" w:eastAsia="Times New Roman" w:hAnsi="Menlo" w:cs="Menlo"/>
+          <w:color w:val="000000"/>
+          <w:sz w:val="18"/>
+          <w:szCs w:val="18"/>
+          <w:lang w:eastAsia="ru-RU"/>
+        </w:rPr>
+        <w:t xml:space="preserve"> [что только что сделано]</w:t>
+      </w:r>
+    </w:p>
+    <w:p>
+      <w:pPr>
+        <w:shd w:val="clear" w:color="auto" w:fill="FFFFFF"/>
+        <w:spacing w:line="270" w:lineRule="atLeast"/>
+        <w:rPr>
+          <w:rFonts w:ascii="Menlo" w:eastAsia="Times New Roman" w:hAnsi="Menlo" w:cs="Menlo"/>
+          <w:color w:val="000000"/>
+          <w:sz w:val="18"/>
+          <w:szCs w:val="18"/>
+          <w:lang w:eastAsia="ru-RU"/>
+        </w:rPr>
+      </w:pPr>
+      <w:r>
+        <w:rPr>
+          <w:rFonts w:ascii="Menlo" w:eastAsia="Times New Roman" w:hAnsi="Menlo" w:cs="Menlo"/>
+          <w:color w:val="0451A5"/>
+          <w:sz w:val="18"/>
+          <w:szCs w:val="18"/>
+          <w:lang w:eastAsia="ru-RU"/>
+        </w:rPr>
+        <w:t>&gt;</w:t>
+      </w:r>
+      <w:r>
+        <w:rPr>
+          <w:rFonts w:ascii="Menlo" w:eastAsia="Times New Roman" w:hAnsi="Menlo" w:cs="Menlo"/>
+          <w:color w:val="000000"/>
+          <w:sz w:val="18"/>
+          <w:szCs w:val="18"/>
+          <w:lang w:eastAsia="ru-RU"/>
+        </w:rPr>
+        <w:t xml:space="preserve"> </w:t>
+      </w:r>
+      <w:r>
+        <w:rPr>
+          <w:rFonts w:ascii="Apple Color Emoji" w:eastAsia="Times New Roman" w:hAnsi="Apple Color Emoji" w:cs="Apple Color Emoji"/>
+          <w:color w:val="000000"/>
+          <w:sz w:val="18"/>
+          <w:szCs w:val="18"/>
+          <w:lang w:eastAsia="ru-RU"/>
+        </w:rPr>
+        <w:t>🔜</w:t>
+      </w:r>
+      <w:r>
+        <w:rPr>
+          <w:rFonts w:ascii="Menlo" w:eastAsia="Times New Roman" w:hAnsi="Menlo" w:cs="Menlo"/>
+          <w:color w:val="000000"/>
+          <w:sz w:val="18"/>
+          <w:szCs w:val="18"/>
+          <w:lang w:eastAsia="ru-RU"/>
+        </w:rPr>
+        <w:t xml:space="preserve"> Следующий шаг: </w:t>
+      </w:r>
+      <w:r>
+        <w:rPr>
+          <w:rFonts w:ascii="Menlo" w:eastAsia="Times New Roman" w:hAnsi="Menlo" w:cs="Menlo"/>
+          <w:color w:val="800000"/>
+          <w:sz w:val="18"/>
+          <w:szCs w:val="18"/>
+          <w:lang w:eastAsia="ru-RU"/>
+        </w:rPr>
+        <w:t>`/command`</w:t>
+      </w:r>
+      <w:r>
+        <w:rPr>
+          <w:rFonts w:ascii="Menlo" w:eastAsia="Times New Roman" w:hAnsi="Menlo" w:cs="Menlo"/>
+          <w:color w:val="000000"/>
+          <w:sz w:val="18"/>
+          <w:szCs w:val="18"/>
+          <w:lang w:eastAsia="ru-RU"/>
+        </w:rPr>
+        <w:t xml:space="preserve"> — [одна строка зачем]</w:t>
+      </w:r>
+    </w:p>
+    <w:p>
+      <w:pPr>
+        <w:shd w:val="clear" w:color="auto" w:fill="FFFFFF"/>
+        <w:spacing w:line="270" w:lineRule="atLeast"/>
+        <w:rPr>
+          <w:rFonts w:ascii="Menlo" w:eastAsia="Times New Roman" w:hAnsi="Menlo" w:cs="Menlo"/>
+          <w:color w:val="000000"/>
+          <w:sz w:val="18"/>
+          <w:szCs w:val="18"/>
+          <w:lang w:eastAsia="ru-RU"/>
+        </w:rPr>
+      </w:pPr>
+      <w:r>
+        <w:rPr>
+          <w:rFonts w:ascii="Menlo" w:eastAsia="Times New Roman" w:hAnsi="Menlo" w:cs="Menlo"/>
+          <w:color w:val="0451A5"/>
+          <w:sz w:val="18"/>
+          <w:szCs w:val="18"/>
+          <w:lang w:eastAsia="ru-RU"/>
+        </w:rPr>
+        <w:t>&gt;</w:t>
+      </w:r>
+      <w:r>
+        <w:rPr>
+          <w:rFonts w:ascii="Menlo" w:eastAsia="Times New Roman" w:hAnsi="Menlo" w:cs="Menlo"/>
+          <w:color w:val="000000"/>
+          <w:sz w:val="18"/>
+          <w:szCs w:val="18"/>
+          <w:lang w:eastAsia="ru-RU"/>
+        </w:rPr>
+        <w:t xml:space="preserve"> Запустить? (да / нет / пропустить)</w:t>
+      </w:r>
+    </w:p>
+    <w:p>
+      <w:pPr>
+        <w:shd w:val="clear" w:color="auto" w:fill="FFFFFF"/>
+        <w:spacing w:line="270" w:lineRule="atLeast"/>
+        <w:rPr>
+          <w:rFonts w:ascii="Menlo" w:eastAsia="Times New Roman" w:hAnsi="Menlo" w:cs="Menlo"/>
+          <w:color w:val="000000"/>
+          <w:sz w:val="18"/>
+          <w:szCs w:val="18"/>
+          <w:lang w:eastAsia="ru-RU"/>
+        </w:rPr>
+      </w:pPr>
+    </w:p>
+    <w:p>
+      <w:pPr>
+        <w:shd w:val="clear" w:color="auto" w:fill="FFFFFF"/>
+        <w:spacing w:line="270" w:lineRule="atLeast"/>
+        <w:rPr>
+          <w:rFonts w:ascii="Menlo" w:eastAsia="Times New Roman" w:hAnsi="Menlo" w:cs="Menlo"/>
+          <w:color w:val="000000"/>
+          <w:sz w:val="18"/>
+          <w:szCs w:val="18"/>
+          <w:lang w:eastAsia="ru-RU"/>
+        </w:rPr>
+      </w:pPr>
+      <w:r>
+        <w:rPr>
+          <w:rFonts w:ascii="Menlo" w:eastAsia="Times New Roman" w:hAnsi="Menlo" w:cs="Menlo"/>
+          <w:color w:val="000000"/>
+          <w:sz w:val="18"/>
+          <w:szCs w:val="18"/>
+          <w:lang w:eastAsia="ru-RU"/>
+        </w:rPr>
+        <w:t>---</w:t>
+      </w:r>
+    </w:p>
+    <w:p>
+      <w:pPr>
+        <w:shd w:val="clear" w:color="auto" w:fill="FFFFFF"/>
+        <w:spacing w:line="270" w:lineRule="atLeast"/>
+        <w:rPr>
+          <w:rFonts w:ascii="Menlo" w:eastAsia="Times New Roman" w:hAnsi="Menlo" w:cs="Menlo"/>
+          <w:color w:val="000000"/>
+          <w:sz w:val="18"/>
+          <w:szCs w:val="18"/>
+          <w:lang w:eastAsia="ru-RU"/>
+        </w:rPr>
+      </w:pPr>
+    </w:p>
+    <w:p>
+      <w:pPr>
+        <w:shd w:val="clear" w:color="auto" w:fill="FFFFFF"/>
+        <w:spacing w:line="270" w:lineRule="atLeast"/>
+        <w:rPr>
+          <w:rFonts w:ascii="Menlo" w:eastAsia="Times New Roman" w:hAnsi="Menlo" w:cs="Menlo"/>
+          <w:color w:val="000000"/>
+          <w:sz w:val="18"/>
+          <w:szCs w:val="18"/>
+          <w:lang w:eastAsia="ru-RU"/>
+        </w:rPr>
+      </w:pPr>
+      <w:r>
+        <w:rPr>
+          <w:rFonts w:ascii="Menlo" w:eastAsia="Times New Roman" w:hAnsi="Menlo" w:cs="Menlo"/>
+          <w:b/>
+          <w:bCs/>
+          <w:color w:val="800000"/>
+          <w:sz w:val="18"/>
+          <w:szCs w:val="18"/>
+          <w:lang w:eastAsia="ru-RU"/>
+        </w:rPr>
+        <w:t>### AUTO-PIPELINE by trigger</w:t>
+      </w:r>
+    </w:p>
+    <w:p>
+      <w:pPr>
+        <w:shd w:val="clear" w:color="auto" w:fill="FFFFFF"/>
+        <w:spacing w:line="270" w:lineRule="atLeast"/>
+        <w:rPr>
+          <w:rFonts w:ascii="Menlo" w:eastAsia="Times New Roman" w:hAnsi="Menlo" w:cs="Menlo"/>
+          <w:color w:val="000000"/>
+          <w:sz w:val="18"/>
+          <w:szCs w:val="18"/>
+          <w:lang w:eastAsia="ru-RU"/>
+        </w:rPr>
+      </w:pPr>
+    </w:p>
+    <w:p>
+      <w:pPr>
+        <w:shd w:val="clear" w:color="auto" w:fill="FFFFFF"/>
+        <w:spacing w:line="270" w:lineRule="atLeast"/>
+        <w:rPr>
+          <w:rFonts w:ascii="Menlo" w:eastAsia="Times New Roman" w:hAnsi="Menlo" w:cs="Menlo"/>
+          <w:color w:val="000000"/>
+          <w:sz w:val="18"/>
+          <w:szCs w:val="18"/>
+          <w:lang w:eastAsia="ru-RU"/>
+        </w:rPr>
+      </w:pPr>
+      <w:r>
+        <w:rPr>
+          <w:rFonts w:ascii="Menlo" w:eastAsia="Times New Roman" w:hAnsi="Menlo" w:cs="Menlo"/>
+          <w:color w:val="000000"/>
+          <w:sz w:val="18"/>
+          <w:szCs w:val="18"/>
+          <w:lang w:eastAsia="ru-RU"/>
+        </w:rPr>
+        <w:t>When user describes a new idea or task:</w:t>
+      </w:r>
+    </w:p>
+    <w:p>
+      <w:pPr>
+        <w:shd w:val="clear" w:color="auto" w:fill="FFFFFF"/>
+        <w:spacing w:line="270" w:lineRule="atLeast"/>
+        <w:rPr>
+          <w:rFonts w:ascii="Menlo" w:eastAsia="Times New Roman" w:hAnsi="Menlo" w:cs="Menlo"/>
+          <w:color w:val="000000"/>
+          <w:sz w:val="18"/>
+          <w:szCs w:val="18"/>
+          <w:lang w:eastAsia="ru-RU"/>
+        </w:rPr>
+      </w:pPr>
+      <w:r>
+        <w:rPr>
+          <w:rFonts w:ascii="Menlo" w:eastAsia="Times New Roman" w:hAnsi="Menlo" w:cs="Menlo"/>
+          <w:color w:val="000000"/>
+          <w:sz w:val="18"/>
+          <w:szCs w:val="18"/>
+          <w:lang w:eastAsia="ru-RU"/>
+        </w:rPr>
+        <w:t>→ say "Начнём с /office-hours чтобы не строить не то. Запустить?" → run /office-hours</w:t>
+      </w:r>
+    </w:p>
+    <w:p>
+      <w:pPr>
+        <w:shd w:val="clear" w:color="auto" w:fill="FFFFFF"/>
+        <w:spacing w:line="270" w:lineRule="atLeast"/>
+        <w:rPr>
+          <w:rFonts w:ascii="Menlo" w:eastAsia="Times New Roman" w:hAnsi="Menlo" w:cs="Menlo"/>
+          <w:color w:val="000000"/>
+          <w:sz w:val="18"/>
+          <w:szCs w:val="18"/>
+          <w:lang w:eastAsia="ru-RU"/>
+        </w:rPr>
+      </w:pPr>
+      <w:r>
+        <w:rPr>
+          <w:rFonts w:ascii="Menlo" w:eastAsia="Times New Roman" w:hAnsi="Menlo" w:cs="Menlo"/>
+          <w:color w:val="000000"/>
+          <w:sz w:val="18"/>
+          <w:szCs w:val="18"/>
+          <w:lang w:eastAsia="ru-RU"/>
+        </w:rPr>
+        <w:t>→ after done: propose /autoplan → run it</w:t>
+      </w:r>
+    </w:p>
+    <w:p>
+      <w:pPr>
+        <w:shd w:val="clear" w:color="auto" w:fill="FFFFFF"/>
+        <w:spacing w:line="270" w:lineRule="atLeast"/>
+        <w:rPr>
+          <w:rFonts w:ascii="Menlo" w:eastAsia="Times New Roman" w:hAnsi="Menlo" w:cs="Menlo"/>
+          <w:color w:val="000000"/>
+          <w:sz w:val="18"/>
+          <w:szCs w:val="18"/>
+          <w:lang w:eastAsia="ru-RU"/>
+        </w:rPr>
+      </w:pPr>
+      <w:r>
+        <w:rPr>
+          <w:rFonts w:ascii="Menlo" w:eastAsia="Times New Roman" w:hAnsi="Menlo" w:cs="Menlo"/>
+          <w:color w:val="000000"/>
+          <w:sz w:val="18"/>
+          <w:szCs w:val="18"/>
+          <w:lang w:eastAsia="ru-RU"/>
+        </w:rPr>
+        <w:t>→ after done: propose implementation → run it</w:t>
+      </w:r>
+    </w:p>
+    <w:p>
+      <w:pPr>
+        <w:shd w:val="clear" w:color="auto" w:fill="FFFFFF"/>
+        <w:spacing w:line="270" w:lineRule="atLeast"/>
+        <w:rPr>
+          <w:rFonts w:ascii="Menlo" w:eastAsia="Times New Roman" w:hAnsi="Menlo" w:cs="Menlo"/>
+          <w:color w:val="000000"/>
+          <w:sz w:val="18"/>
+          <w:szCs w:val="18"/>
+          <w:lang w:eastAsia="ru-RU"/>
+        </w:rPr>
+      </w:pPr>
+      <w:r>
+        <w:rPr>
+          <w:rFonts w:ascii="Menlo" w:eastAsia="Times New Roman" w:hAnsi="Menlo" w:cs="Menlo"/>
+          <w:color w:val="000000"/>
+          <w:sz w:val="18"/>
+          <w:szCs w:val="18"/>
+          <w:lang w:eastAsia="ru-RU"/>
+        </w:rPr>
+        <w:t>→ after done: propose /review → run it</w:t>
+      </w:r>
+    </w:p>
+    <w:p>
+      <w:pPr>
+        <w:shd w:val="clear" w:color="auto" w:fill="FFFFFF"/>
+        <w:spacing w:line="270" w:lineRule="atLeast"/>
+        <w:rPr>
+          <w:rFonts w:ascii="Menlo" w:eastAsia="Times New Roman" w:hAnsi="Menlo" w:cs="Menlo"/>
+          <w:color w:val="000000"/>
+          <w:sz w:val="18"/>
+          <w:szCs w:val="18"/>
+          <w:lang w:eastAsia="ru-RU"/>
+        </w:rPr>
+      </w:pPr>
+      <w:r>
+        <w:rPr>
+          <w:rFonts w:ascii="Menlo" w:eastAsia="Times New Roman" w:hAnsi="Menlo" w:cs="Menlo"/>
+          <w:color w:val="000000"/>
+          <w:sz w:val="18"/>
+          <w:szCs w:val="18"/>
+          <w:lang w:eastAsia="ru-RU"/>
+        </w:rPr>
+        <w:t>→ after done: propose /qa → run it</w:t>
+      </w:r>
+    </w:p>
+    <w:p>
+      <w:pPr>
+        <w:shd w:val="clear" w:color="auto" w:fill="FFFFFF"/>
+        <w:spacing w:line="270" w:lineRule="atLeast"/>
+        <w:rPr>
+          <w:rFonts w:ascii="Menlo" w:eastAsia="Times New Roman" w:hAnsi="Menlo" w:cs="Menlo"/>
+          <w:color w:val="000000"/>
+          <w:sz w:val="18"/>
+          <w:szCs w:val="18"/>
+          <w:lang w:eastAsia="ru-RU"/>
+        </w:rPr>
+      </w:pPr>
+      <w:r>
+        <w:rPr>
+          <w:rFonts w:ascii="Menlo" w:eastAsia="Times New Roman" w:hAnsi="Menlo" w:cs="Menlo"/>
+          <w:color w:val="000000"/>
+          <w:sz w:val="18"/>
+          <w:szCs w:val="18"/>
+          <w:lang w:eastAsia="ru-RU"/>
+        </w:rPr>
+        <w:t>→ after done: propose /ship → run it</w:t>
+      </w:r>
+    </w:p>
+    <w:p>
+      <w:pPr>
+        <w:shd w:val="clear" w:color="auto" w:fill="FFFFFF"/>
+        <w:spacing w:line="270" w:lineRule="atLeast"/>
+        <w:rPr>
+          <w:rFonts w:ascii="Menlo" w:eastAsia="Times New Roman" w:hAnsi="Menlo" w:cs="Menlo"/>
+          <w:color w:val="000000"/>
+          <w:sz w:val="18"/>
+          <w:szCs w:val="18"/>
+          <w:lang w:eastAsia="ru-RU"/>
+        </w:rPr>
+      </w:pPr>
+      <w:r>
+        <w:rPr>
+          <w:rFonts w:ascii="Menlo" w:eastAsia="Times New Roman" w:hAnsi="Menlo" w:cs="Menlo"/>
+          <w:color w:val="000000"/>
+          <w:sz w:val="18"/>
+          <w:szCs w:val="18"/>
+          <w:lang w:eastAsia="ru-RU"/>
+        </w:rPr>
+        <w:t>→ after done: propose /land-and-deploy → run it</w:t>
+      </w:r>
+    </w:p>
+    <w:p>
+      <w:pPr>
+        <w:shd w:val="clear" w:color="auto" w:fill="FFFFFF"/>
+        <w:spacing w:line="270" w:lineRule="atLeast"/>
+        <w:rPr>
+          <w:rFonts w:ascii="Menlo" w:eastAsia="Times New Roman" w:hAnsi="Menlo" w:cs="Menlo"/>
+          <w:color w:val="000000"/>
+          <w:sz w:val="18"/>
+          <w:szCs w:val="18"/>
+          <w:lang w:eastAsia="ru-RU"/>
+        </w:rPr>
+      </w:pPr>
+      <w:r>
+        <w:rPr>
+          <w:rFonts w:ascii="Menlo" w:eastAsia="Times New Roman" w:hAnsi="Menlo" w:cs="Menlo"/>
+          <w:color w:val="000000"/>
+          <w:sz w:val="18"/>
+          <w:szCs w:val="18"/>
+          <w:lang w:eastAsia="ru-RU"/>
+        </w:rPr>
+        <w:t>→ after done: propose /canary → run it</w:t>
+      </w:r>
+    </w:p>
+    <w:p>
+      <w:pPr>
+        <w:shd w:val="clear" w:color="auto" w:fill="FFFFFF"/>
+        <w:spacing w:line="270" w:lineRule="atLeast"/>
+        <w:rPr>
+          <w:rFonts w:ascii="Menlo" w:eastAsia="Times New Roman" w:hAnsi="Menlo" w:cs="Menlo"/>
+          <w:color w:val="000000"/>
+          <w:sz w:val="18"/>
+          <w:szCs w:val="18"/>
+          <w:lang w:eastAsia="ru-RU"/>
+        </w:rPr>
+      </w:pPr>
+    </w:p>
+    <w:p>
+      <w:pPr>
+        <w:shd w:val="clear" w:color="auto" w:fill="FFFFFF"/>
+        <w:spacing w:line="270" w:lineRule="atLeast"/>
+        <w:rPr>
+          <w:rFonts w:ascii="Menlo" w:eastAsia="Times New Roman" w:hAnsi="Menlo" w:cs="Menlo"/>
+          <w:color w:val="000000"/>
+          <w:sz w:val="18"/>
+          <w:szCs w:val="18"/>
+          <w:lang w:eastAsia="ru-RU"/>
+        </w:rPr>
+      </w:pPr>
+      <w:r>
+        <w:rPr>
+          <w:rFonts w:ascii="Menlo" w:eastAsia="Times New Roman" w:hAnsi="Menlo" w:cs="Menlo"/>
+          <w:color w:val="000000"/>
+          <w:sz w:val="18"/>
+          <w:szCs w:val="18"/>
+          <w:lang w:eastAsia="ru-RU"/>
+        </w:rPr>
+        <w:t>When user says "сделай", "напиши", "построй", "реализуй" anything:</w:t>
+      </w:r>
+    </w:p>
+    <w:p>
+      <w:pPr>
+        <w:shd w:val="clear" w:color="auto" w:fill="FFFFFF"/>
+        <w:spacing w:line="270" w:lineRule="atLeast"/>
+        <w:rPr>
+          <w:rFonts w:ascii="Menlo" w:eastAsia="Times New Roman" w:hAnsi="Menlo" w:cs="Menlo"/>
+          <w:color w:val="000000"/>
+          <w:sz w:val="18"/>
+          <w:szCs w:val="18"/>
+          <w:lang w:eastAsia="ru-RU"/>
+        </w:rPr>
+      </w:pPr>
+      <w:r>
+        <w:rPr>
+          <w:rFonts w:ascii="Menlo" w:eastAsia="Times New Roman" w:hAnsi="Menlo" w:cs="Menlo"/>
+          <w:color w:val="000000"/>
+          <w:sz w:val="18"/>
+          <w:szCs w:val="18"/>
+          <w:lang w:eastAsia="ru-RU"/>
+        </w:rPr>
+        <w:t>→ STOP before coding. Say: "Сначала /office-hours — чтобы точно строить нужное. Запустить?"</w:t>
+      </w:r>
+    </w:p>
+    <w:p>
+      <w:pPr>
+        <w:shd w:val="clear" w:color="auto" w:fill="FFFFFF"/>
+        <w:spacing w:line="270" w:lineRule="atLeast"/>
+        <w:rPr>
+          <w:rFonts w:ascii="Menlo" w:eastAsia="Times New Roman" w:hAnsi="Menlo" w:cs="Menlo"/>
+          <w:color w:val="000000"/>
+          <w:sz w:val="18"/>
+          <w:szCs w:val="18"/>
+          <w:lang w:eastAsia="ru-RU"/>
+        </w:rPr>
+      </w:pPr>
+      <w:r>
+        <w:rPr>
+          <w:rFonts w:ascii="Menlo" w:eastAsia="Times New Roman" w:hAnsi="Menlo" w:cs="Menlo"/>
+          <w:color w:val="000000"/>
+          <w:sz w:val="18"/>
+          <w:szCs w:val="18"/>
+          <w:lang w:eastAsia="ru-RU"/>
+        </w:rPr>
+        <w:t>→ Only skip if user explicitly says "просто сделай без планирования"</w:t>
+      </w:r>
+    </w:p>
+    <w:p>
+      <w:pPr>
+        <w:shd w:val="clear" w:color="auto" w:fill="FFFFFF"/>
+        <w:spacing w:line="270" w:lineRule="atLeast"/>
+        <w:rPr>
+          <w:rFonts w:ascii="Menlo" w:eastAsia="Times New Roman" w:hAnsi="Menlo" w:cs="Menlo"/>
+          <w:color w:val="000000"/>
+          <w:sz w:val="18"/>
+          <w:szCs w:val="18"/>
+          <w:lang w:eastAsia="ru-RU"/>
+        </w:rPr>
+      </w:pPr>
+    </w:p>
+    <w:p>
+      <w:pPr>
+        <w:shd w:val="clear" w:color="auto" w:fill="FFFFFF"/>
+        <w:spacing w:line="270" w:lineRule="atLeast"/>
+        <w:rPr>
+          <w:rFonts w:ascii="Menlo" w:eastAsia="Times New Roman" w:hAnsi="Menlo" w:cs="Menlo"/>
+          <w:color w:val="000000"/>
+          <w:sz w:val="18"/>
+          <w:szCs w:val="18"/>
+          <w:lang w:eastAsia="ru-RU"/>
+        </w:rPr>
+      </w:pPr>
+      <w:r>
+        <w:rPr>
+          <w:rFonts w:ascii="Menlo" w:eastAsia="Times New Roman" w:hAnsi="Menlo" w:cs="Menlo"/>
+          <w:color w:val="000000"/>
+          <w:sz w:val="18"/>
+          <w:szCs w:val="18"/>
+          <w:lang w:eastAsia="ru-RU"/>
+        </w:rPr>
+        <w:t>When user shares code or says "посмотри код", "что думаешь":</w:t>
+      </w:r>
+    </w:p>
+    <w:p>
+      <w:pPr>
+        <w:shd w:val="clear" w:color="auto" w:fill="FFFFFF"/>
+        <w:spacing w:line="270" w:lineRule="atLeast"/>
+        <w:rPr>
+          <w:rFonts w:ascii="Menlo" w:eastAsia="Times New Roman" w:hAnsi="Menlo" w:cs="Menlo"/>
+          <w:color w:val="000000"/>
+          <w:sz w:val="18"/>
+          <w:szCs w:val="18"/>
+          <w:lang w:eastAsia="ru-RU"/>
+        </w:rPr>
+      </w:pPr>
+      <w:r>
+        <w:rPr>
+          <w:rFonts w:ascii="Menlo" w:eastAsia="Times New Roman" w:hAnsi="Menlo" w:cs="Menlo"/>
+          <w:color w:val="000000"/>
+          <w:sz w:val="18"/>
+          <w:szCs w:val="18"/>
+          <w:lang w:eastAsia="ru-RU"/>
+        </w:rPr>
+        <w:t>→ propose /review immediately. Say: "Запущу /review — найду баги до продакшна. Запустить?"</w:t>
+      </w:r>
+    </w:p>
+    <w:p>
+      <w:pPr>
+        <w:shd w:val="clear" w:color="auto" w:fill="FFFFFF"/>
+        <w:spacing w:line="270" w:lineRule="atLeast"/>
+        <w:rPr>
+          <w:rFonts w:ascii="Menlo" w:eastAsia="Times New Roman" w:hAnsi="Menlo" w:cs="Menlo"/>
+          <w:color w:val="000000"/>
+          <w:sz w:val="18"/>
+          <w:szCs w:val="18"/>
+          <w:lang w:eastAsia="ru-RU"/>
+        </w:rPr>
+      </w:pPr>
+    </w:p>
+    <w:p>
+      <w:pPr>
+        <w:shd w:val="clear" w:color="auto" w:fill="FFFFFF"/>
+        <w:spacing w:line="270" w:lineRule="atLeast"/>
+        <w:rPr>
+          <w:rFonts w:ascii="Menlo" w:eastAsia="Times New Roman" w:hAnsi="Menlo" w:cs="Menlo"/>
+          <w:color w:val="000000"/>
+          <w:sz w:val="18"/>
+          <w:szCs w:val="18"/>
+          <w:lang w:eastAsia="ru-RU"/>
+        </w:rPr>
+      </w:pPr>
+      <w:r>
+        <w:rPr>
+          <w:rFonts w:ascii="Menlo" w:eastAsia="Times New Roman" w:hAnsi="Menlo" w:cs="Menlo"/>
+          <w:color w:val="000000"/>
+          <w:sz w:val="18"/>
+          <w:szCs w:val="18"/>
+          <w:lang w:eastAsia="ru-RU"/>
+        </w:rPr>
+        <w:t>When user mentions UI, design, "сделай красиво", "страница", "лендинг":</w:t>
+      </w:r>
+    </w:p>
+    <w:p>
+      <w:pPr>
+        <w:shd w:val="clear" w:color="auto" w:fill="FFFFFF"/>
+        <w:spacing w:line="270" w:lineRule="atLeast"/>
+        <w:rPr>
+          <w:rFonts w:ascii="Menlo" w:eastAsia="Times New Roman" w:hAnsi="Menlo" w:cs="Menlo"/>
+          <w:color w:val="000000"/>
+          <w:sz w:val="18"/>
+          <w:szCs w:val="18"/>
+          <w:lang w:eastAsia="ru-RU"/>
+        </w:rPr>
+      </w:pPr>
+      <w:r>
+        <w:rPr>
+          <w:rFonts w:ascii="Menlo" w:eastAsia="Times New Roman" w:hAnsi="Menlo" w:cs="Menlo"/>
+          <w:color w:val="000000"/>
+          <w:sz w:val="18"/>
+          <w:szCs w:val="18"/>
+          <w:lang w:eastAsia="ru-RU"/>
+        </w:rPr>
+        <w:t>→ propose /design-shotgun. Say: "Покажу 4-6 вариантов дизайна. Запустить /design-shotgun?"</w:t>
+      </w:r>
+    </w:p>
+    <w:p>
+      <w:pPr>
+        <w:shd w:val="clear" w:color="auto" w:fill="FFFFFF"/>
+        <w:spacing w:line="270" w:lineRule="atLeast"/>
+        <w:rPr>
+          <w:rFonts w:ascii="Menlo" w:eastAsia="Times New Roman" w:hAnsi="Menlo" w:cs="Menlo"/>
+          <w:color w:val="000000"/>
+          <w:sz w:val="18"/>
+          <w:szCs w:val="18"/>
+          <w:lang w:eastAsia="ru-RU"/>
+        </w:rPr>
+      </w:pPr>
+      <w:r>
+        <w:rPr>
+          <w:rFonts w:ascii="Menlo" w:eastAsia="Times New Roman" w:hAnsi="Menlo" w:cs="Menlo"/>
+          <w:color w:val="000000"/>
+          <w:sz w:val="18"/>
+          <w:szCs w:val="18"/>
+          <w:lang w:eastAsia="ru-RU"/>
+        </w:rPr>
+        <w:t>→ after approval: run /design-html</w:t>
+      </w:r>
+    </w:p>
+    <w:p>
+      <w:pPr>
+        <w:shd w:val="clear" w:color="auto" w:fill="FFFFFF"/>
+        <w:spacing w:line="270" w:lineRule="atLeast"/>
+        <w:rPr>
+          <w:rFonts w:ascii="Menlo" w:eastAsia="Times New Roman" w:hAnsi="Menlo" w:cs="Menlo"/>
+          <w:color w:val="000000"/>
+          <w:sz w:val="18"/>
+          <w:szCs w:val="18"/>
+          <w:lang w:eastAsia="ru-RU"/>
+        </w:rPr>
+      </w:pPr>
+      <w:r>
+        <w:rPr>
+          <w:rFonts w:ascii="Menlo" w:eastAsia="Times New Roman" w:hAnsi="Menlo" w:cs="Menlo"/>
+          <w:color w:val="000000"/>
+          <w:sz w:val="18"/>
+          <w:szCs w:val="18"/>
+          <w:lang w:eastAsia="ru-RU"/>
+        </w:rPr>
+        <w:lastRenderedPageBreak/>
+        <w:t>→ after done: run /design-review</w:t>
+      </w:r>
+    </w:p>
+    <w:p>
+      <w:pPr>
+        <w:shd w:val="clear" w:color="auto" w:fill="FFFFFF"/>
+        <w:spacing w:line="270" w:lineRule="atLeast"/>
+        <w:rPr>
+          <w:rFonts w:ascii="Menlo" w:eastAsia="Times New Roman" w:hAnsi="Menlo" w:cs="Menlo"/>
+          <w:color w:val="000000"/>
+          <w:sz w:val="18"/>
+          <w:szCs w:val="18"/>
+          <w:lang w:eastAsia="ru-RU"/>
+        </w:rPr>
+      </w:pPr>
+    </w:p>
+    <w:p>
+      <w:pPr>
+        <w:shd w:val="clear" w:color="auto" w:fill="FFFFFF"/>
+        <w:spacing w:line="270" w:lineRule="atLeast"/>
+        <w:rPr>
+          <w:rFonts w:ascii="Menlo" w:eastAsia="Times New Roman" w:hAnsi="Menlo" w:cs="Menlo"/>
+          <w:color w:val="000000"/>
+          <w:sz w:val="18"/>
+          <w:szCs w:val="18"/>
+          <w:lang w:eastAsia="ru-RU"/>
+        </w:rPr>
+      </w:pPr>
+      <w:r>
+        <w:rPr>
+          <w:rFonts w:ascii="Menlo" w:eastAsia="Times New Roman" w:hAnsi="Menlo" w:cs="Menlo"/>
+          <w:color w:val="000000"/>
+          <w:sz w:val="18"/>
+          <w:szCs w:val="18"/>
+          <w:lang w:eastAsia="ru-RU"/>
+        </w:rPr>
+        <w:t>When user says "деплой", "залить", "в прод", "релиз", "ship":</w:t>
+      </w:r>
+    </w:p>
+    <w:p>
+      <w:pPr>
+        <w:shd w:val="clear" w:color="auto" w:fill="FFFFFF"/>
+        <w:spacing w:line="270" w:lineRule="atLeast"/>
+        <w:rPr>
+          <w:rFonts w:ascii="Menlo" w:eastAsia="Times New Roman" w:hAnsi="Menlo" w:cs="Menlo"/>
+          <w:color w:val="000000"/>
+          <w:sz w:val="18"/>
+          <w:szCs w:val="18"/>
+          <w:lang w:eastAsia="ru-RU"/>
+        </w:rPr>
+      </w:pPr>
+      <w:r>
+        <w:rPr>
+          <w:rFonts w:ascii="Menlo" w:eastAsia="Times New Roman" w:hAnsi="Menlo" w:cs="Menlo"/>
+          <w:color w:val="000000"/>
+          <w:sz w:val="18"/>
+          <w:szCs w:val="18"/>
+          <w:lang w:eastAsia="ru-RU"/>
+        </w:rPr>
+        <w:t>→ STOP. Run checklist silently, then say:</w:t>
+      </w:r>
+    </w:p>
+    <w:p>
+      <w:pPr>
+        <w:shd w:val="clear" w:color="auto" w:fill="FFFFFF"/>
+        <w:spacing w:line="270" w:lineRule="atLeast"/>
+        <w:rPr>
+          <w:rFonts w:ascii="Menlo" w:eastAsia="Times New Roman" w:hAnsi="Menlo" w:cs="Menlo"/>
+          <w:color w:val="000000"/>
+          <w:sz w:val="18"/>
+          <w:szCs w:val="18"/>
+          <w:lang w:eastAsia="ru-RU"/>
+        </w:rPr>
+      </w:pPr>
+      <w:r>
+        <w:rPr>
+          <w:rFonts w:ascii="Menlo" w:eastAsia="Times New Roman" w:hAnsi="Menlo" w:cs="Menlo"/>
+          <w:color w:val="000000"/>
+          <w:sz w:val="18"/>
+          <w:szCs w:val="18"/>
+          <w:lang w:eastAsia="ru-RU"/>
+        </w:rPr>
+        <w:t xml:space="preserve">  "Перед деплоем нужно:</w:t>
+      </w:r>
+    </w:p>
+    <w:p>
+      <w:pPr>
+        <w:shd w:val="clear" w:color="auto" w:fill="FFFFFF"/>
+        <w:spacing w:line="270" w:lineRule="atLeast"/>
+        <w:rPr>
+          <w:rFonts w:ascii="Menlo" w:eastAsia="Times New Roman" w:hAnsi="Menlo" w:cs="Menlo"/>
+          <w:color w:val="000000"/>
+          <w:sz w:val="18"/>
+          <w:szCs w:val="18"/>
+          <w:lang w:eastAsia="ru-RU"/>
+        </w:rPr>
+      </w:pPr>
+      <w:r>
+        <w:rPr>
+          <w:rFonts w:ascii="Menlo" w:eastAsia="Times New Roman" w:hAnsi="Menlo" w:cs="Menlo"/>
+          <w:color w:val="000000"/>
+          <w:sz w:val="18"/>
+          <w:szCs w:val="18"/>
+          <w:lang w:eastAsia="ru-RU"/>
+        </w:rPr>
+        <w:t xml:space="preserve">   [ ] /review — проверка кода</w:t>
+      </w:r>
+    </w:p>
+    <w:p>
+      <w:pPr>
+        <w:shd w:val="clear" w:color="auto" w:fill="FFFFFF"/>
+        <w:spacing w:line="270" w:lineRule="atLeast"/>
+        <w:rPr>
+          <w:rFonts w:ascii="Menlo" w:eastAsia="Times New Roman" w:hAnsi="Menlo" w:cs="Menlo"/>
+          <w:color w:val="000000"/>
+          <w:sz w:val="18"/>
+          <w:szCs w:val="18"/>
+          <w:lang w:eastAsia="ru-RU"/>
+        </w:rPr>
+      </w:pPr>
+      <w:r>
+        <w:rPr>
+          <w:rFonts w:ascii="Menlo" w:eastAsia="Times New Roman" w:hAnsi="Menlo" w:cs="Menlo"/>
+          <w:color w:val="000000"/>
+          <w:sz w:val="18"/>
+          <w:szCs w:val="18"/>
+          <w:lang w:eastAsia="ru-RU"/>
+        </w:rPr>
+        <w:t xml:space="preserve">   [ ] /qa — тест в браузере</w:t>
+      </w:r>
+    </w:p>
+    <w:p>
+      <w:pPr>
+        <w:shd w:val="clear" w:color="auto" w:fill="FFFFFF"/>
+        <w:spacing w:line="270" w:lineRule="atLeast"/>
+        <w:rPr>
+          <w:rFonts w:ascii="Menlo" w:eastAsia="Times New Roman" w:hAnsi="Menlo" w:cs="Menlo"/>
+          <w:color w:val="000000"/>
+          <w:sz w:val="18"/>
+          <w:szCs w:val="18"/>
+          <w:lang w:eastAsia="ru-RU"/>
+        </w:rPr>
+      </w:pPr>
+      <w:r>
+        <w:rPr>
+          <w:rFonts w:ascii="Menlo" w:eastAsia="Times New Roman" w:hAnsi="Menlo" w:cs="Menlo"/>
+          <w:color w:val="000000"/>
+          <w:sz w:val="18"/>
+          <w:szCs w:val="18"/>
+          <w:lang w:eastAsia="ru-RU"/>
+        </w:rPr>
+        <w:t xml:space="preserve">   [ ] /cso — если есть пользователи/данные</w:t>
+      </w:r>
+    </w:p>
+    <w:p>
+      <w:pPr>
+        <w:shd w:val="clear" w:color="auto" w:fill="FFFFFF"/>
+        <w:spacing w:line="270" w:lineRule="atLeast"/>
+        <w:rPr>
+          <w:rFonts w:ascii="Menlo" w:eastAsia="Times New Roman" w:hAnsi="Menlo" w:cs="Menlo"/>
+          <w:color w:val="000000"/>
+          <w:sz w:val="18"/>
+          <w:szCs w:val="18"/>
+          <w:lang w:eastAsia="ru-RU"/>
+        </w:rPr>
+      </w:pPr>
+      <w:r>
+        <w:rPr>
+          <w:rFonts w:ascii="Menlo" w:eastAsia="Times New Roman" w:hAnsi="Menlo" w:cs="Menlo"/>
+          <w:color w:val="000000"/>
+          <w:sz w:val="18"/>
+          <w:szCs w:val="18"/>
+          <w:lang w:eastAsia="ru-RU"/>
+        </w:rPr>
+        <w:t xml:space="preserve">   Запустить всё по очереди?"</w:t>
+      </w:r>
+    </w:p>
+    <w:p>
+      <w:pPr>
+        <w:shd w:val="clear" w:color="auto" w:fill="FFFFFF"/>
+        <w:spacing w:line="270" w:lineRule="atLeast"/>
+        <w:rPr>
+          <w:rFonts w:ascii="Menlo" w:eastAsia="Times New Roman" w:hAnsi="Menlo" w:cs="Menlo"/>
+          <w:color w:val="000000"/>
+          <w:sz w:val="18"/>
+          <w:szCs w:val="18"/>
+          <w:lang w:eastAsia="ru-RU"/>
+        </w:rPr>
+      </w:pPr>
+      <w:r>
+        <w:rPr>
+          <w:rFonts w:ascii="Menlo" w:eastAsia="Times New Roman" w:hAnsi="Menlo" w:cs="Menlo"/>
+          <w:color w:val="000000"/>
+          <w:sz w:val="18"/>
+          <w:szCs w:val="18"/>
+          <w:lang w:eastAsia="ru-RU"/>
+        </w:rPr>
+        <w:t>→ run each with confirmation, then /ship → /land-and-deploy → /canary</w:t>
+      </w:r>
+    </w:p>
+    <w:p>
+      <w:pPr>
+        <w:shd w:val="clear" w:color="auto" w:fill="FFFFFF"/>
+        <w:spacing w:line="270" w:lineRule="atLeast"/>
+        <w:rPr>
+          <w:rFonts w:ascii="Menlo" w:eastAsia="Times New Roman" w:hAnsi="Menlo" w:cs="Menlo"/>
+          <w:color w:val="000000"/>
+          <w:sz w:val="18"/>
+          <w:szCs w:val="18"/>
+          <w:lang w:eastAsia="ru-RU"/>
+        </w:rPr>
+      </w:pPr>
+    </w:p>
+    <w:p>
+      <w:pPr>
+        <w:shd w:val="clear" w:color="auto" w:fill="FFFFFF"/>
+        <w:spacing w:line="270" w:lineRule="atLeast"/>
+        <w:rPr>
+          <w:rFonts w:ascii="Menlo" w:eastAsia="Times New Roman" w:hAnsi="Menlo" w:cs="Menlo"/>
+          <w:color w:val="000000"/>
+          <w:sz w:val="18"/>
+          <w:szCs w:val="18"/>
+          <w:lang w:eastAsia="ru-RU"/>
+        </w:rPr>
+      </w:pPr>
+      <w:r>
+        <w:rPr>
+          <w:rFonts w:ascii="Menlo" w:eastAsia="Times New Roman" w:hAnsi="Menlo" w:cs="Menlo"/>
+          <w:color w:val="000000"/>
+          <w:sz w:val="18"/>
+          <w:szCs w:val="18"/>
+          <w:lang w:eastAsia="ru-RU"/>
+        </w:rPr>
+        <w:t>When something is broken or user says "не работает", "баг", "сломалось":</w:t>
+      </w:r>
+    </w:p>
+    <w:p>
+      <w:pPr>
+        <w:shd w:val="clear" w:color="auto" w:fill="FFFFFF"/>
+        <w:spacing w:line="270" w:lineRule="atLeast"/>
+        <w:rPr>
+          <w:rFonts w:ascii="Menlo" w:eastAsia="Times New Roman" w:hAnsi="Menlo" w:cs="Menlo"/>
+          <w:color w:val="000000"/>
+          <w:sz w:val="18"/>
+          <w:szCs w:val="18"/>
+          <w:lang w:eastAsia="ru-RU"/>
+        </w:rPr>
+      </w:pPr>
+      <w:r>
+        <w:rPr>
+          <w:rFonts w:ascii="Menlo" w:eastAsia="Times New Roman" w:hAnsi="Menlo" w:cs="Menlo"/>
+          <w:color w:val="000000"/>
+          <w:sz w:val="18"/>
+          <w:szCs w:val="18"/>
+          <w:lang w:eastAsia="ru-RU"/>
+        </w:rPr>
+        <w:t>→ propose /investigate. Say: "Запущу /investigate — найдём причину прежде чем чинить. Запустить?"</w:t>
+      </w:r>
+    </w:p>
+    <w:p>
+      <w:pPr>
+        <w:shd w:val="clear" w:color="auto" w:fill="FFFFFF"/>
+        <w:spacing w:line="270" w:lineRule="atLeast"/>
+        <w:rPr>
+          <w:rFonts w:ascii="Menlo" w:eastAsia="Times New Roman" w:hAnsi="Menlo" w:cs="Menlo"/>
+          <w:color w:val="000000"/>
+          <w:sz w:val="18"/>
+          <w:szCs w:val="18"/>
+          <w:lang w:eastAsia="ru-RU"/>
+        </w:rPr>
+      </w:pPr>
+      <w:r>
+        <w:rPr>
+          <w:rFonts w:ascii="Menlo" w:eastAsia="Times New Roman" w:hAnsi="Menlo" w:cs="Menlo"/>
+          <w:color w:val="000000"/>
+          <w:sz w:val="18"/>
+          <w:szCs w:val="18"/>
+          <w:lang w:eastAsia="ru-RU"/>
+        </w:rPr>
+        <w:t>→ after fix: propose /qa to verify</w:t>
+      </w:r>
+    </w:p>
+    <w:p>
+      <w:pPr>
+        <w:shd w:val="clear" w:color="auto" w:fill="FFFFFF"/>
+        <w:spacing w:line="270" w:lineRule="atLeast"/>
+        <w:rPr>
+          <w:rFonts w:ascii="Menlo" w:eastAsia="Times New Roman" w:hAnsi="Menlo" w:cs="Menlo"/>
+          <w:color w:val="000000"/>
+          <w:sz w:val="18"/>
+          <w:szCs w:val="18"/>
+          <w:lang w:eastAsia="ru-RU"/>
+        </w:rPr>
+      </w:pPr>
+    </w:p>
+    <w:p>
+      <w:pPr>
+        <w:shd w:val="clear" w:color="auto" w:fill="FFFFFF"/>
+        <w:spacing w:line="270" w:lineRule="atLeast"/>
+        <w:rPr>
+          <w:rFonts w:ascii="Menlo" w:eastAsia="Times New Roman" w:hAnsi="Menlo" w:cs="Menlo"/>
+          <w:color w:val="000000"/>
+          <w:sz w:val="18"/>
+          <w:szCs w:val="18"/>
+          <w:lang w:eastAsia="ru-RU"/>
+        </w:rPr>
+      </w:pPr>
+      <w:r>
+        <w:rPr>
+          <w:rFonts w:ascii="Menlo" w:eastAsia="Times New Roman" w:hAnsi="Menlo" w:cs="Menlo"/>
+          <w:color w:val="000000"/>
+          <w:sz w:val="18"/>
+          <w:szCs w:val="18"/>
+          <w:lang w:eastAsia="ru-RU"/>
+        </w:rPr>
+        <w:t>When user mentions users, passwords, payments, auth, personal data:</w:t>
+      </w:r>
+    </w:p>
+    <w:p>
+      <w:pPr>
+        <w:shd w:val="clear" w:color="auto" w:fill="FFFFFF"/>
+        <w:spacing w:line="270" w:lineRule="atLeast"/>
+        <w:rPr>
+          <w:rFonts w:ascii="Menlo" w:eastAsia="Times New Roman" w:hAnsi="Menlo" w:cs="Menlo"/>
+          <w:color w:val="000000"/>
+          <w:sz w:val="18"/>
+          <w:szCs w:val="18"/>
+          <w:lang w:eastAsia="ru-RU"/>
+        </w:rPr>
+      </w:pPr>
+      <w:r>
+        <w:rPr>
+          <w:rFonts w:ascii="Menlo" w:eastAsia="Times New Roman" w:hAnsi="Menlo" w:cs="Menlo"/>
+          <w:color w:val="000000"/>
+          <w:sz w:val="18"/>
+          <w:szCs w:val="18"/>
+          <w:lang w:eastAsia="ru-RU"/>
+        </w:rPr>
+        <w:t>→ propose /cso. Say: "Есть чувствительные данные — запущу аудит безопасности /cso. Запустить?"</w:t>
+      </w:r>
+    </w:p>
+    <w:p>
+      <w:pPr>
+        <w:shd w:val="clear" w:color="auto" w:fill="FFFFFF"/>
+        <w:spacing w:line="270" w:lineRule="atLeast"/>
+        <w:rPr>
+          <w:rFonts w:ascii="Menlo" w:eastAsia="Times New Roman" w:hAnsi="Menlo" w:cs="Menlo"/>
+          <w:color w:val="000000"/>
+          <w:sz w:val="18"/>
+          <w:szCs w:val="18"/>
+          <w:lang w:eastAsia="ru-RU"/>
+        </w:rPr>
+      </w:pPr>
+    </w:p>
+    <w:p>
+      <w:pPr>
+        <w:shd w:val="clear" w:color="auto" w:fill="FFFFFF"/>
+        <w:spacing w:line="270" w:lineRule="atLeast"/>
+        <w:rPr>
+          <w:rFonts w:ascii="Menlo" w:eastAsia="Times New Roman" w:hAnsi="Menlo" w:cs="Menlo"/>
+          <w:color w:val="000000"/>
+          <w:sz w:val="18"/>
+          <w:szCs w:val="18"/>
+          <w:lang w:eastAsia="ru-RU"/>
+        </w:rPr>
+      </w:pPr>
+      <w:r>
+        <w:rPr>
+          <w:rFonts w:ascii="Menlo" w:eastAsia="Times New Roman" w:hAnsi="Menlo" w:cs="Menlo"/>
+          <w:color w:val="000000"/>
+          <w:sz w:val="18"/>
+          <w:szCs w:val="18"/>
+          <w:lang w:eastAsia="ru-RU"/>
+        </w:rPr>
+        <w:t>When user says "медленно", "тормозит", "оптимизируй":</w:t>
+      </w:r>
+    </w:p>
+    <w:p>
+      <w:pPr>
+        <w:shd w:val="clear" w:color="auto" w:fill="FFFFFF"/>
+        <w:spacing w:line="270" w:lineRule="atLeast"/>
+        <w:rPr>
+          <w:rFonts w:ascii="Menlo" w:eastAsia="Times New Roman" w:hAnsi="Menlo" w:cs="Menlo"/>
+          <w:color w:val="000000"/>
+          <w:sz w:val="18"/>
+          <w:szCs w:val="18"/>
+          <w:lang w:eastAsia="ru-RU"/>
+        </w:rPr>
+      </w:pPr>
+      <w:r>
+        <w:rPr>
+          <w:rFonts w:ascii="Menlo" w:eastAsia="Times New Roman" w:hAnsi="Menlo" w:cs="Menlo"/>
+          <w:color w:val="000000"/>
+          <w:sz w:val="18"/>
+          <w:szCs w:val="18"/>
+          <w:lang w:eastAsia="ru-RU"/>
+        </w:rPr>
+        <w:t>→ propose /benchmark first. Say: "Сначала замерим /benchmark — без цифр оптимизация вслепую. Запустить?"</w:t>
+      </w:r>
+    </w:p>
+    <w:p>
+      <w:pPr>
+        <w:shd w:val="clear" w:color="auto" w:fill="FFFFFF"/>
+        <w:spacing w:line="270" w:lineRule="atLeast"/>
+        <w:rPr>
+          <w:rFonts w:ascii="Menlo" w:eastAsia="Times New Roman" w:hAnsi="Menlo" w:cs="Menlo"/>
+          <w:color w:val="000000"/>
+          <w:sz w:val="18"/>
+          <w:szCs w:val="18"/>
+          <w:lang w:eastAsia="ru-RU"/>
+        </w:rPr>
+      </w:pPr>
+    </w:p>
+    <w:p>
+      <w:pPr>
+        <w:shd w:val="clear" w:color="auto" w:fill="FFFFFF"/>
+        <w:spacing w:line="270" w:lineRule="atLeast"/>
+        <w:rPr>
+          <w:rFonts w:ascii="Menlo" w:eastAsia="Times New Roman" w:hAnsi="Menlo" w:cs="Menlo"/>
+          <w:color w:val="000000"/>
+          <w:sz w:val="18"/>
+          <w:szCs w:val="18"/>
+          <w:lang w:eastAsia="ru-RU"/>
+        </w:rPr>
+      </w:pPr>
+      <w:r>
+        <w:rPr>
+          <w:rFonts w:ascii="Menlo" w:eastAsia="Times New Roman" w:hAnsi="Menlo" w:cs="Menlo"/>
+          <w:color w:val="000000"/>
+          <w:sz w:val="18"/>
+          <w:szCs w:val="18"/>
+          <w:lang w:eastAsia="ru-RU"/>
+        </w:rPr>
+        <w:t>When it's end of week or user says "итоги", "что сделали":</w:t>
+      </w:r>
+    </w:p>
+    <w:p>
+      <w:pPr>
+        <w:shd w:val="clear" w:color="auto" w:fill="FFFFFF"/>
+        <w:spacing w:line="270" w:lineRule="atLeast"/>
+        <w:rPr>
+          <w:rFonts w:ascii="Menlo" w:eastAsia="Times New Roman" w:hAnsi="Menlo" w:cs="Menlo"/>
+          <w:color w:val="000000"/>
+          <w:sz w:val="18"/>
+          <w:szCs w:val="18"/>
+          <w:lang w:eastAsia="ru-RU"/>
+        </w:rPr>
+      </w:pPr>
+      <w:r>
+        <w:rPr>
+          <w:rFonts w:ascii="Menlo" w:eastAsia="Times New Roman" w:hAnsi="Menlo" w:cs="Menlo"/>
+          <w:color w:val="000000"/>
+          <w:sz w:val="18"/>
+          <w:szCs w:val="18"/>
+          <w:lang w:eastAsia="ru-RU"/>
+        </w:rPr>
+        <w:t>→ propose /retro. Say: "Запущу /retro — покажу статистику и что улучшить. Запустить?"</w:t>
+      </w:r>
+    </w:p>
+    <w:p>
+      <w:pPr>
+        <w:shd w:val="clear" w:color="auto" w:fill="FFFFFF"/>
+        <w:spacing w:line="270" w:lineRule="atLeast"/>
+        <w:rPr>
+          <w:rFonts w:ascii="Menlo" w:eastAsia="Times New Roman" w:hAnsi="Menlo" w:cs="Menlo"/>
+          <w:color w:val="000000"/>
+          <w:sz w:val="18"/>
+          <w:szCs w:val="18"/>
+          <w:lang w:eastAsia="ru-RU"/>
+        </w:rPr>
+      </w:pPr>
+    </w:p>
+    <w:p>
+      <w:pPr>
+        <w:shd w:val="clear" w:color="auto" w:fill="FFFFFF"/>
+        <w:spacing w:line="270" w:lineRule="atLeast"/>
+        <w:rPr>
+          <w:rFonts w:ascii="Menlo" w:eastAsia="Times New Roman" w:hAnsi="Menlo" w:cs="Menlo"/>
+          <w:color w:val="000000"/>
+          <w:sz w:val="18"/>
+          <w:szCs w:val="18"/>
+          <w:lang w:eastAsia="ru-RU"/>
+        </w:rPr>
+      </w:pPr>
+      <w:r>
+        <w:rPr>
+          <w:rFonts w:ascii="Menlo" w:eastAsia="Times New Roman" w:hAnsi="Menlo" w:cs="Menlo"/>
+          <w:color w:val="000000"/>
+          <w:sz w:val="18"/>
+          <w:szCs w:val="18"/>
+          <w:lang w:eastAsia="ru-RU"/>
+        </w:rPr>
+        <w:t>---</w:t>
+      </w:r>
+    </w:p>
+    <w:p>
+      <w:pPr>
+        <w:shd w:val="clear" w:color="auto" w:fill="FFFFFF"/>
+        <w:spacing w:line="270" w:lineRule="atLeast"/>
+        <w:rPr>
+          <w:rFonts w:ascii="Menlo" w:eastAsia="Times New Roman" w:hAnsi="Menlo" w:cs="Menlo"/>
+          <w:color w:val="000000"/>
+          <w:sz w:val="18"/>
+          <w:szCs w:val="18"/>
+          <w:lang w:eastAsia="ru-RU"/>
+        </w:rPr>
+      </w:pPr>
+    </w:p>
+    <w:p>
+      <w:pPr>
+        <w:shd w:val="clear" w:color="auto" w:fill="FFFFFF"/>
+        <w:spacing w:line="270" w:lineRule="atLeast"/>
+        <w:rPr>
+          <w:rFonts w:ascii="Menlo" w:eastAsia="Times New Roman" w:hAnsi="Menlo" w:cs="Menlo"/>
+          <w:color w:val="000000"/>
+          <w:sz w:val="18"/>
+          <w:szCs w:val="18"/>
+          <w:lang w:eastAsia="ru-RU"/>
+        </w:rPr>
+      </w:pPr>
+      <w:r>
+        <w:rPr>
+          <w:rFonts w:ascii="Menlo" w:eastAsia="Times New Roman" w:hAnsi="Menlo" w:cs="Menlo"/>
+          <w:b/>
+          <w:bCs/>
+          <w:color w:val="800000"/>
+          <w:sz w:val="18"/>
+          <w:szCs w:val="18"/>
+          <w:lang w:eastAsia="ru-RU"/>
+        </w:rPr>
+        <w:t>### QUALITY GATES — never skip</w:t>
+      </w:r>
+    </w:p>
+    <w:p>
+      <w:pPr>
+        <w:shd w:val="clear" w:color="auto" w:fill="FFFFFF"/>
+        <w:spacing w:line="270" w:lineRule="atLeast"/>
+        <w:rPr>
+          <w:rFonts w:ascii="Menlo" w:eastAsia="Times New Roman" w:hAnsi="Menlo" w:cs="Menlo"/>
+          <w:color w:val="000000"/>
+          <w:sz w:val="18"/>
+          <w:szCs w:val="18"/>
+          <w:lang w:eastAsia="ru-RU"/>
+        </w:rPr>
+      </w:pPr>
+    </w:p>
+    <w:p>
+      <w:pPr>
+        <w:shd w:val="clear" w:color="auto" w:fill="FFFFFF"/>
+        <w:spacing w:line="270" w:lineRule="atLeast"/>
+        <w:rPr>
+          <w:rFonts w:ascii="Menlo" w:eastAsia="Times New Roman" w:hAnsi="Menlo" w:cs="Menlo"/>
+          <w:color w:val="000000"/>
+          <w:sz w:val="18"/>
+          <w:szCs w:val="18"/>
+          <w:lang w:eastAsia="ru-RU"/>
+        </w:rPr>
+      </w:pPr>
+      <w:r>
+        <w:rPr>
+          <w:rFonts w:ascii="Menlo" w:eastAsia="Times New Roman" w:hAnsi="Menlo" w:cs="Menlo"/>
+          <w:color w:val="000000"/>
+          <w:sz w:val="18"/>
+          <w:szCs w:val="18"/>
+          <w:lang w:eastAsia="ru-RU"/>
+        </w:rPr>
+        <w:t>Before /ship: /review must have run. If not → run it first, no exceptions.</w:t>
+      </w:r>
+    </w:p>
+    <w:p>
+      <w:pPr>
+        <w:shd w:val="clear" w:color="auto" w:fill="FFFFFF"/>
+        <w:spacing w:line="270" w:lineRule="atLeast"/>
+        <w:rPr>
+          <w:rFonts w:ascii="Menlo" w:eastAsia="Times New Roman" w:hAnsi="Menlo" w:cs="Menlo"/>
+          <w:color w:val="000000"/>
+          <w:sz w:val="18"/>
+          <w:szCs w:val="18"/>
+          <w:lang w:eastAsia="ru-RU"/>
+        </w:rPr>
+      </w:pPr>
+      <w:r>
+        <w:rPr>
+          <w:rFonts w:ascii="Menlo" w:eastAsia="Times New Roman" w:hAnsi="Menlo" w:cs="Menlo"/>
+          <w:color w:val="000000"/>
+          <w:sz w:val="18"/>
+          <w:szCs w:val="18"/>
+          <w:lang w:eastAsia="ru-RU"/>
+        </w:rPr>
+        <w:t>Before /land-and-deploy: /qa must have run. If not → run it first, no exceptions.</w:t>
+      </w:r>
+    </w:p>
+    <w:p>
+      <w:pPr>
+        <w:shd w:val="clear" w:color="auto" w:fill="FFFFFF"/>
+        <w:spacing w:line="270" w:lineRule="atLeast"/>
+        <w:rPr>
+          <w:rFonts w:ascii="Menlo" w:eastAsia="Times New Roman" w:hAnsi="Menlo" w:cs="Menlo"/>
+          <w:color w:val="000000"/>
+          <w:sz w:val="18"/>
+          <w:szCs w:val="18"/>
+          <w:lang w:eastAsia="ru-RU"/>
+        </w:rPr>
+      </w:pPr>
+      <w:r>
+        <w:rPr>
+          <w:rFonts w:ascii="Menlo" w:eastAsia="Times New Roman" w:hAnsi="Menlo" w:cs="Menlo"/>
+          <w:color w:val="000000"/>
+          <w:sz w:val="18"/>
+          <w:szCs w:val="18"/>
+          <w:lang w:eastAsia="ru-RU"/>
+        </w:rPr>
+        <w:t>After every /land-and-deploy: always propose /canary automatically.</w:t>
+      </w:r>
+    </w:p>
+    <w:p>
+      <w:pPr>
+        <w:shd w:val="clear" w:color="auto" w:fill="FFFFFF"/>
+        <w:spacing w:line="270" w:lineRule="atLeast"/>
+        <w:rPr>
+          <w:rFonts w:ascii="Menlo" w:eastAsia="Times New Roman" w:hAnsi="Menlo" w:cs="Menlo"/>
+          <w:color w:val="000000"/>
+          <w:sz w:val="18"/>
+          <w:szCs w:val="18"/>
+          <w:lang w:eastAsia="ru-RU"/>
+        </w:rPr>
+      </w:pPr>
+      <w:r>
+        <w:rPr>
+          <w:rFonts w:ascii="Menlo" w:eastAsia="Times New Roman" w:hAnsi="Menlo" w:cs="Menlo"/>
+          <w:color w:val="000000"/>
+          <w:sz w:val="18"/>
+          <w:szCs w:val="18"/>
+          <w:lang w:eastAsia="ru-RU"/>
+        </w:rPr>
+        <w:t>After every bug fix: always propose /qa to verify the fix.</w:t>
+      </w:r>
+    </w:p>
+    <w:p>
+      <w:pPr>
+        <w:shd w:val="clear" w:color="auto" w:fill="FFFFFF"/>
+        <w:spacing w:line="270" w:lineRule="atLeast"/>
+        <w:rPr>
+          <w:rFonts w:ascii="Menlo" w:eastAsia="Times New Roman" w:hAnsi="Menlo" w:cs="Menlo"/>
+          <w:color w:val="000000"/>
+          <w:sz w:val="18"/>
+          <w:szCs w:val="18"/>
+          <w:lang w:eastAsia="ru-RU"/>
+        </w:rPr>
+      </w:pPr>
+    </w:p>
+    <w:p>
+      <w:pPr>
+        <w:shd w:val="clear" w:color="auto" w:fill="FFFFFF"/>
+        <w:spacing w:line="270" w:lineRule="atLeast"/>
+        <w:rPr>
+          <w:rFonts w:ascii="Menlo" w:eastAsia="Times New Roman" w:hAnsi="Menlo" w:cs="Menlo"/>
+          <w:color w:val="000000"/>
+          <w:sz w:val="18"/>
+          <w:szCs w:val="18"/>
+          <w:lang w:eastAsia="ru-RU"/>
+        </w:rPr>
+      </w:pPr>
+      <w:r>
+        <w:rPr>
+          <w:rFonts w:ascii="Menlo" w:eastAsia="Times New Roman" w:hAnsi="Menlo" w:cs="Menlo"/>
+          <w:color w:val="000000"/>
+          <w:sz w:val="18"/>
+          <w:szCs w:val="18"/>
+          <w:lang w:eastAsia="ru-RU"/>
+        </w:rPr>
+        <w:t>---</w:t>
+      </w:r>
+    </w:p>
+    <w:p>
+      <w:pPr>
+        <w:shd w:val="clear" w:color="auto" w:fill="FFFFFF"/>
+        <w:spacing w:line="270" w:lineRule="atLeast"/>
+        <w:rPr>
+          <w:rFonts w:ascii="Menlo" w:eastAsia="Times New Roman" w:hAnsi="Menlo" w:cs="Menlo"/>
+          <w:color w:val="000000"/>
+          <w:sz w:val="18"/>
+          <w:szCs w:val="18"/>
+          <w:lang w:eastAsia="ru-RU"/>
+        </w:rPr>
+      </w:pPr>
+    </w:p>
+    <w:p>
+      <w:pPr>
+        <w:shd w:val="clear" w:color="auto" w:fill="FFFFFF"/>
+        <w:spacing w:line="270" w:lineRule="atLeast"/>
+        <w:rPr>
+          <w:rFonts w:ascii="Menlo" w:eastAsia="Times New Roman" w:hAnsi="Menlo" w:cs="Menlo"/>
+          <w:color w:val="000000"/>
+          <w:sz w:val="18"/>
+          <w:szCs w:val="18"/>
+          <w:lang w:eastAsia="ru-RU"/>
+        </w:rPr>
+      </w:pPr>
+      <w:r>
+        <w:rPr>
+          <w:rFonts w:ascii="Menlo" w:eastAsia="Times New Roman" w:hAnsi="Menlo" w:cs="Menlo"/>
+          <w:b/>
+          <w:bCs/>
+          <w:color w:val="800000"/>
+          <w:sz w:val="18"/>
+          <w:szCs w:val="18"/>
+          <w:lang w:eastAsia="ru-RU"/>
+        </w:rPr>
+        <w:t>### COMMUNICATION STYLE</w:t>
+      </w:r>
+    </w:p>
+    <w:p>
+      <w:pPr>
+        <w:shd w:val="clear" w:color="auto" w:fill="FFFFFF"/>
+        <w:spacing w:line="270" w:lineRule="atLeast"/>
+        <w:rPr>
+          <w:rFonts w:ascii="Menlo" w:eastAsia="Times New Roman" w:hAnsi="Menlo" w:cs="Menlo"/>
+          <w:color w:val="000000"/>
+          <w:sz w:val="18"/>
+          <w:szCs w:val="18"/>
+          <w:lang w:eastAsia="ru-RU"/>
+        </w:rPr>
+      </w:pPr>
+    </w:p>
+    <w:p>
+      <w:pPr>
+        <w:shd w:val="clear" w:color="auto" w:fill="FFFFFF"/>
+        <w:spacing w:line="270" w:lineRule="atLeast"/>
+        <w:rPr>
+          <w:rFonts w:ascii="Menlo" w:eastAsia="Times New Roman" w:hAnsi="Menlo" w:cs="Menlo"/>
+          <w:color w:val="000000"/>
+          <w:sz w:val="18"/>
+          <w:szCs w:val="18"/>
+          <w:lang w:eastAsia="ru-RU"/>
+        </w:rPr>
+      </w:pPr>
+      <w:r>
+        <w:rPr>
+          <w:rFonts w:ascii="Menlo" w:eastAsia="Times New Roman" w:hAnsi="Menlo" w:cs="Menlo"/>
+          <w:color w:val="0451A5"/>
+          <w:sz w:val="18"/>
+          <w:szCs w:val="18"/>
+          <w:lang w:eastAsia="ru-RU"/>
+        </w:rPr>
+        <w:t>-</w:t>
+      </w:r>
+      <w:r>
+        <w:rPr>
+          <w:rFonts w:ascii="Menlo" w:eastAsia="Times New Roman" w:hAnsi="Menlo" w:cs="Menlo"/>
+          <w:color w:val="000000"/>
+          <w:sz w:val="18"/>
+          <w:szCs w:val="18"/>
+          <w:lang w:eastAsia="ru-RU"/>
+        </w:rPr>
+        <w:t xml:space="preserve"> Always explain WHY you propose a command in one sentence</w:t>
+      </w:r>
+    </w:p>
+    <w:p>
+      <w:pPr>
+        <w:shd w:val="clear" w:color="auto" w:fill="FFFFFF"/>
+        <w:spacing w:line="270" w:lineRule="atLeast"/>
+        <w:rPr>
+          <w:rFonts w:ascii="Menlo" w:eastAsia="Times New Roman" w:hAnsi="Menlo" w:cs="Menlo"/>
+          <w:color w:val="000000"/>
+          <w:sz w:val="18"/>
+          <w:szCs w:val="18"/>
+          <w:lang w:eastAsia="ru-RU"/>
+        </w:rPr>
+      </w:pPr>
+      <w:r>
+        <w:rPr>
+          <w:rFonts w:ascii="Menlo" w:eastAsia="Times New Roman" w:hAnsi="Menlo" w:cs="Menlo"/>
+          <w:color w:val="0451A5"/>
+          <w:sz w:val="18"/>
+          <w:szCs w:val="18"/>
+          <w:lang w:eastAsia="ru-RU"/>
+        </w:rPr>
+        <w:t>-</w:t>
+      </w:r>
+      <w:r>
+        <w:rPr>
+          <w:rFonts w:ascii="Menlo" w:eastAsia="Times New Roman" w:hAnsi="Menlo" w:cs="Menlo"/>
+          <w:color w:val="000000"/>
+          <w:sz w:val="18"/>
+          <w:szCs w:val="18"/>
+          <w:lang w:eastAsia="ru-RU"/>
+        </w:rPr>
+        <w:t xml:space="preserve"> Never dump a list of options — propose ONE next step at a time</w:t>
+      </w:r>
+    </w:p>
+    <w:p>
+      <w:pPr>
+        <w:shd w:val="clear" w:color="auto" w:fill="FFFFFF"/>
+        <w:spacing w:line="270" w:lineRule="atLeast"/>
+        <w:rPr>
+          <w:rFonts w:ascii="Menlo" w:eastAsia="Times New Roman" w:hAnsi="Menlo" w:cs="Menlo"/>
+          <w:color w:val="000000"/>
+          <w:sz w:val="18"/>
+          <w:szCs w:val="18"/>
+          <w:lang w:eastAsia="ru-RU"/>
+        </w:rPr>
+      </w:pPr>
+      <w:r>
+        <w:rPr>
+          <w:rFonts w:ascii="Menlo" w:eastAsia="Times New Roman" w:hAnsi="Menlo" w:cs="Menlo"/>
+          <w:color w:val="0451A5"/>
+          <w:sz w:val="18"/>
+          <w:szCs w:val="18"/>
+          <w:lang w:eastAsia="ru-RU"/>
+        </w:rPr>
+        <w:t>-</w:t>
+      </w:r>
+      <w:r>
+        <w:rPr>
+          <w:rFonts w:ascii="Menlo" w:eastAsia="Times New Roman" w:hAnsi="Menlo" w:cs="Menlo"/>
+          <w:color w:val="000000"/>
+          <w:sz w:val="18"/>
+          <w:szCs w:val="18"/>
+          <w:lang w:eastAsia="ru-RU"/>
+        </w:rPr>
+        <w:t xml:space="preserve"> If user says "да" or "давай" or "го" → run the command immediately, no extra questions</w:t>
+      </w:r>
+    </w:p>
+    <w:p>
+      <w:pPr>
+        <w:shd w:val="clear" w:color="auto" w:fill="FFFFFF"/>
+        <w:spacing w:line="270" w:lineRule="atLeast"/>
+        <w:rPr>
+          <w:rFonts w:ascii="Menlo" w:eastAsia="Times New Roman" w:hAnsi="Menlo" w:cs="Menlo"/>
+          <w:color w:val="000000"/>
+          <w:sz w:val="18"/>
+          <w:szCs w:val="18"/>
+          <w:lang w:eastAsia="ru-RU"/>
+        </w:rPr>
+      </w:pPr>
+      <w:r>
+        <w:rPr>
+          <w:rFonts w:ascii="Menlo" w:eastAsia="Times New Roman" w:hAnsi="Menlo" w:cs="Menlo"/>
+          <w:color w:val="0451A5"/>
+          <w:sz w:val="18"/>
+          <w:szCs w:val="18"/>
+          <w:lang w:eastAsia="ru-RU"/>
+        </w:rPr>
+        <w:t>-</w:t>
+      </w:r>
+      <w:r>
+        <w:rPr>
+          <w:rFonts w:ascii="Menlo" w:eastAsia="Times New Roman" w:hAnsi="Menlo" w:cs="Menlo"/>
+          <w:color w:val="000000"/>
+          <w:sz w:val="18"/>
+          <w:szCs w:val="18"/>
+          <w:lang w:eastAsia="ru-RU"/>
+        </w:rPr>
+        <w:t xml:space="preserve"> If user says "нет" or "пропустить" → move to the next step in pipeline</w:t>
+      </w:r>
+    </w:p>
+    <w:p>
+      <w:pPr>
+        <w:shd w:val="clear" w:color="auto" w:fill="FFFFFF"/>
+        <w:spacing w:line="270" w:lineRule="atLeast"/>
+        <w:rPr>
+          <w:rFonts w:ascii="Menlo" w:eastAsia="Times New Roman" w:hAnsi="Menlo" w:cs="Menlo"/>
+          <w:color w:val="000000"/>
+          <w:sz w:val="18"/>
+          <w:szCs w:val="18"/>
+          <w:lang w:eastAsia="ru-RU"/>
+        </w:rPr>
+      </w:pPr>
+      <w:r>
+        <w:rPr>
+          <w:rFonts w:ascii="Menlo" w:eastAsia="Times New Roman" w:hAnsi="Menlo" w:cs="Menlo"/>
+          <w:color w:val="0451A5"/>
+          <w:sz w:val="18"/>
+          <w:szCs w:val="18"/>
+          <w:lang w:eastAsia="ru-RU"/>
+        </w:rPr>
+        <w:t>-</w:t>
+      </w:r>
+      <w:r>
+        <w:rPr>
+          <w:rFonts w:ascii="Menlo" w:eastAsia="Times New Roman" w:hAnsi="Menlo" w:cs="Menlo"/>
+          <w:color w:val="000000"/>
+          <w:sz w:val="18"/>
+          <w:szCs w:val="18"/>
+          <w:lang w:eastAsia="ru-RU"/>
+        </w:rPr>
+        <w:t xml:space="preserve"> After completing the full pipeline → say: "</w:t>
+      </w:r>
+      <w:r>
+        <w:rPr>
+          <w:rFonts w:ascii="Apple Color Emoji" w:eastAsia="Times New Roman" w:hAnsi="Apple Color Emoji" w:cs="Apple Color Emoji"/>
+          <w:color w:val="000000"/>
+          <w:sz w:val="18"/>
+          <w:szCs w:val="18"/>
+          <w:lang w:eastAsia="ru-RU"/>
+        </w:rPr>
+        <w:t>🏁</w:t>
+      </w:r>
+      <w:r>
+        <w:rPr>
+          <w:rFonts w:ascii="Menlo" w:eastAsia="Times New Roman" w:hAnsi="Menlo" w:cs="Menlo"/>
+          <w:color w:val="000000"/>
+          <w:sz w:val="18"/>
+          <w:szCs w:val="18"/>
+          <w:lang w:eastAsia="ru-RU"/>
+        </w:rPr>
+        <w:t xml:space="preserve"> Готово. Фича прошла полный цикл: план → код → ревью → тест → прод → мониторинг."</w:t>
+      </w:r>
+    </w:p>
+    <w:p>
+      <w:pPr>
+        <w:shd w:val="clear" w:color="auto" w:fill="FFFFFF"/>
+        <w:spacing w:line="270" w:lineRule="atLeast"/>
+        <w:rPr>
+          <w:rFonts w:ascii="Menlo" w:eastAsia="Times New Roman" w:hAnsi="Menlo" w:cs="Menlo"/>
+          <w:color w:val="000000"/>
+          <w:sz w:val="18"/>
+          <w:szCs w:val="18"/>
+          <w:lang w:eastAsia="ru-RU"/>
+        </w:rPr>
+      </w:pPr>
+    </w:p>
+    <w:p>
+      <w:pPr>
+        <w:shd w:val="clear" w:color="auto" w:fill="FFFFFF"/>
+        <w:spacing w:line="270" w:lineRule="atLeast"/>
+        <w:rPr>
+          <w:rFonts w:ascii="Menlo" w:eastAsia="Times New Roman" w:hAnsi="Menlo" w:cs="Menlo"/>
+          <w:color w:val="000000"/>
+          <w:sz w:val="18"/>
+          <w:szCs w:val="18"/>
+          <w:lang w:eastAsia="ru-RU"/>
+        </w:rPr>
+      </w:pPr>
+      <w:r>
+        <w:rPr>
+          <w:rFonts w:ascii="Menlo" w:eastAsia="Times New Roman" w:hAnsi="Menlo" w:cs="Menlo"/>
+          <w:color w:val="000000"/>
+          <w:sz w:val="18"/>
+          <w:szCs w:val="18"/>
+          <w:lang w:eastAsia="ru-RU"/>
+        </w:rPr>
+        <w:t>---</w:t>
+      </w:r>
+    </w:p>
+    <w:p>
+      <w:pPr>
+        <w:shd w:val="clear" w:color="auto" w:fill="FFFFFF"/>
+        <w:spacing w:line="270" w:lineRule="atLeast"/>
+        <w:rPr>
+          <w:rFonts w:ascii="Menlo" w:eastAsia="Times New Roman" w:hAnsi="Menlo" w:cs="Menlo"/>
+          <w:color w:val="000000"/>
+          <w:sz w:val="18"/>
+          <w:szCs w:val="18"/>
+          <w:lang w:eastAsia="ru-RU"/>
+        </w:rPr>
+      </w:pPr>
+    </w:p>
+    <w:p>
+      <w:pPr>
+        <w:shd w:val="clear" w:color="auto" w:fill="FFFFFF"/>
+        <w:spacing w:line="270" w:lineRule="atLeast"/>
+        <w:rPr>
+          <w:rFonts w:ascii="Menlo" w:eastAsia="Times New Roman" w:hAnsi="Menlo" w:cs="Menlo"/>
+          <w:color w:val="000000"/>
+          <w:sz w:val="18"/>
+          <w:szCs w:val="18"/>
+          <w:lang w:eastAsia="ru-RU"/>
+        </w:rPr>
+      </w:pPr>
+      <w:r>
+        <w:rPr>
+          <w:rFonts w:ascii="Menlo" w:eastAsia="Times New Roman" w:hAnsi="Menlo" w:cs="Menlo"/>
+          <w:color w:val="000000"/>
+          <w:sz w:val="18"/>
+          <w:szCs w:val="18"/>
+          <w:lang w:eastAsia="ru-RU"/>
+        </w:rPr>
+        <w:t>Available skills: /office-hours, /plan-ceo-review, /plan-eng-review, /plan-design-review, /design-consultation, /design-shotgun, /design-html, /review, /ship, /land-and-deploy, /canary, /benchmark, /browse, /connect-chrome, /qa, /qa-only, /design-</w:t>
+      </w:r>
+      <w:r>
+        <w:rPr>
+          <w:rFonts w:ascii="Menlo" w:eastAsia="Times New Roman" w:hAnsi="Menlo" w:cs="Menlo"/>
+          <w:color w:val="000000"/>
+          <w:sz w:val="18"/>
+          <w:szCs w:val="18"/>
+          <w:lang w:eastAsia="ru-RU"/>
+        </w:rPr>
+        <w:lastRenderedPageBreak/>
+        <w:t>review, /setup-browser-cookies, /setup-deploy, /setup-gbrain, /retro, /investigate, /document-release, /document-generate, /codex, /cso, /autoplan, /plan-devex-review, /devex-review, /careful, /freeze, /guard, /unfreeze, /gstack-upgrade, /learn.</w:t>
       </w:r>
     </w:p>
     <w:p/>
-    <w:p>
-      <w:r>
-        <w:t>## Как работаем</w:t>
-      </w:r>
-    </w:p>
-    <w:p/>
-    <w:p>
-      <w:r>
-        <w:t>### Оспаривай мои решения</w:t>
-      </w:r>
-    </w:p>
-    <w:p>
-      <w:r>
-        <w:t>Если мой подход неоптимальный, если есть лучшее решение — скажи прямо.</w:t>
-      </w:r>
-    </w:p>
-    <w:p>
-      <w:r>
-        <w:t>Не соглашайся просто потому, что я так сказал. Ты не подхалим — ты советник.</w:t>
-      </w:r>
-    </w:p>
-    <w:p>
-      <w:r>
-        <w:t>Пример: я прошу «сделай через таблицу» — если для задачи лучше база данных, скажи это и объясни почему.</w:t>
-      </w:r>
-    </w:p>
-    <w:p/>
-    <w:p>
-      <w:r>
-        <w:t>### Структура ответа</w:t>
-      </w:r>
-    </w:p>
-    <w:p>
-      <w:r>
-        <w:t>Каждый ответ должен быть в формате:</w:t>
-      </w:r>
-    </w:p>
-    <w:p>
-      <w:r>
-        <w:t>— Что сделано (конкретно, по фактам)</w:t>
-      </w:r>
-    </w:p>
-    <w:p>
-      <w:r>
-        <w:t>— Что нужно от меня (решения, уточнения, доступы)</w:t>
-      </w:r>
-    </w:p>
-    <w:p>
-      <w:r>
-        <w:t>— Следующий шаг (что делаем дальше)</w:t>
-      </w:r>
-    </w:p>
-    <w:p/>
-    <w:p>
-      <w:r>
-        <w:t>Если всё ясно и следующий шаг очевиден — сразу делай. Не переспрашивай лишний раз.</w:t>
-      </w:r>
-    </w:p>
-    <w:p/>
-    <w:p>
-      <w:r>
-        <w:t>### Предлагай улучшения</w:t>
-      </w:r>
-    </w:p>
-    <w:p>
-      <w:r>
-        <w:t xml:space="preserve">После каждой выполненной задачи — одним предложением </w:t>
-      </w:r>
-      <w:proofErr w:type="gramStart"/>
-      <w:r>
-        <w:t>скажи</w:t>
-      </w:r>
-      <w:proofErr w:type="gramEnd"/>
-      <w:r>
-        <w:t xml:space="preserve"> что ещё можно автоматизировать или оптимизировать.</w:t>
-      </w:r>
-    </w:p>
-    <w:p>
-      <w:r>
-        <w:t xml:space="preserve">Не обязательно реализовывать, но замечай возможности: </w:t>
-      </w:r>
-      <w:proofErr w:type="gramStart"/>
-      <w:r>
-        <w:t>рутина</w:t>
-      </w:r>
-      <w:proofErr w:type="gramEnd"/>
-      <w:r>
-        <w:t xml:space="preserve"> которая повторяется, потенциал для </w:t>
-      </w:r>
-      <w:proofErr w:type="spellStart"/>
-      <w:r>
-        <w:t>скилла</w:t>
-      </w:r>
-      <w:proofErr w:type="spellEnd"/>
-      <w:r>
-        <w:t>, дубли в коде.</w:t>
-      </w:r>
-    </w:p>
-    <w:p/>
-    <w:p>
-      <w:r>
-        <w:t>### Возьми на себя все задачи</w:t>
-      </w:r>
-    </w:p>
-    <w:p>
-      <w:r>
-        <w:t>Твоя ключевая задача — освободить моё время.</w:t>
-      </w:r>
-    </w:p>
-    <w:p>
-      <w:r>
-        <w:t>Всё что можешь сделать ты — делай ты. Не спрашивай меня про очевидное.</w:t>
-      </w:r>
-    </w:p>
-    <w:p>
-      <w:r>
-        <w:t>Если решение есть у тебя — принимай его сам и отчитайся. Не перекидывай мне выбор, который ты можешь сделать лучше.</w:t>
-      </w:r>
-    </w:p>
     <w:sectPr>
       <w:pgSz w:w="11906" w:h="16838"/>
       <w:pgMar w:top="1134" w:right="850" w:bottom="1134" w:left="1701" w:header="708" w:footer="708" w:gutter="0"/>
